--- a/output/doc/c0-n-star-instructor-controlled-reveal-sheets.docx
+++ b/output/doc/c0-n-star-instructor-controlled-reveal-sheets.docx
@@ -4651,20 +4651,20 @@
     <w:tbl>
       <w:tblPr>
         <w:tblStyle w:val="Table"/>
-        <w:tblW w:type="pct" w:w="5000"/>
+        <w:tblW w:type="dxa" w:w="9994"/>
         <w:jc w:val="center"/>
-        <w:tblLayout w:type="autofit"/>
+        <w:tblLayout w:type="fixed"/>
         <w:tblLook w:firstRow="1" w:lastRow="0" w:firstColumn="0" w:lastColumn="0" w:noHBand="0" w:noVBand="0" w:val="0020"/>
       </w:tblPr>
       <w:tblGrid>
-        <w:gridCol w:w="990"/>
-        <w:gridCol w:w="990"/>
-        <w:gridCol w:w="990"/>
-        <w:gridCol w:w="990"/>
-        <w:gridCol w:w="990"/>
-        <w:gridCol w:w="990"/>
-        <w:gridCol w:w="990"/>
-        <w:gridCol w:w="990"/>
+        <w:gridCol w:w="1599"/>
+        <w:gridCol w:w="1199"/>
+        <w:gridCol w:w="1199"/>
+        <w:gridCol w:w="1199"/>
+        <w:gridCol w:w="1199"/>
+        <w:gridCol w:w="1199"/>
+        <w:gridCol w:w="1199"/>
+        <w:gridCol w:w="1201"/>
       </w:tblGrid>
       <w:tr>
         <w:trPr>
@@ -4673,6 +4673,1408 @@
         </w:trPr>
         <w:tc>
           <w:tcPr>
+            <w:tcW w:w="1599" w:type="dxa"/>
+            <w:vAlign w:val="center"/>
+            <w:tcMar>
+              <w:top w:w="55" w:type="dxa"/>
+              <w:bottom w:w="55" w:type="dxa"/>
+              <w:start w:w="40" w:type="dxa"/>
+              <w:end w:w="40" w:type="dxa"/>
+            </w:tcMar>
+            <w:shd w:fill="1B344C" w:val="clear"/>
+          </w:tcPr>
+          <w:p>
+            <w:pPr>
+              <w:pStyle w:val="Compact"/>
+              <w:spacing w:before="0" w:after="40" w:line="240" w:lineRule="auto"/>
+            </w:pPr>
+            <w:r>
+              <w:rPr>
+                <w:rFonts w:ascii="Liberation Sans" w:hAnsi="Liberation Sans" w:eastAsia="Liberation Sans" w:cs="Liberation Sans"/>
+                <w:b/>
+                <w:color w:val="FFFFFF"/>
+                <w:sz w:val="16"/>
+              </w:rPr>
+              <w:t xml:space="preserve">Synthetic condition</w:t>
+            </w:r>
+          </w:p>
+        </w:tc>
+        <w:tc>
+          <w:tcPr>
+            <w:tcW w:w="1199" w:type="dxa"/>
+            <w:vAlign w:val="center"/>
+            <w:tcMar>
+              <w:top w:w="55" w:type="dxa"/>
+              <w:bottom w:w="55" w:type="dxa"/>
+              <w:start w:w="40" w:type="dxa"/>
+              <w:end w:w="40" w:type="dxa"/>
+            </w:tcMar>
+            <w:shd w:fill="1B344C" w:val="clear"/>
+          </w:tcPr>
+          <w:p>
+            <w:pPr>
+              <w:pStyle w:val="Compact"/>
+              <w:spacing w:before="0" w:after="40" w:line="240" w:lineRule="auto"/>
+              <w:jc w:val="center"/>
+            </w:pPr>
+            <w:r>
+              <w:rPr>
+                <w:rFonts w:ascii="Liberation Sans" w:hAnsi="Liberation Sans" w:eastAsia="Liberation Sans" w:cs="Liberation Sans"/>
+                <w:b/>
+                <w:color w:val="FFFFFF"/>
+                <w:sz w:val="16"/>
+              </w:rPr>
+              <w:t xml:space="preserve">Interval</w:t>
+            </w:r>
+          </w:p>
+        </w:tc>
+        <w:tc>
+          <w:tcPr>
+            <w:tcW w:w="1199" w:type="dxa"/>
+            <w:vAlign w:val="center"/>
+            <w:tcMar>
+              <w:top w:w="55" w:type="dxa"/>
+              <w:bottom w:w="55" w:type="dxa"/>
+              <w:start w:w="40" w:type="dxa"/>
+              <w:end w:w="40" w:type="dxa"/>
+            </w:tcMar>
+            <w:shd w:fill="1B344C" w:val="clear"/>
+          </w:tcPr>
+          <w:p>
+            <w:pPr>
+              <w:pStyle w:val="Compact"/>
+              <w:spacing w:before="0" w:after="40" w:line="240" w:lineRule="auto"/>
+              <w:jc w:val="center"/>
+            </w:pPr>
+            <w:r>
+              <w:rPr>
+                <w:rFonts w:ascii="Liberation Sans" w:hAnsi="Liberation Sans" w:eastAsia="Liberation Sans" w:cs="Liberation Sans"/>
+                <w:b/>
+                <w:color w:val="FFFFFF"/>
+                <w:sz w:val="16"/>
+              </w:rPr>
+              <w:t xml:space="preserve">Fidelity</w:t>
+            </w:r>
+          </w:p>
+        </w:tc>
+        <w:tc>
+          <w:tcPr>
+            <w:tcW w:w="1199" w:type="dxa"/>
+            <w:vAlign w:val="center"/>
+            <w:tcMar>
+              <w:top w:w="55" w:type="dxa"/>
+              <w:bottom w:w="55" w:type="dxa"/>
+              <w:start w:w="40" w:type="dxa"/>
+              <w:end w:w="40" w:type="dxa"/>
+            </w:tcMar>
+            <w:shd w:fill="1B344C" w:val="clear"/>
+          </w:tcPr>
+          <w:p>
+            <w:pPr>
+              <w:pStyle w:val="Compact"/>
+              <w:spacing w:before="0" w:after="40" w:line="240" w:lineRule="auto"/>
+              <w:jc w:val="center"/>
+            </w:pPr>
+            <w:r>
+              <w:rPr>
+                <w:rFonts w:ascii="Liberation Sans" w:hAnsi="Liberation Sans" w:eastAsia="Liberation Sans" w:cs="Liberation Sans"/>
+                <w:b/>
+                <w:color w:val="FFFFFF"/>
+                <w:sz w:val="16"/>
+              </w:rPr>
+              <w:t>V</w:t>
+            </w:r>
+          </w:p>
+        </w:tc>
+        <w:tc>
+          <w:tcPr>
+            <w:tcW w:w="1199" w:type="dxa"/>
+            <w:vAlign w:val="center"/>
+            <w:tcMar>
+              <w:top w:w="55" w:type="dxa"/>
+              <w:bottom w:w="55" w:type="dxa"/>
+              <w:start w:w="40" w:type="dxa"/>
+              <w:end w:w="40" w:type="dxa"/>
+            </w:tcMar>
+            <w:shd w:fill="1B344C" w:val="clear"/>
+          </w:tcPr>
+          <w:p>
+            <w:pPr>
+              <w:pStyle w:val="Compact"/>
+              <w:spacing w:before="0" w:after="40" w:line="240" w:lineRule="auto"/>
+              <w:jc w:val="center"/>
+            </w:pPr>
+            <w:r>
+              <w:rPr>
+                <w:rFonts w:ascii="Liberation Sans" w:hAnsi="Liberation Sans" w:eastAsia="Liberation Sans" w:cs="Liberation Sans"/>
+                <w:b/>
+                <w:color w:val="FFFFFF"/>
+                <w:sz w:val="16"/>
+              </w:rPr>
+              <w:t>N₁</w:t>
+            </w:r>
+          </w:p>
+        </w:tc>
+        <w:tc>
+          <w:tcPr>
+            <w:tcW w:w="1199" w:type="dxa"/>
+            <w:vAlign w:val="center"/>
+            <w:tcMar>
+              <w:top w:w="55" w:type="dxa"/>
+              <w:bottom w:w="55" w:type="dxa"/>
+              <w:start w:w="40" w:type="dxa"/>
+              <w:end w:w="40" w:type="dxa"/>
+            </w:tcMar>
+            <w:shd w:fill="1B344C" w:val="clear"/>
+          </w:tcPr>
+          <w:p>
+            <w:pPr>
+              <w:pStyle w:val="Compact"/>
+              <w:spacing w:before="0" w:after="40" w:line="240" w:lineRule="auto"/>
+              <w:jc w:val="center"/>
+            </w:pPr>
+            <w:r>
+              <w:rPr>
+                <w:rFonts w:ascii="Liberation Sans" w:hAnsi="Liberation Sans" w:eastAsia="Liberation Sans" w:cs="Liberation Sans"/>
+                <w:b/>
+                <w:color w:val="FFFFFF"/>
+                <w:sz w:val="16"/>
+              </w:rPr>
+              <w:t>N₂</w:t>
+            </w:r>
+          </w:p>
+        </w:tc>
+        <w:tc>
+          <w:tcPr>
+            <w:tcW w:w="1199" w:type="dxa"/>
+            <w:vAlign w:val="center"/>
+            <w:tcMar>
+              <w:top w:w="55" w:type="dxa"/>
+              <w:bottom w:w="55" w:type="dxa"/>
+              <w:start w:w="40" w:type="dxa"/>
+              <w:end w:w="40" w:type="dxa"/>
+            </w:tcMar>
+            <w:shd w:fill="1B344C" w:val="clear"/>
+          </w:tcPr>
+          <w:p>
+            <w:pPr>
+              <w:pStyle w:val="Compact"/>
+              <w:spacing w:before="0" w:after="40" w:line="240" w:lineRule="auto"/>
+              <w:jc w:val="center"/>
+            </w:pPr>
+            <w:r>
+              <w:rPr>
+                <w:rFonts w:ascii="Liberation Sans" w:hAnsi="Liberation Sans" w:eastAsia="Liberation Sans" w:cs="Liberation Sans"/>
+                <w:b/>
+                <w:color w:val="FFFFFF"/>
+                <w:sz w:val="16"/>
+              </w:rPr>
+              <w:t>N₃</w:t>
+            </w:r>
+          </w:p>
+        </w:tc>
+        <w:tc>
+          <w:tcPr>
+            <w:tcW w:w="1201" w:type="dxa"/>
+            <w:vAlign w:val="center"/>
+            <w:tcMar>
+              <w:top w:w="55" w:type="dxa"/>
+              <w:bottom w:w="55" w:type="dxa"/>
+              <w:start w:w="40" w:type="dxa"/>
+              <w:end w:w="40" w:type="dxa"/>
+            </w:tcMar>
+            <w:shd w:fill="1B344C" w:val="clear"/>
+          </w:tcPr>
+          <w:p>
+            <w:pPr>
+              <w:pStyle w:val="Compact"/>
+              <w:spacing w:before="0" w:after="40" w:line="240" w:lineRule="auto"/>
+              <w:jc w:val="center"/>
+            </w:pPr>
+            <w:r>
+              <w:rPr>
+                <w:rFonts w:ascii="Liberation Sans" w:hAnsi="Liberation Sans" w:eastAsia="Liberation Sans" w:cs="Liberation Sans"/>
+                <w:b/>
+                <w:color w:val="FFFFFF"/>
+                <w:sz w:val="16"/>
+              </w:rPr>
+              <w:t xml:space="preserve">Report accuracy</w:t>
+            </w:r>
+          </w:p>
+        </w:tc>
+      </w:tr>
+      <w:tr>
+        <w:trPr>
+          <w:cantSplit/>
+        </w:trPr>
+        <w:tc>
+          <w:tcPr>
+            <w:tcW w:w="1599" w:type="dxa"/>
+            <w:vAlign w:val="center"/>
+            <w:tcMar>
+              <w:top w:w="55" w:type="dxa"/>
+              <w:bottom w:w="55" w:type="dxa"/>
+              <w:start w:w="40" w:type="dxa"/>
+              <w:end w:w="40" w:type="dxa"/>
+            </w:tcMar>
+            <w:shd w:fill="FFFFFF" w:val="clear"/>
+          </w:tcPr>
+          <w:p>
+            <w:pPr>
+              <w:pStyle w:val="Compact"/>
+              <w:spacing w:before="0" w:after="40" w:line="240" w:lineRule="auto"/>
+            </w:pPr>
+            <w:r>
+              <w:rPr>
+                <w:rFonts w:ascii="Liberation Sans" w:hAnsi="Liberation Sans" w:eastAsia="Liberation Sans" w:cs="Liberation Sans"/>
+                <w:color w:val="232A30"/>
+                <w:sz w:val="16"/>
+              </w:rPr>
+              <w:t xml:space="preserve">Early interruption</w:t>
+            </w:r>
+          </w:p>
+        </w:tc>
+        <w:tc>
+          <w:tcPr>
+            <w:tcW w:w="1199" w:type="dxa"/>
+            <w:vAlign w:val="center"/>
+            <w:tcMar>
+              <w:top w:w="55" w:type="dxa"/>
+              <w:bottom w:w="55" w:type="dxa"/>
+              <w:start w:w="40" w:type="dxa"/>
+              <w:end w:w="40" w:type="dxa"/>
+            </w:tcMar>
+            <w:shd w:fill="FFFFFF" w:val="clear"/>
+          </w:tcPr>
+          <w:p>
+            <w:pPr>
+              <w:pStyle w:val="Compact"/>
+              <w:spacing w:before="0" w:after="40" w:line="240" w:lineRule="auto"/>
+              <w:jc w:val="center"/>
+            </w:pPr>
+            <w:r>
+              <w:rPr>
+                <w:rFonts w:ascii="Liberation Sans" w:hAnsi="Liberation Sans" w:eastAsia="Liberation Sans" w:cs="Liberation Sans"/>
+                <w:color w:val="232A30"/>
+                <w:sz w:val="16"/>
+              </w:rPr>
+              <w:t xml:space="preserve">55-85 ms</w:t>
+            </w:r>
+          </w:p>
+        </w:tc>
+        <w:tc>
+          <w:tcPr>
+            <w:tcW w:w="1199" w:type="dxa"/>
+            <w:vAlign w:val="center"/>
+            <w:tcMar>
+              <w:top w:w="55" w:type="dxa"/>
+              <w:bottom w:w="55" w:type="dxa"/>
+              <w:start w:w="40" w:type="dxa"/>
+              <w:end w:w="40" w:type="dxa"/>
+            </w:tcMar>
+            <w:shd w:fill="FFFFFF" w:val="clear"/>
+          </w:tcPr>
+          <w:p>
+            <w:pPr>
+              <w:pStyle w:val="Compact"/>
+              <w:spacing w:before="0" w:after="40" w:line="240" w:lineRule="auto"/>
+              <w:jc w:val="center"/>
+            </w:pPr>
+            <w:r>
+              <w:rPr>
+                <w:rFonts w:ascii="Liberation Sans" w:hAnsi="Liberation Sans" w:eastAsia="Liberation Sans" w:cs="Liberation Sans"/>
+                <w:color w:val="232A30"/>
+                <w:sz w:val="16"/>
+              </w:rPr>
+              <w:t>.40[.34,.46]</w:t>
+            </w:r>
+          </w:p>
+        </w:tc>
+        <w:tc>
+          <w:tcPr>
+            <w:tcW w:w="1199" w:type="dxa"/>
+            <w:vAlign w:val="center"/>
+            <w:tcMar>
+              <w:top w:w="55" w:type="dxa"/>
+              <w:bottom w:w="55" w:type="dxa"/>
+              <w:start w:w="40" w:type="dxa"/>
+              <w:end w:w="40" w:type="dxa"/>
+            </w:tcMar>
+            <w:shd w:fill="FFFFFF" w:val="clear"/>
+          </w:tcPr>
+          <w:p>
+            <w:pPr>
+              <w:pStyle w:val="Compact"/>
+              <w:spacing w:before="0" w:after="40" w:line="240" w:lineRule="auto"/>
+              <w:jc w:val="center"/>
+            </w:pPr>
+            <w:r>
+              <w:rPr>
+                <w:rFonts w:ascii="Liberation Sans" w:hAnsi="Liberation Sans" w:eastAsia="Liberation Sans" w:cs="Liberation Sans"/>
+                <w:color w:val="232A30"/>
+                <w:sz w:val="16"/>
+              </w:rPr>
+              <w:t>.79[.73,.85]</w:t>
+            </w:r>
+          </w:p>
+        </w:tc>
+        <w:tc>
+          <w:tcPr>
+            <w:tcW w:w="1199" w:type="dxa"/>
+            <w:vAlign w:val="center"/>
+            <w:tcMar>
+              <w:top w:w="55" w:type="dxa"/>
+              <w:bottom w:w="55" w:type="dxa"/>
+              <w:start w:w="40" w:type="dxa"/>
+              <w:end w:w="40" w:type="dxa"/>
+            </w:tcMar>
+            <w:shd w:fill="FFFFFF" w:val="clear"/>
+          </w:tcPr>
+          <w:p>
+            <w:pPr>
+              <w:pStyle w:val="Compact"/>
+              <w:spacing w:before="0" w:after="40" w:line="240" w:lineRule="auto"/>
+              <w:jc w:val="center"/>
+            </w:pPr>
+            <w:r>
+              <w:rPr>
+                <w:rFonts w:ascii="Liberation Sans" w:hAnsi="Liberation Sans" w:eastAsia="Liberation Sans" w:cs="Liberation Sans"/>
+                <w:color w:val="232A30"/>
+                <w:sz w:val="16"/>
+              </w:rPr>
+              <w:t>.51[.45,.57]</w:t>
+            </w:r>
+          </w:p>
+        </w:tc>
+        <w:tc>
+          <w:tcPr>
+            <w:tcW w:w="1199" w:type="dxa"/>
+            <w:vAlign w:val="center"/>
+            <w:tcMar>
+              <w:top w:w="55" w:type="dxa"/>
+              <w:bottom w:w="55" w:type="dxa"/>
+              <w:start w:w="40" w:type="dxa"/>
+              <w:end w:w="40" w:type="dxa"/>
+            </w:tcMar>
+            <w:shd w:fill="FFFFFF" w:val="clear"/>
+          </w:tcPr>
+          <w:p>
+            <w:pPr>
+              <w:pStyle w:val="Compact"/>
+              <w:spacing w:before="0" w:after="40" w:line="240" w:lineRule="auto"/>
+              <w:jc w:val="center"/>
+            </w:pPr>
+            <w:r>
+              <w:rPr>
+                <w:rFonts w:ascii="Liberation Sans" w:hAnsi="Liberation Sans" w:eastAsia="Liberation Sans" w:cs="Liberation Sans"/>
+                <w:color w:val="232A30"/>
+                <w:sz w:val="16"/>
+              </w:rPr>
+              <w:t>.48[.42,.54]</w:t>
+            </w:r>
+          </w:p>
+        </w:tc>
+        <w:tc>
+          <w:tcPr>
+            <w:tcW w:w="1199" w:type="dxa"/>
+            <w:vAlign w:val="center"/>
+            <w:tcMar>
+              <w:top w:w="55" w:type="dxa"/>
+              <w:bottom w:w="55" w:type="dxa"/>
+              <w:start w:w="40" w:type="dxa"/>
+              <w:end w:w="40" w:type="dxa"/>
+            </w:tcMar>
+            <w:shd w:fill="FFFFFF" w:val="clear"/>
+          </w:tcPr>
+          <w:p>
+            <w:pPr>
+              <w:pStyle w:val="Compact"/>
+              <w:spacing w:before="0" w:after="40" w:line="240" w:lineRule="auto"/>
+              <w:jc w:val="center"/>
+            </w:pPr>
+            <w:r>
+              <w:rPr>
+                <w:rFonts w:ascii="Liberation Sans" w:hAnsi="Liberation Sans" w:eastAsia="Liberation Sans" w:cs="Liberation Sans"/>
+                <w:color w:val="232A30"/>
+                <w:sz w:val="16"/>
+              </w:rPr>
+              <w:t>.31[.25,.37]</w:t>
+            </w:r>
+          </w:p>
+        </w:tc>
+        <w:tc>
+          <w:tcPr>
+            <w:tcW w:w="1201" w:type="dxa"/>
+            <w:vAlign w:val="center"/>
+            <w:tcMar>
+              <w:top w:w="55" w:type="dxa"/>
+              <w:bottom w:w="55" w:type="dxa"/>
+              <w:start w:w="40" w:type="dxa"/>
+              <w:end w:w="40" w:type="dxa"/>
+            </w:tcMar>
+            <w:shd w:fill="FFFFFF" w:val="clear"/>
+          </w:tcPr>
+          <w:p>
+            <w:pPr>
+              <w:pStyle w:val="Compact"/>
+              <w:spacing w:before="0" w:after="40" w:line="240" w:lineRule="auto"/>
+              <w:jc w:val="center"/>
+            </w:pPr>
+            <w:r>
+              <w:rPr>
+                <w:rFonts w:ascii="Liberation Sans" w:hAnsi="Liberation Sans" w:eastAsia="Liberation Sans" w:cs="Liberation Sans"/>
+                <w:color w:val="232A30"/>
+                <w:sz w:val="16"/>
+              </w:rPr>
+              <w:t>.33[.27,.39]</w:t>
+            </w:r>
+          </w:p>
+        </w:tc>
+      </w:tr>
+      <w:tr>
+        <w:trPr>
+          <w:cantSplit/>
+        </w:trPr>
+        <w:tc>
+          <w:tcPr>
+            <w:tcW w:w="1599" w:type="dxa"/>
+            <w:vAlign w:val="center"/>
+            <w:tcMar>
+              <w:top w:w="55" w:type="dxa"/>
+              <w:bottom w:w="55" w:type="dxa"/>
+              <w:start w:w="40" w:type="dxa"/>
+              <w:end w:w="40" w:type="dxa"/>
+            </w:tcMar>
+            <w:shd w:fill="F4F6F7" w:val="clear"/>
+          </w:tcPr>
+          <w:p>
+            <w:pPr>
+              <w:pStyle w:val="Compact"/>
+              <w:spacing w:before="0" w:after="40" w:line="240" w:lineRule="auto"/>
+            </w:pPr>
+            <w:r>
+              <w:rPr>
+                <w:rFonts w:ascii="Liberation Sans" w:hAnsi="Liberation Sans" w:eastAsia="Liberation Sans" w:cs="Liberation Sans"/>
+                <w:color w:val="232A30"/>
+                <w:sz w:val="16"/>
+              </w:rPr>
+              <w:t xml:space="preserve">Target return-path cut</w:t>
+            </w:r>
+          </w:p>
+        </w:tc>
+        <w:tc>
+          <w:tcPr>
+            <w:tcW w:w="1199" w:type="dxa"/>
+            <w:vAlign w:val="center"/>
+            <w:tcMar>
+              <w:top w:w="55" w:type="dxa"/>
+              <w:bottom w:w="55" w:type="dxa"/>
+              <w:start w:w="40" w:type="dxa"/>
+              <w:end w:w="40" w:type="dxa"/>
+            </w:tcMar>
+            <w:shd w:fill="F4F6F7" w:val="clear"/>
+          </w:tcPr>
+          <w:p>
+            <w:pPr>
+              <w:pStyle w:val="Compact"/>
+              <w:spacing w:before="0" w:after="40" w:line="240" w:lineRule="auto"/>
+              <w:jc w:val="center"/>
+            </w:pPr>
+            <w:r>
+              <w:rPr>
+                <w:rFonts w:ascii="Liberation Sans" w:hAnsi="Liberation Sans" w:eastAsia="Liberation Sans" w:cs="Liberation Sans"/>
+                <w:color w:val="232A30"/>
+                <w:sz w:val="16"/>
+              </w:rPr>
+              <w:t xml:space="preserve">145-180 ms</w:t>
+            </w:r>
+          </w:p>
+        </w:tc>
+        <w:tc>
+          <w:tcPr>
+            <w:tcW w:w="1199" w:type="dxa"/>
+            <w:vAlign w:val="center"/>
+            <w:tcMar>
+              <w:top w:w="55" w:type="dxa"/>
+              <w:bottom w:w="55" w:type="dxa"/>
+              <w:start w:w="40" w:type="dxa"/>
+              <w:end w:w="40" w:type="dxa"/>
+            </w:tcMar>
+            <w:shd w:fill="F4F6F7" w:val="clear"/>
+          </w:tcPr>
+          <w:p>
+            <w:pPr>
+              <w:pStyle w:val="Compact"/>
+              <w:spacing w:before="0" w:after="40" w:line="240" w:lineRule="auto"/>
+              <w:jc w:val="center"/>
+            </w:pPr>
+            <w:r>
+              <w:rPr>
+                <w:rFonts w:ascii="Liberation Sans" w:hAnsi="Liberation Sans" w:eastAsia="Liberation Sans" w:cs="Liberation Sans"/>
+                <w:color w:val="232A30"/>
+                <w:sz w:val="16"/>
+              </w:rPr>
+              <w:t>.82[.77,.87]</w:t>
+            </w:r>
+          </w:p>
+        </w:tc>
+        <w:tc>
+          <w:tcPr>
+            <w:tcW w:w="1199" w:type="dxa"/>
+            <w:vAlign w:val="center"/>
+            <w:tcMar>
+              <w:top w:w="55" w:type="dxa"/>
+              <w:bottom w:w="55" w:type="dxa"/>
+              <w:start w:w="40" w:type="dxa"/>
+              <w:end w:w="40" w:type="dxa"/>
+            </w:tcMar>
+            <w:shd w:fill="F4F6F7" w:val="clear"/>
+          </w:tcPr>
+          <w:p>
+            <w:pPr>
+              <w:pStyle w:val="Compact"/>
+              <w:spacing w:before="0" w:after="40" w:line="240" w:lineRule="auto"/>
+              <w:jc w:val="center"/>
+            </w:pPr>
+            <w:r>
+              <w:rPr>
+                <w:rFonts w:ascii="Liberation Sans" w:hAnsi="Liberation Sans" w:eastAsia="Liberation Sans" w:cs="Liberation Sans"/>
+                <w:color w:val="232A30"/>
+                <w:sz w:val="16"/>
+              </w:rPr>
+              <w:t>.79[.73,.85]</w:t>
+            </w:r>
+          </w:p>
+        </w:tc>
+        <w:tc>
+          <w:tcPr>
+            <w:tcW w:w="1199" w:type="dxa"/>
+            <w:vAlign w:val="center"/>
+            <w:tcMar>
+              <w:top w:w="55" w:type="dxa"/>
+              <w:bottom w:w="55" w:type="dxa"/>
+              <w:start w:w="40" w:type="dxa"/>
+              <w:end w:w="40" w:type="dxa"/>
+            </w:tcMar>
+            <w:shd w:fill="F4F6F7" w:val="clear"/>
+          </w:tcPr>
+          <w:p>
+            <w:pPr>
+              <w:pStyle w:val="Compact"/>
+              <w:spacing w:before="0" w:after="40" w:line="240" w:lineRule="auto"/>
+              <w:jc w:val="center"/>
+            </w:pPr>
+            <w:r>
+              <w:rPr>
+                <w:rFonts w:ascii="Liberation Sans" w:hAnsi="Liberation Sans" w:eastAsia="Liberation Sans" w:cs="Liberation Sans"/>
+                <w:color w:val="232A30"/>
+                <w:sz w:val="16"/>
+              </w:rPr>
+              <w:t>.71[.65,.77]</w:t>
+            </w:r>
+          </w:p>
+        </w:tc>
+        <w:tc>
+          <w:tcPr>
+            <w:tcW w:w="1199" w:type="dxa"/>
+            <w:vAlign w:val="center"/>
+            <w:tcMar>
+              <w:top w:w="55" w:type="dxa"/>
+              <w:bottom w:w="55" w:type="dxa"/>
+              <w:start w:w="40" w:type="dxa"/>
+              <w:end w:w="40" w:type="dxa"/>
+            </w:tcMar>
+            <w:shd w:fill="F4F6F7" w:val="clear"/>
+          </w:tcPr>
+          <w:p>
+            <w:pPr>
+              <w:pStyle w:val="Compact"/>
+              <w:spacing w:before="0" w:after="40" w:line="240" w:lineRule="auto"/>
+              <w:jc w:val="center"/>
+            </w:pPr>
+            <w:r>
+              <w:rPr>
+                <w:rFonts w:ascii="Liberation Sans" w:hAnsi="Liberation Sans" w:eastAsia="Liberation Sans" w:cs="Liberation Sans"/>
+                <w:color w:val="232A30"/>
+                <w:sz w:val="16"/>
+              </w:rPr>
+              <w:t>.68[.62,.74]</w:t>
+            </w:r>
+          </w:p>
+        </w:tc>
+        <w:tc>
+          <w:tcPr>
+            <w:tcW w:w="1199" w:type="dxa"/>
+            <w:vAlign w:val="center"/>
+            <w:tcMar>
+              <w:top w:w="55" w:type="dxa"/>
+              <w:bottom w:w="55" w:type="dxa"/>
+              <w:start w:w="40" w:type="dxa"/>
+              <w:end w:w="40" w:type="dxa"/>
+            </w:tcMar>
+            <w:shd w:fill="F4F6F7" w:val="clear"/>
+          </w:tcPr>
+          <w:p>
+            <w:pPr>
+              <w:pStyle w:val="Compact"/>
+              <w:spacing w:before="0" w:after="40" w:line="240" w:lineRule="auto"/>
+              <w:jc w:val="center"/>
+            </w:pPr>
+            <w:r>
+              <w:rPr>
+                <w:rFonts w:ascii="Liberation Sans" w:hAnsi="Liberation Sans" w:eastAsia="Liberation Sans" w:cs="Liberation Sans"/>
+                <w:color w:val="232A30"/>
+                <w:sz w:val="16"/>
+              </w:rPr>
+              <w:t>.39[.33,.45]</w:t>
+            </w:r>
+          </w:p>
+        </w:tc>
+        <w:tc>
+          <w:tcPr>
+            <w:tcW w:w="1201" w:type="dxa"/>
+            <w:vAlign w:val="center"/>
+            <w:tcMar>
+              <w:top w:w="55" w:type="dxa"/>
+              <w:bottom w:w="55" w:type="dxa"/>
+              <w:start w:w="40" w:type="dxa"/>
+              <w:end w:w="40" w:type="dxa"/>
+            </w:tcMar>
+            <w:shd w:fill="F4F6F7" w:val="clear"/>
+          </w:tcPr>
+          <w:p>
+            <w:pPr>
+              <w:pStyle w:val="Compact"/>
+              <w:spacing w:before="0" w:after="40" w:line="240" w:lineRule="auto"/>
+              <w:jc w:val="center"/>
+            </w:pPr>
+            <w:r>
+              <w:rPr>
+                <w:rFonts w:ascii="Liberation Sans" w:hAnsi="Liberation Sans" w:eastAsia="Liberation Sans" w:cs="Liberation Sans"/>
+                <w:color w:val="232A30"/>
+                <w:sz w:val="16"/>
+              </w:rPr>
+              <w:t>.58[.51,.65]</w:t>
+            </w:r>
+          </w:p>
+        </w:tc>
+      </w:tr>
+      <w:tr>
+        <w:trPr>
+          <w:cantSplit/>
+        </w:trPr>
+        <w:tc>
+          <w:tcPr>
+            <w:tcW w:w="1599" w:type="dxa"/>
+            <w:vAlign w:val="center"/>
+            <w:tcMar>
+              <w:top w:w="55" w:type="dxa"/>
+              <w:bottom w:w="55" w:type="dxa"/>
+              <w:start w:w="40" w:type="dxa"/>
+              <w:end w:w="40" w:type="dxa"/>
+            </w:tcMar>
+            <w:shd w:fill="FFFFFF" w:val="clear"/>
+          </w:tcPr>
+          <w:p>
+            <w:pPr>
+              <w:pStyle w:val="Compact"/>
+              <w:spacing w:before="0" w:after="40" w:line="240" w:lineRule="auto"/>
+            </w:pPr>
+            <w:r>
+              <w:rPr>
+                <w:rFonts w:ascii="Liberation Sans" w:hAnsi="Liberation Sans" w:eastAsia="Liberation Sans" w:cs="Liberation Sans"/>
+                <w:color w:val="232A30"/>
+                <w:sz w:val="16"/>
+              </w:rPr>
+              <w:t xml:space="preserve">Late report-path cut</w:t>
+            </w:r>
+          </w:p>
+        </w:tc>
+        <w:tc>
+          <w:tcPr>
+            <w:tcW w:w="1199" w:type="dxa"/>
+            <w:vAlign w:val="center"/>
+            <w:tcMar>
+              <w:top w:w="55" w:type="dxa"/>
+              <w:bottom w:w="55" w:type="dxa"/>
+              <w:start w:w="40" w:type="dxa"/>
+              <w:end w:w="40" w:type="dxa"/>
+            </w:tcMar>
+            <w:shd w:fill="FFFFFF" w:val="clear"/>
+          </w:tcPr>
+          <w:p>
+            <w:pPr>
+              <w:pStyle w:val="Compact"/>
+              <w:spacing w:before="0" w:after="40" w:line="240" w:lineRule="auto"/>
+              <w:jc w:val="center"/>
+            </w:pPr>
+            <w:r>
+              <w:rPr>
+                <w:rFonts w:ascii="Liberation Sans" w:hAnsi="Liberation Sans" w:eastAsia="Liberation Sans" w:cs="Liberation Sans"/>
+                <w:color w:val="232A30"/>
+                <w:sz w:val="16"/>
+              </w:rPr>
+              <w:t xml:space="preserve">360-390 ms</w:t>
+            </w:r>
+          </w:p>
+        </w:tc>
+        <w:tc>
+          <w:tcPr>
+            <w:tcW w:w="1199" w:type="dxa"/>
+            <w:vAlign w:val="center"/>
+            <w:tcMar>
+              <w:top w:w="55" w:type="dxa"/>
+              <w:bottom w:w="55" w:type="dxa"/>
+              <w:start w:w="40" w:type="dxa"/>
+              <w:end w:w="40" w:type="dxa"/>
+            </w:tcMar>
+            <w:shd w:fill="FFFFFF" w:val="clear"/>
+          </w:tcPr>
+          <w:p>
+            <w:pPr>
+              <w:pStyle w:val="Compact"/>
+              <w:spacing w:before="0" w:after="40" w:line="240" w:lineRule="auto"/>
+              <w:jc w:val="center"/>
+            </w:pPr>
+            <w:r>
+              <w:rPr>
+                <w:rFonts w:ascii="Liberation Sans" w:hAnsi="Liberation Sans" w:eastAsia="Liberation Sans" w:cs="Liberation Sans"/>
+                <w:color w:val="232A30"/>
+                <w:sz w:val="16"/>
+              </w:rPr>
+              <w:t>.83[.78,.88]</w:t>
+            </w:r>
+          </w:p>
+        </w:tc>
+        <w:tc>
+          <w:tcPr>
+            <w:tcW w:w="1199" w:type="dxa"/>
+            <w:vAlign w:val="center"/>
+            <w:tcMar>
+              <w:top w:w="55" w:type="dxa"/>
+              <w:bottom w:w="55" w:type="dxa"/>
+              <w:start w:w="40" w:type="dxa"/>
+              <w:end w:w="40" w:type="dxa"/>
+            </w:tcMar>
+            <w:shd w:fill="FFFFFF" w:val="clear"/>
+          </w:tcPr>
+          <w:p>
+            <w:pPr>
+              <w:pStyle w:val="Compact"/>
+              <w:spacing w:before="0" w:after="40" w:line="240" w:lineRule="auto"/>
+              <w:jc w:val="center"/>
+            </w:pPr>
+            <w:r>
+              <w:rPr>
+                <w:rFonts w:ascii="Liberation Sans" w:hAnsi="Liberation Sans" w:eastAsia="Liberation Sans" w:cs="Liberation Sans"/>
+                <w:color w:val="232A30"/>
+                <w:sz w:val="16"/>
+              </w:rPr>
+              <w:t>.80[.74,.86]</w:t>
+            </w:r>
+          </w:p>
+        </w:tc>
+        <w:tc>
+          <w:tcPr>
+            <w:tcW w:w="1199" w:type="dxa"/>
+            <w:vAlign w:val="center"/>
+            <w:tcMar>
+              <w:top w:w="55" w:type="dxa"/>
+              <w:bottom w:w="55" w:type="dxa"/>
+              <w:start w:w="40" w:type="dxa"/>
+              <w:end w:w="40" w:type="dxa"/>
+            </w:tcMar>
+            <w:shd w:fill="FFFFFF" w:val="clear"/>
+          </w:tcPr>
+          <w:p>
+            <w:pPr>
+              <w:pStyle w:val="Compact"/>
+              <w:spacing w:before="0" w:after="40" w:line="240" w:lineRule="auto"/>
+              <w:jc w:val="center"/>
+            </w:pPr>
+            <w:r>
+              <w:rPr>
+                <w:rFonts w:ascii="Liberation Sans" w:hAnsi="Liberation Sans" w:eastAsia="Liberation Sans" w:cs="Liberation Sans"/>
+                <w:color w:val="232A30"/>
+                <w:sz w:val="16"/>
+              </w:rPr>
+              <w:t>.72[.66,.78]</w:t>
+            </w:r>
+          </w:p>
+        </w:tc>
+        <w:tc>
+          <w:tcPr>
+            <w:tcW w:w="1199" w:type="dxa"/>
+            <w:vAlign w:val="center"/>
+            <w:tcMar>
+              <w:top w:w="55" w:type="dxa"/>
+              <w:bottom w:w="55" w:type="dxa"/>
+              <w:start w:w="40" w:type="dxa"/>
+              <w:end w:w="40" w:type="dxa"/>
+            </w:tcMar>
+            <w:shd w:fill="FFFFFF" w:val="clear"/>
+          </w:tcPr>
+          <w:p>
+            <w:pPr>
+              <w:pStyle w:val="Compact"/>
+              <w:spacing w:before="0" w:after="40" w:line="240" w:lineRule="auto"/>
+              <w:jc w:val="center"/>
+            </w:pPr>
+            <w:r>
+              <w:rPr>
+                <w:rFonts w:ascii="Liberation Sans" w:hAnsi="Liberation Sans" w:eastAsia="Liberation Sans" w:cs="Liberation Sans"/>
+                <w:color w:val="232A30"/>
+                <w:sz w:val="16"/>
+              </w:rPr>
+              <w:t>.69[.63,.75]</w:t>
+            </w:r>
+          </w:p>
+        </w:tc>
+        <w:tc>
+          <w:tcPr>
+            <w:tcW w:w="1199" w:type="dxa"/>
+            <w:vAlign w:val="center"/>
+            <w:tcMar>
+              <w:top w:w="55" w:type="dxa"/>
+              <w:bottom w:w="55" w:type="dxa"/>
+              <w:start w:w="40" w:type="dxa"/>
+              <w:end w:w="40" w:type="dxa"/>
+            </w:tcMar>
+            <w:shd w:fill="FFFFFF" w:val="clear"/>
+          </w:tcPr>
+          <w:p>
+            <w:pPr>
+              <w:pStyle w:val="Compact"/>
+              <w:spacing w:before="0" w:after="40" w:line="240" w:lineRule="auto"/>
+              <w:jc w:val="center"/>
+            </w:pPr>
+            <w:r>
+              <w:rPr>
+                <w:rFonts w:ascii="Liberation Sans" w:hAnsi="Liberation Sans" w:eastAsia="Liberation Sans" w:cs="Liberation Sans"/>
+                <w:color w:val="232A30"/>
+                <w:sz w:val="16"/>
+              </w:rPr>
+              <w:t>.66[.60,.72]</w:t>
+            </w:r>
+          </w:p>
+        </w:tc>
+        <w:tc>
+          <w:tcPr>
+            <w:tcW w:w="1201" w:type="dxa"/>
+            <w:vAlign w:val="center"/>
+            <w:tcMar>
+              <w:top w:w="55" w:type="dxa"/>
+              <w:bottom w:w="55" w:type="dxa"/>
+              <w:start w:w="40" w:type="dxa"/>
+              <w:end w:w="40" w:type="dxa"/>
+            </w:tcMar>
+            <w:shd w:fill="FFFFFF" w:val="clear"/>
+          </w:tcPr>
+          <w:p>
+            <w:pPr>
+              <w:pStyle w:val="Compact"/>
+              <w:spacing w:before="0" w:after="40" w:line="240" w:lineRule="auto"/>
+              <w:jc w:val="center"/>
+            </w:pPr>
+            <w:r>
+              <w:rPr>
+                <w:rFonts w:ascii="Liberation Sans" w:hAnsi="Liberation Sans" w:eastAsia="Liberation Sans" w:cs="Liberation Sans"/>
+                <w:color w:val="232A30"/>
+                <w:sz w:val="16"/>
+              </w:rPr>
+              <w:t>.29[.23,.35]</w:t>
+            </w:r>
+          </w:p>
+        </w:tc>
+      </w:tr>
+      <w:tr>
+        <w:trPr>
+          <w:cantSplit/>
+        </w:trPr>
+        <w:tc>
+          <w:tcPr>
+            <w:tcW w:w="1599" w:type="dxa"/>
+            <w:vAlign w:val="center"/>
+            <w:tcMar>
+              <w:top w:w="55" w:type="dxa"/>
+              <w:bottom w:w="55" w:type="dxa"/>
+              <w:start w:w="40" w:type="dxa"/>
+              <w:end w:w="40" w:type="dxa"/>
+            </w:tcMar>
+            <w:shd w:fill="F4F6F7" w:val="clear"/>
+          </w:tcPr>
+          <w:p>
+            <w:pPr>
+              <w:pStyle w:val="Compact"/>
+              <w:spacing w:before="0" w:after="40" w:line="240" w:lineRule="auto"/>
+            </w:pPr>
+            <w:r>
+              <w:rPr>
+                <w:rFonts w:ascii="Liberation Sans" w:hAnsi="Liberation Sans" w:eastAsia="Liberation Sans" w:cs="Liberation Sans"/>
+                <w:color w:val="232A30"/>
+                <w:sz w:val="16"/>
+              </w:rPr>
+              <w:t xml:space="preserve">Sham</w:t>
+            </w:r>
+          </w:p>
+        </w:tc>
+        <w:tc>
+          <w:tcPr>
+            <w:tcW w:w="1199" w:type="dxa"/>
+            <w:vAlign w:val="center"/>
+            <w:tcMar>
+              <w:top w:w="55" w:type="dxa"/>
+              <w:bottom w:w="55" w:type="dxa"/>
+              <w:start w:w="40" w:type="dxa"/>
+              <w:end w:w="40" w:type="dxa"/>
+            </w:tcMar>
+            <w:shd w:fill="F4F6F7" w:val="clear"/>
+          </w:tcPr>
+          <w:p>
+            <w:pPr>
+              <w:pStyle w:val="Compact"/>
+              <w:spacing w:before="0" w:after="40" w:line="240" w:lineRule="auto"/>
+              <w:jc w:val="center"/>
+            </w:pPr>
+            <w:r>
+              <w:rPr>
+                <w:rFonts w:ascii="Liberation Sans" w:hAnsi="Liberation Sans" w:eastAsia="Liberation Sans" w:cs="Liberation Sans"/>
+                <w:color w:val="232A30"/>
+                <w:sz w:val="16"/>
+              </w:rPr>
+              <w:t xml:space="preserve">145-180 ms</w:t>
+            </w:r>
+          </w:p>
+        </w:tc>
+        <w:tc>
+          <w:tcPr>
+            <w:tcW w:w="1199" w:type="dxa"/>
+            <w:vAlign w:val="center"/>
+            <w:tcMar>
+              <w:top w:w="55" w:type="dxa"/>
+              <w:bottom w:w="55" w:type="dxa"/>
+              <w:start w:w="40" w:type="dxa"/>
+              <w:end w:w="40" w:type="dxa"/>
+            </w:tcMar>
+            <w:shd w:fill="F4F6F7" w:val="clear"/>
+          </w:tcPr>
+          <w:p>
+            <w:pPr>
+              <w:pStyle w:val="Compact"/>
+              <w:spacing w:before="0" w:after="40" w:line="240" w:lineRule="auto"/>
+              <w:jc w:val="center"/>
+            </w:pPr>
+            <w:r>
+              <w:rPr>
+                <w:rFonts w:ascii="Liberation Sans" w:hAnsi="Liberation Sans" w:eastAsia="Liberation Sans" w:cs="Liberation Sans"/>
+                <w:color w:val="232A30"/>
+                <w:sz w:val="16"/>
+              </w:rPr>
+              <w:t>.83[.78,.88]</w:t>
+            </w:r>
+          </w:p>
+        </w:tc>
+        <w:tc>
+          <w:tcPr>
+            <w:tcW w:w="1199" w:type="dxa"/>
+            <w:vAlign w:val="center"/>
+            <w:tcMar>
+              <w:top w:w="55" w:type="dxa"/>
+              <w:bottom w:w="55" w:type="dxa"/>
+              <w:start w:w="40" w:type="dxa"/>
+              <w:end w:w="40" w:type="dxa"/>
+            </w:tcMar>
+            <w:shd w:fill="F4F6F7" w:val="clear"/>
+          </w:tcPr>
+          <w:p>
+            <w:pPr>
+              <w:pStyle w:val="Compact"/>
+              <w:spacing w:before="0" w:after="40" w:line="240" w:lineRule="auto"/>
+              <w:jc w:val="center"/>
+            </w:pPr>
+            <w:r>
+              <w:rPr>
+                <w:rFonts w:ascii="Liberation Sans" w:hAnsi="Liberation Sans" w:eastAsia="Liberation Sans" w:cs="Liberation Sans"/>
+                <w:color w:val="232A30"/>
+                <w:sz w:val="16"/>
+              </w:rPr>
+              <w:t>.80[.74,.86]</w:t>
+            </w:r>
+          </w:p>
+        </w:tc>
+        <w:tc>
+          <w:tcPr>
+            <w:tcW w:w="1199" w:type="dxa"/>
+            <w:vAlign w:val="center"/>
+            <w:tcMar>
+              <w:top w:w="55" w:type="dxa"/>
+              <w:bottom w:w="55" w:type="dxa"/>
+              <w:start w:w="40" w:type="dxa"/>
+              <w:end w:w="40" w:type="dxa"/>
+            </w:tcMar>
+            <w:shd w:fill="F4F6F7" w:val="clear"/>
+          </w:tcPr>
+          <w:p>
+            <w:pPr>
+              <w:pStyle w:val="Compact"/>
+              <w:spacing w:before="0" w:after="40" w:line="240" w:lineRule="auto"/>
+              <w:jc w:val="center"/>
+            </w:pPr>
+            <w:r>
+              <w:rPr>
+                <w:rFonts w:ascii="Liberation Sans" w:hAnsi="Liberation Sans" w:eastAsia="Liberation Sans" w:cs="Liberation Sans"/>
+                <w:color w:val="232A30"/>
+                <w:sz w:val="16"/>
+              </w:rPr>
+              <w:t>.72[.66,.78]</w:t>
+            </w:r>
+          </w:p>
+        </w:tc>
+        <w:tc>
+          <w:tcPr>
+            <w:tcW w:w="1199" w:type="dxa"/>
+            <w:vAlign w:val="center"/>
+            <w:tcMar>
+              <w:top w:w="55" w:type="dxa"/>
+              <w:bottom w:w="55" w:type="dxa"/>
+              <w:start w:w="40" w:type="dxa"/>
+              <w:end w:w="40" w:type="dxa"/>
+            </w:tcMar>
+            <w:shd w:fill="F4F6F7" w:val="clear"/>
+          </w:tcPr>
+          <w:p>
+            <w:pPr>
+              <w:pStyle w:val="Compact"/>
+              <w:spacing w:before="0" w:after="40" w:line="240" w:lineRule="auto"/>
+              <w:jc w:val="center"/>
+            </w:pPr>
+            <w:r>
+              <w:rPr>
+                <w:rFonts w:ascii="Liberation Sans" w:hAnsi="Liberation Sans" w:eastAsia="Liberation Sans" w:cs="Liberation Sans"/>
+                <w:color w:val="232A30"/>
+                <w:sz w:val="16"/>
+              </w:rPr>
+              <w:t>.69[.63,.75]</w:t>
+            </w:r>
+          </w:p>
+        </w:tc>
+        <w:tc>
+          <w:tcPr>
+            <w:tcW w:w="1199" w:type="dxa"/>
+            <w:vAlign w:val="center"/>
+            <w:tcMar>
+              <w:top w:w="55" w:type="dxa"/>
+              <w:bottom w:w="55" w:type="dxa"/>
+              <w:start w:w="40" w:type="dxa"/>
+              <w:end w:w="40" w:type="dxa"/>
+            </w:tcMar>
+            <w:shd w:fill="F4F6F7" w:val="clear"/>
+          </w:tcPr>
+          <w:p>
+            <w:pPr>
+              <w:pStyle w:val="Compact"/>
+              <w:spacing w:before="0" w:after="40" w:line="240" w:lineRule="auto"/>
+              <w:jc w:val="center"/>
+            </w:pPr>
+            <w:r>
+              <w:rPr>
+                <w:rFonts w:ascii="Liberation Sans" w:hAnsi="Liberation Sans" w:eastAsia="Liberation Sans" w:cs="Liberation Sans"/>
+                <w:color w:val="232A30"/>
+                <w:sz w:val="16"/>
+              </w:rPr>
+              <w:t>.67[.61,.73]</w:t>
+            </w:r>
+          </w:p>
+        </w:tc>
+        <w:tc>
+          <w:tcPr>
+            <w:tcW w:w="1201" w:type="dxa"/>
+            <w:vAlign w:val="center"/>
+            <w:tcMar>
+              <w:top w:w="55" w:type="dxa"/>
+              <w:bottom w:w="55" w:type="dxa"/>
+              <w:start w:w="40" w:type="dxa"/>
+              <w:end w:w="40" w:type="dxa"/>
+            </w:tcMar>
+            <w:shd w:fill="F4F6F7" w:val="clear"/>
+          </w:tcPr>
+          <w:p>
+            <w:pPr>
+              <w:pStyle w:val="Compact"/>
+              <w:spacing w:before="0" w:after="40" w:line="240" w:lineRule="auto"/>
+              <w:jc w:val="center"/>
+            </w:pPr>
+            <w:r>
+              <w:rPr>
+                <w:rFonts w:ascii="Liberation Sans" w:hAnsi="Liberation Sans" w:eastAsia="Liberation Sans" w:cs="Liberation Sans"/>
+                <w:color w:val="232A30"/>
+                <w:sz w:val="16"/>
+              </w:rPr>
+              <w:t>.84[.78,.90]</w:t>
+            </w:r>
+          </w:p>
+        </w:tc>
+      </w:tr>
+      <w:tr>
+        <w:trPr>
+          <w:cantSplit/>
+        </w:trPr>
+        <w:tc>
+          <w:tcPr>
+            <w:tcW w:w="1599" w:type="dxa"/>
+            <w:vAlign w:val="center"/>
+            <w:tcMar>
+              <w:top w:w="55" w:type="dxa"/>
+              <w:bottom w:w="55" w:type="dxa"/>
+              <w:start w:w="40" w:type="dxa"/>
+              <w:end w:w="40" w:type="dxa"/>
+            </w:tcMar>
+            <w:shd w:fill="FFFFFF" w:val="clear"/>
+          </w:tcPr>
+          <w:p>
+            <w:pPr>
+              <w:pStyle w:val="Compact"/>
+              <w:spacing w:before="0" w:after="40" w:line="240" w:lineRule="auto"/>
+            </w:pPr>
+            <w:r>
+              <w:rPr>
+                <w:rFonts w:ascii="Liberation Sans" w:hAnsi="Liberation Sans" w:eastAsia="Liberation Sans" w:cs="Liberation Sans"/>
+                <w:color w:val="232A30"/>
+                <w:sz w:val="16"/>
+              </w:rPr>
+              <w:t xml:space="preserve">Pathway rescue after target cut</w:t>
+            </w:r>
+          </w:p>
+        </w:tc>
+        <w:tc>
+          <w:tcPr>
+            <w:tcW w:w="1199" w:type="dxa"/>
+            <w:vAlign w:val="center"/>
+            <w:tcMar>
+              <w:top w:w="55" w:type="dxa"/>
+              <w:bottom w:w="55" w:type="dxa"/>
+              <w:start w:w="40" w:type="dxa"/>
+              <w:end w:w="40" w:type="dxa"/>
+            </w:tcMar>
+            <w:shd w:fill="FFFFFF" w:val="clear"/>
+          </w:tcPr>
+          <w:p>
+            <w:pPr>
+              <w:pStyle w:val="Compact"/>
+              <w:spacing w:before="0" w:after="40" w:line="240" w:lineRule="auto"/>
+              <w:jc w:val="center"/>
+            </w:pPr>
+            <w:r>
+              <w:rPr>
+                <w:rFonts w:ascii="Liberation Sans" w:hAnsi="Liberation Sans" w:eastAsia="Liberation Sans" w:cs="Liberation Sans"/>
+                <w:color w:val="232A30"/>
+                <w:sz w:val="16"/>
+              </w:rPr>
+              <w:t xml:space="preserve">145-180 ms</w:t>
+            </w:r>
+          </w:p>
+        </w:tc>
+        <w:tc>
+          <w:tcPr>
+            <w:tcW w:w="1199" w:type="dxa"/>
+            <w:vAlign w:val="center"/>
+            <w:tcMar>
+              <w:top w:w="55" w:type="dxa"/>
+              <w:bottom w:w="55" w:type="dxa"/>
+              <w:start w:w="40" w:type="dxa"/>
+              <w:end w:w="40" w:type="dxa"/>
+            </w:tcMar>
+            <w:shd w:fill="FFFFFF" w:val="clear"/>
+          </w:tcPr>
+          <w:p>
+            <w:pPr>
+              <w:pStyle w:val="Compact"/>
+              <w:spacing w:before="0" w:after="40" w:line="240" w:lineRule="auto"/>
+              <w:jc w:val="center"/>
+            </w:pPr>
+            <w:r>
+              <w:rPr>
+                <w:rFonts w:ascii="Liberation Sans" w:hAnsi="Liberation Sans" w:eastAsia="Liberation Sans" w:cs="Liberation Sans"/>
+                <w:color w:val="232A30"/>
+                <w:sz w:val="16"/>
+              </w:rPr>
+              <w:t>.82[.77,.87]</w:t>
+            </w:r>
+          </w:p>
+        </w:tc>
+        <w:tc>
+          <w:tcPr>
+            <w:tcW w:w="1199" w:type="dxa"/>
+            <w:vAlign w:val="center"/>
+            <w:tcMar>
+              <w:top w:w="55" w:type="dxa"/>
+              <w:bottom w:w="55" w:type="dxa"/>
+              <w:start w:w="40" w:type="dxa"/>
+              <w:end w:w="40" w:type="dxa"/>
+            </w:tcMar>
+            <w:shd w:fill="FFFFFF" w:val="clear"/>
+          </w:tcPr>
+          <w:p>
+            <w:pPr>
+              <w:pStyle w:val="Compact"/>
+              <w:spacing w:before="0" w:after="40" w:line="240" w:lineRule="auto"/>
+              <w:jc w:val="center"/>
+            </w:pPr>
+            <w:r>
+              <w:rPr>
+                <w:rFonts w:ascii="Liberation Sans" w:hAnsi="Liberation Sans" w:eastAsia="Liberation Sans" w:cs="Liberation Sans"/>
+                <w:color w:val="232A30"/>
+                <w:sz w:val="16"/>
+              </w:rPr>
+              <w:t>.79[.73,.85]</w:t>
+            </w:r>
+          </w:p>
+        </w:tc>
+        <w:tc>
+          <w:tcPr>
+            <w:tcW w:w="1199" w:type="dxa"/>
+            <w:vAlign w:val="center"/>
+            <w:tcMar>
+              <w:top w:w="55" w:type="dxa"/>
+              <w:bottom w:w="55" w:type="dxa"/>
+              <w:start w:w="40" w:type="dxa"/>
+              <w:end w:w="40" w:type="dxa"/>
+            </w:tcMar>
+            <w:shd w:fill="FFFFFF" w:val="clear"/>
+          </w:tcPr>
+          <w:p>
+            <w:pPr>
+              <w:pStyle w:val="Compact"/>
+              <w:spacing w:before="0" w:after="40" w:line="240" w:lineRule="auto"/>
+              <w:jc w:val="center"/>
+            </w:pPr>
+            <w:r>
+              <w:rPr>
+                <w:rFonts w:ascii="Liberation Sans" w:hAnsi="Liberation Sans" w:eastAsia="Liberation Sans" w:cs="Liberation Sans"/>
+                <w:color w:val="232A30"/>
+                <w:sz w:val="16"/>
+              </w:rPr>
+              <w:t>.71[.65,.77]</w:t>
+            </w:r>
+          </w:p>
+        </w:tc>
+        <w:tc>
+          <w:tcPr>
+            <w:tcW w:w="1199" w:type="dxa"/>
+            <w:vAlign w:val="center"/>
+            <w:tcMar>
+              <w:top w:w="55" w:type="dxa"/>
+              <w:bottom w:w="55" w:type="dxa"/>
+              <w:start w:w="40" w:type="dxa"/>
+              <w:end w:w="40" w:type="dxa"/>
+            </w:tcMar>
+            <w:shd w:fill="FFFFFF" w:val="clear"/>
+          </w:tcPr>
+          <w:p>
+            <w:pPr>
+              <w:pStyle w:val="Compact"/>
+              <w:spacing w:before="0" w:after="40" w:line="240" w:lineRule="auto"/>
+              <w:jc w:val="center"/>
+            </w:pPr>
+            <w:r>
+              <w:rPr>
+                <w:rFonts w:ascii="Liberation Sans" w:hAnsi="Liberation Sans" w:eastAsia="Liberation Sans" w:cs="Liberation Sans"/>
+                <w:color w:val="232A30"/>
+                <w:sz w:val="16"/>
+              </w:rPr>
+              <w:t>.68[.62,.74]</w:t>
+            </w:r>
+          </w:p>
+        </w:tc>
+        <w:tc>
+          <w:tcPr>
+            <w:tcW w:w="1199" w:type="dxa"/>
+            <w:vAlign w:val="center"/>
+            <w:tcMar>
+              <w:top w:w="55" w:type="dxa"/>
+              <w:bottom w:w="55" w:type="dxa"/>
+              <w:start w:w="40" w:type="dxa"/>
+              <w:end w:w="40" w:type="dxa"/>
+            </w:tcMar>
+            <w:shd w:fill="FFFFFF" w:val="clear"/>
+          </w:tcPr>
+          <w:p>
+            <w:pPr>
+              <w:pStyle w:val="Compact"/>
+              <w:spacing w:before="0" w:after="40" w:line="240" w:lineRule="auto"/>
+              <w:jc w:val="center"/>
+            </w:pPr>
+            <w:r>
+              <w:rPr>
+                <w:rFonts w:ascii="Liberation Sans" w:hAnsi="Liberation Sans" w:eastAsia="Liberation Sans" w:cs="Liberation Sans"/>
+                <w:color w:val="232A30"/>
+                <w:sz w:val="16"/>
+              </w:rPr>
+              <w:t>.65[.59,.71]</w:t>
+            </w:r>
+          </w:p>
+        </w:tc>
+        <w:tc>
+          <w:tcPr>
+            <w:tcW w:w="1201" w:type="dxa"/>
+            <w:vAlign w:val="center"/>
+            <w:tcMar>
+              <w:top w:w="55" w:type="dxa"/>
+              <w:bottom w:w="55" w:type="dxa"/>
+              <w:start w:w="40" w:type="dxa"/>
+              <w:end w:w="40" w:type="dxa"/>
+            </w:tcMar>
+            <w:shd w:fill="FFFFFF" w:val="clear"/>
+          </w:tcPr>
+          <w:p>
+            <w:pPr>
+              <w:pStyle w:val="Compact"/>
+              <w:spacing w:before="0" w:after="40" w:line="240" w:lineRule="auto"/>
+              <w:jc w:val="center"/>
+            </w:pPr>
+            <w:r>
+              <w:rPr>
+                <w:rFonts w:ascii="Liberation Sans" w:hAnsi="Liberation Sans" w:eastAsia="Liberation Sans" w:cs="Liberation Sans"/>
+                <w:color w:val="232A30"/>
+                <w:sz w:val="16"/>
+              </w:rPr>
+              <w:t>.82[.76,.88]</w:t>
+            </w:r>
+          </w:p>
+        </w:tc>
+      </w:tr>
+    </w:tbl>
+    <w:p>
+      <w:pPr>
+        <w:pStyle w:val="BodyText"/>
+      </w:pPr>
+      <w:r>
+        <w:t xml:space="preserve">Paired-change intervals for the retained components are:</w:t>
+      </w:r>
+    </w:p>
+    <w:tbl>
+      <w:tblPr>
+        <w:tblStyle w:val="Table"/>
+        <w:tblW w:type="dxa" w:w="9994"/>
+        <w:jc w:val="center"/>
+        <w:tblLayout w:type="fixed"/>
+        <w:tblLook w:firstRow="1" w:lastRow="0" w:firstColumn="0" w:lastColumn="0" w:noHBand="0" w:noVBand="0" w:val="0020"/>
+      </w:tblPr>
+      <w:tblGrid>
+        <w:gridCol w:w="2399"/>
+        <w:gridCol w:w="1499"/>
+        <w:gridCol w:w="1499"/>
+        <w:gridCol w:w="1499"/>
+        <w:gridCol w:w="3098"/>
+      </w:tblGrid>
+      <w:tr>
+        <w:trPr>
+          <w:tblHeader w:val="on"/>
+          <w:cantSplit/>
+        </w:trPr>
+        <w:tc>
+          <w:tcPr>
+            <w:tcW w:w="2399" w:type="dxa"/>
             <w:vAlign w:val="center"/>
             <w:tcMar>
               <w:top w:w="70" w:type="dxa"/>
@@ -4700,6 +6102,7 @@
         </w:tc>
         <w:tc>
           <w:tcPr>
+            <w:tcW w:w="1499" w:type="dxa"/>
             <w:vAlign w:val="center"/>
             <w:tcMar>
               <w:top w:w="70" w:type="dxa"/>
@@ -4713,6 +6116,7 @@
             <w:pPr>
               <w:pStyle w:val="Compact"/>
               <w:spacing w:before="0" w:after="40" w:line="240" w:lineRule="auto"/>
+              <w:jc w:val="center"/>
             </w:pPr>
             <w:r>
               <w:rPr>
@@ -4721,12 +6125,13 @@
                 <w:color w:val="FFFFFF"/>
                 <w:sz w:val="18"/>
               </w:rPr>
-              <w:t xml:space="preserve">Interval</w:t>
+              <w:t>ΔV</w:t>
             </w:r>
           </w:p>
         </w:tc>
         <w:tc>
           <w:tcPr>
+            <w:tcW w:w="1499" w:type="dxa"/>
             <w:vAlign w:val="center"/>
             <w:tcMar>
               <w:top w:w="70" w:type="dxa"/>
@@ -4740,6 +6145,7 @@
             <w:pPr>
               <w:pStyle w:val="Compact"/>
               <w:spacing w:before="0" w:after="40" w:line="240" w:lineRule="auto"/>
+              <w:jc w:val="center"/>
             </w:pPr>
             <w:r>
               <w:rPr>
@@ -4748,12 +6154,13 @@
                 <w:color w:val="FFFFFF"/>
                 <w:sz w:val="18"/>
               </w:rPr>
-              <w:t xml:space="preserve">Fidelity</w:t>
+              <w:t>ΔN₁</w:t>
             </w:r>
           </w:p>
         </w:tc>
         <w:tc>
           <w:tcPr>
+            <w:tcW w:w="1499" w:type="dxa"/>
             <w:vAlign w:val="center"/>
             <w:tcMar>
               <w:top w:w="70" w:type="dxa"/>
@@ -4767,16 +6174,22 @@
             <w:pPr>
               <w:pStyle w:val="Compact"/>
               <w:spacing w:before="0" w:after="40" w:line="240" w:lineRule="auto"/>
+              <w:jc w:val="center"/>
             </w:pPr>
-            <m:oMath>
-              <m:r>
-                <m:t>V</m:t>
-              </m:r>
-            </m:oMath>
+            <w:r>
+              <w:rPr>
+                <w:rFonts w:ascii="Liberation Sans" w:hAnsi="Liberation Sans" w:eastAsia="Liberation Sans" w:cs="Liberation Sans"/>
+                <w:b/>
+                <w:color w:val="FFFFFF"/>
+                <w:sz w:val="18"/>
+              </w:rPr>
+              <w:t>ΔN₂</w:t>
+            </w:r>
           </w:p>
         </w:tc>
         <w:tc>
           <w:tcPr>
+            <w:tcW w:w="3098" w:type="dxa"/>
             <w:vAlign w:val="center"/>
             <w:tcMar>
               <w:top w:w="70" w:type="dxa"/>
@@ -4790,102 +6203,7 @@
             <w:pPr>
               <w:pStyle w:val="Compact"/>
               <w:spacing w:before="0" w:after="40" w:line="240" w:lineRule="auto"/>
-            </w:pPr>
-            <m:oMath>
-              <m:sSub>
-                <m:e>
-                  <m:r>
-                    <m:t>N</m:t>
-                  </m:r>
-                </m:e>
-                <m:sub>
-                  <m:r>
-                    <m:t>1</m:t>
-                  </m:r>
-                </m:sub>
-              </m:sSub>
-            </m:oMath>
-          </w:p>
-        </w:tc>
-        <w:tc>
-          <w:tcPr>
-            <w:vAlign w:val="center"/>
-            <w:tcMar>
-              <w:top w:w="70" w:type="dxa"/>
-              <w:bottom w:w="70" w:type="dxa"/>
-              <w:start w:w="85" w:type="dxa"/>
-              <w:end w:w="85" w:type="dxa"/>
-            </w:tcMar>
-            <w:shd w:fill="1B344C" w:val="clear"/>
-          </w:tcPr>
-          <w:p>
-            <w:pPr>
-              <w:pStyle w:val="Compact"/>
-              <w:spacing w:before="0" w:after="40" w:line="240" w:lineRule="auto"/>
-            </w:pPr>
-            <m:oMath>
-              <m:sSub>
-                <m:e>
-                  <m:r>
-                    <m:t>N</m:t>
-                  </m:r>
-                </m:e>
-                <m:sub>
-                  <m:r>
-                    <m:t>2</m:t>
-                  </m:r>
-                </m:sub>
-              </m:sSub>
-            </m:oMath>
-          </w:p>
-        </w:tc>
-        <w:tc>
-          <w:tcPr>
-            <w:vAlign w:val="center"/>
-            <w:tcMar>
-              <w:top w:w="70" w:type="dxa"/>
-              <w:bottom w:w="70" w:type="dxa"/>
-              <w:start w:w="85" w:type="dxa"/>
-              <w:end w:w="85" w:type="dxa"/>
-            </w:tcMar>
-            <w:shd w:fill="1B344C" w:val="clear"/>
-          </w:tcPr>
-          <w:p>
-            <w:pPr>
-              <w:pStyle w:val="Compact"/>
-              <w:spacing w:before="0" w:after="40" w:line="240" w:lineRule="auto"/>
-            </w:pPr>
-            <m:oMath>
-              <m:sSub>
-                <m:e>
-                  <m:r>
-                    <m:t>N</m:t>
-                  </m:r>
-                </m:e>
-                <m:sub>
-                  <m:r>
-                    <m:t>3</m:t>
-                  </m:r>
-                </m:sub>
-              </m:sSub>
-            </m:oMath>
-          </w:p>
-        </w:tc>
-        <w:tc>
-          <w:tcPr>
-            <w:vAlign w:val="center"/>
-            <w:tcMar>
-              <w:top w:w="70" w:type="dxa"/>
-              <w:bottom w:w="70" w:type="dxa"/>
-              <w:start w:w="85" w:type="dxa"/>
-              <w:end w:w="85" w:type="dxa"/>
-            </w:tcMar>
-            <w:shd w:fill="1B344C" w:val="clear"/>
-          </w:tcPr>
-          <w:p>
-            <w:pPr>
-              <w:pStyle w:val="Compact"/>
-              <w:spacing w:before="0" w:after="40" w:line="240" w:lineRule="auto"/>
+              <w:jc w:val="center"/>
             </w:pPr>
             <w:r>
               <w:rPr>
@@ -4894,1898 +6212,8 @@
                 <w:color w:val="FFFFFF"/>
                 <w:sz w:val="18"/>
               </w:rPr>
-              <w:t xml:space="preserve">Report accuracy</w:t>
+              <w:t>R_C</w:t>
             </w:r>
-          </w:p>
-        </w:tc>
-      </w:tr>
-      <w:tr>
-        <w:trPr>
-          <w:cantSplit/>
-        </w:trPr>
-        <w:tc>
-          <w:tcPr>
-            <w:vAlign w:val="center"/>
-            <w:tcMar>
-              <w:top w:w="70" w:type="dxa"/>
-              <w:bottom w:w="70" w:type="dxa"/>
-              <w:start w:w="85" w:type="dxa"/>
-              <w:end w:w="85" w:type="dxa"/>
-            </w:tcMar>
-            <w:shd w:fill="FFFFFF" w:val="clear"/>
-          </w:tcPr>
-          <w:p>
-            <w:pPr>
-              <w:pStyle w:val="Compact"/>
-              <w:spacing w:before="0" w:after="40" w:line="240" w:lineRule="auto"/>
-            </w:pPr>
-            <w:r>
-              <w:rPr>
-                <w:rFonts w:ascii="Liberation Sans" w:hAnsi="Liberation Sans" w:eastAsia="Liberation Sans" w:cs="Liberation Sans"/>
-                <w:color w:val="232A30"/>
-                <w:sz w:val="18"/>
-              </w:rPr>
-              <w:t xml:space="preserve">Early interruption</w:t>
-            </w:r>
-          </w:p>
-        </w:tc>
-        <w:tc>
-          <w:tcPr>
-            <w:vAlign w:val="center"/>
-            <w:tcMar>
-              <w:top w:w="70" w:type="dxa"/>
-              <w:bottom w:w="70" w:type="dxa"/>
-              <w:start w:w="85" w:type="dxa"/>
-              <w:end w:w="85" w:type="dxa"/>
-            </w:tcMar>
-            <w:shd w:fill="FFFFFF" w:val="clear"/>
-          </w:tcPr>
-          <w:p>
-            <w:pPr>
-              <w:pStyle w:val="Compact"/>
-              <w:spacing w:before="0" w:after="40" w:line="240" w:lineRule="auto"/>
-            </w:pPr>
-            <w:r>
-              <w:rPr>
-                <w:rFonts w:ascii="Liberation Sans" w:hAnsi="Liberation Sans" w:eastAsia="Liberation Sans" w:cs="Liberation Sans"/>
-                <w:color w:val="232A30"/>
-                <w:sz w:val="18"/>
-              </w:rPr>
-              <w:t xml:space="preserve">55-85 ms</w:t>
-            </w:r>
-          </w:p>
-        </w:tc>
-        <w:tc>
-          <w:tcPr>
-            <w:vAlign w:val="center"/>
-            <w:tcMar>
-              <w:top w:w="70" w:type="dxa"/>
-              <w:bottom w:w="70" w:type="dxa"/>
-              <w:start w:w="85" w:type="dxa"/>
-              <w:end w:w="85" w:type="dxa"/>
-            </w:tcMar>
-            <w:shd w:fill="FFFFFF" w:val="clear"/>
-          </w:tcPr>
-          <w:p>
-            <w:pPr>
-              <w:pStyle w:val="Compact"/>
-              <w:spacing w:before="0" w:after="40" w:line="240" w:lineRule="auto"/>
-            </w:pPr>
-            <m:oMath>
-              <m:r>
-                <m:t>.40</m:t>
-              </m:r>
-              <m:r>
-                <m:rPr>
-                  <m:sty m:val="p"/>
-                </m:rPr>
-                <m:t>[</m:t>
-              </m:r>
-              <m:r>
-                <m:t>.34</m:t>
-              </m:r>
-              <m:r>
-                <m:rPr>
-                  <m:sty m:val="p"/>
-                </m:rPr>
-                <m:t>,</m:t>
-              </m:r>
-              <m:r>
-                <m:t>.46</m:t>
-              </m:r>
-              <m:r>
-                <m:rPr>
-                  <m:sty m:val="p"/>
-                </m:rPr>
-                <m:t>]</m:t>
-              </m:r>
-            </m:oMath>
-          </w:p>
-        </w:tc>
-        <w:tc>
-          <w:tcPr>
-            <w:vAlign w:val="center"/>
-            <w:tcMar>
-              <w:top w:w="70" w:type="dxa"/>
-              <w:bottom w:w="70" w:type="dxa"/>
-              <w:start w:w="85" w:type="dxa"/>
-              <w:end w:w="85" w:type="dxa"/>
-            </w:tcMar>
-            <w:shd w:fill="FFFFFF" w:val="clear"/>
-          </w:tcPr>
-          <w:p>
-            <w:pPr>
-              <w:pStyle w:val="Compact"/>
-              <w:spacing w:before="0" w:after="40" w:line="240" w:lineRule="auto"/>
-            </w:pPr>
-            <m:oMath>
-              <m:r>
-                <m:t>.79</m:t>
-              </m:r>
-              <m:r>
-                <m:rPr>
-                  <m:sty m:val="p"/>
-                </m:rPr>
-                <m:t>[</m:t>
-              </m:r>
-              <m:r>
-                <m:t>.73</m:t>
-              </m:r>
-              <m:r>
-                <m:rPr>
-                  <m:sty m:val="p"/>
-                </m:rPr>
-                <m:t>,</m:t>
-              </m:r>
-              <m:r>
-                <m:t>.85</m:t>
-              </m:r>
-              <m:r>
-                <m:rPr>
-                  <m:sty m:val="p"/>
-                </m:rPr>
-                <m:t>]</m:t>
-              </m:r>
-            </m:oMath>
-          </w:p>
-        </w:tc>
-        <w:tc>
-          <w:tcPr>
-            <w:vAlign w:val="center"/>
-            <w:tcMar>
-              <w:top w:w="70" w:type="dxa"/>
-              <w:bottom w:w="70" w:type="dxa"/>
-              <w:start w:w="85" w:type="dxa"/>
-              <w:end w:w="85" w:type="dxa"/>
-            </w:tcMar>
-            <w:shd w:fill="FFFFFF" w:val="clear"/>
-          </w:tcPr>
-          <w:p>
-            <w:pPr>
-              <w:pStyle w:val="Compact"/>
-              <w:spacing w:before="0" w:after="40" w:line="240" w:lineRule="auto"/>
-            </w:pPr>
-            <m:oMath>
-              <m:r>
-                <m:t>.51</m:t>
-              </m:r>
-              <m:r>
-                <m:rPr>
-                  <m:sty m:val="p"/>
-                </m:rPr>
-                <m:t>[</m:t>
-              </m:r>
-              <m:r>
-                <m:t>.45</m:t>
-              </m:r>
-              <m:r>
-                <m:rPr>
-                  <m:sty m:val="p"/>
-                </m:rPr>
-                <m:t>,</m:t>
-              </m:r>
-              <m:r>
-                <m:t>.57</m:t>
-              </m:r>
-              <m:r>
-                <m:rPr>
-                  <m:sty m:val="p"/>
-                </m:rPr>
-                <m:t>]</m:t>
-              </m:r>
-            </m:oMath>
-          </w:p>
-        </w:tc>
-        <w:tc>
-          <w:tcPr>
-            <w:vAlign w:val="center"/>
-            <w:tcMar>
-              <w:top w:w="70" w:type="dxa"/>
-              <w:bottom w:w="70" w:type="dxa"/>
-              <w:start w:w="85" w:type="dxa"/>
-              <w:end w:w="85" w:type="dxa"/>
-            </w:tcMar>
-            <w:shd w:fill="FFFFFF" w:val="clear"/>
-          </w:tcPr>
-          <w:p>
-            <w:pPr>
-              <w:pStyle w:val="Compact"/>
-              <w:spacing w:before="0" w:after="40" w:line="240" w:lineRule="auto"/>
-            </w:pPr>
-            <m:oMath>
-              <m:r>
-                <m:t>.48</m:t>
-              </m:r>
-              <m:r>
-                <m:rPr>
-                  <m:sty m:val="p"/>
-                </m:rPr>
-                <m:t>[</m:t>
-              </m:r>
-              <m:r>
-                <m:t>.42</m:t>
-              </m:r>
-              <m:r>
-                <m:rPr>
-                  <m:sty m:val="p"/>
-                </m:rPr>
-                <m:t>,</m:t>
-              </m:r>
-              <m:r>
-                <m:t>.54</m:t>
-              </m:r>
-              <m:r>
-                <m:rPr>
-                  <m:sty m:val="p"/>
-                </m:rPr>
-                <m:t>]</m:t>
-              </m:r>
-            </m:oMath>
-          </w:p>
-        </w:tc>
-        <w:tc>
-          <w:tcPr>
-            <w:vAlign w:val="center"/>
-            <w:tcMar>
-              <w:top w:w="70" w:type="dxa"/>
-              <w:bottom w:w="70" w:type="dxa"/>
-              <w:start w:w="85" w:type="dxa"/>
-              <w:end w:w="85" w:type="dxa"/>
-            </w:tcMar>
-            <w:shd w:fill="FFFFFF" w:val="clear"/>
-          </w:tcPr>
-          <w:p>
-            <w:pPr>
-              <w:pStyle w:val="Compact"/>
-              <w:spacing w:before="0" w:after="40" w:line="240" w:lineRule="auto"/>
-            </w:pPr>
-            <m:oMath>
-              <m:r>
-                <m:t>.31</m:t>
-              </m:r>
-              <m:r>
-                <m:rPr>
-                  <m:sty m:val="p"/>
-                </m:rPr>
-                <m:t>[</m:t>
-              </m:r>
-              <m:r>
-                <m:t>.25</m:t>
-              </m:r>
-              <m:r>
-                <m:rPr>
-                  <m:sty m:val="p"/>
-                </m:rPr>
-                <m:t>,</m:t>
-              </m:r>
-              <m:r>
-                <m:t>.37</m:t>
-              </m:r>
-              <m:r>
-                <m:rPr>
-                  <m:sty m:val="p"/>
-                </m:rPr>
-                <m:t>]</m:t>
-              </m:r>
-            </m:oMath>
-          </w:p>
-        </w:tc>
-        <w:tc>
-          <w:tcPr>
-            <w:vAlign w:val="center"/>
-            <w:tcMar>
-              <w:top w:w="70" w:type="dxa"/>
-              <w:bottom w:w="70" w:type="dxa"/>
-              <w:start w:w="85" w:type="dxa"/>
-              <w:end w:w="85" w:type="dxa"/>
-            </w:tcMar>
-            <w:shd w:fill="FFFFFF" w:val="clear"/>
-          </w:tcPr>
-          <w:p>
-            <w:pPr>
-              <w:pStyle w:val="Compact"/>
-              <w:spacing w:before="0" w:after="40" w:line="240" w:lineRule="auto"/>
-            </w:pPr>
-            <m:oMath>
-              <m:r>
-                <m:t>.33</m:t>
-              </m:r>
-              <m:r>
-                <m:rPr>
-                  <m:sty m:val="p"/>
-                </m:rPr>
-                <m:t>[</m:t>
-              </m:r>
-              <m:r>
-                <m:t>.27</m:t>
-              </m:r>
-              <m:r>
-                <m:rPr>
-                  <m:sty m:val="p"/>
-                </m:rPr>
-                <m:t>,</m:t>
-              </m:r>
-              <m:r>
-                <m:t>.39</m:t>
-              </m:r>
-              <m:r>
-                <m:rPr>
-                  <m:sty m:val="p"/>
-                </m:rPr>
-                <m:t>]</m:t>
-              </m:r>
-            </m:oMath>
-          </w:p>
-        </w:tc>
-      </w:tr>
-      <w:tr>
-        <w:trPr>
-          <w:cantSplit/>
-        </w:trPr>
-        <w:tc>
-          <w:tcPr>
-            <w:vAlign w:val="center"/>
-            <w:tcMar>
-              <w:top w:w="70" w:type="dxa"/>
-              <w:bottom w:w="70" w:type="dxa"/>
-              <w:start w:w="85" w:type="dxa"/>
-              <w:end w:w="85" w:type="dxa"/>
-            </w:tcMar>
-            <w:shd w:fill="F4F6F7" w:val="clear"/>
-          </w:tcPr>
-          <w:p>
-            <w:pPr>
-              <w:pStyle w:val="Compact"/>
-              <w:spacing w:before="0" w:after="40" w:line="240" w:lineRule="auto"/>
-            </w:pPr>
-            <w:r>
-              <w:rPr>
-                <w:rFonts w:ascii="Liberation Sans" w:hAnsi="Liberation Sans" w:eastAsia="Liberation Sans" w:cs="Liberation Sans"/>
-                <w:color w:val="232A30"/>
-                <w:sz w:val="18"/>
-              </w:rPr>
-              <w:t xml:space="preserve">Target return-path cut</w:t>
-            </w:r>
-          </w:p>
-        </w:tc>
-        <w:tc>
-          <w:tcPr>
-            <w:vAlign w:val="center"/>
-            <w:tcMar>
-              <w:top w:w="70" w:type="dxa"/>
-              <w:bottom w:w="70" w:type="dxa"/>
-              <w:start w:w="85" w:type="dxa"/>
-              <w:end w:w="85" w:type="dxa"/>
-            </w:tcMar>
-            <w:shd w:fill="F4F6F7" w:val="clear"/>
-          </w:tcPr>
-          <w:p>
-            <w:pPr>
-              <w:pStyle w:val="Compact"/>
-              <w:spacing w:before="0" w:after="40" w:line="240" w:lineRule="auto"/>
-            </w:pPr>
-            <w:r>
-              <w:rPr>
-                <w:rFonts w:ascii="Liberation Sans" w:hAnsi="Liberation Sans" w:eastAsia="Liberation Sans" w:cs="Liberation Sans"/>
-                <w:color w:val="232A30"/>
-                <w:sz w:val="18"/>
-              </w:rPr>
-              <w:t xml:space="preserve">145-180 ms</w:t>
-            </w:r>
-          </w:p>
-        </w:tc>
-        <w:tc>
-          <w:tcPr>
-            <w:vAlign w:val="center"/>
-            <w:tcMar>
-              <w:top w:w="70" w:type="dxa"/>
-              <w:bottom w:w="70" w:type="dxa"/>
-              <w:start w:w="85" w:type="dxa"/>
-              <w:end w:w="85" w:type="dxa"/>
-            </w:tcMar>
-            <w:shd w:fill="F4F6F7" w:val="clear"/>
-          </w:tcPr>
-          <w:p>
-            <w:pPr>
-              <w:pStyle w:val="Compact"/>
-              <w:spacing w:before="0" w:after="40" w:line="240" w:lineRule="auto"/>
-            </w:pPr>
-            <m:oMath>
-              <m:r>
-                <m:t>.82</m:t>
-              </m:r>
-              <m:r>
-                <m:rPr>
-                  <m:sty m:val="p"/>
-                </m:rPr>
-                <m:t>[</m:t>
-              </m:r>
-              <m:r>
-                <m:t>.77</m:t>
-              </m:r>
-              <m:r>
-                <m:rPr>
-                  <m:sty m:val="p"/>
-                </m:rPr>
-                <m:t>,</m:t>
-              </m:r>
-              <m:r>
-                <m:t>.87</m:t>
-              </m:r>
-              <m:r>
-                <m:rPr>
-                  <m:sty m:val="p"/>
-                </m:rPr>
-                <m:t>]</m:t>
-              </m:r>
-            </m:oMath>
-          </w:p>
-        </w:tc>
-        <w:tc>
-          <w:tcPr>
-            <w:vAlign w:val="center"/>
-            <w:tcMar>
-              <w:top w:w="70" w:type="dxa"/>
-              <w:bottom w:w="70" w:type="dxa"/>
-              <w:start w:w="85" w:type="dxa"/>
-              <w:end w:w="85" w:type="dxa"/>
-            </w:tcMar>
-            <w:shd w:fill="F4F6F7" w:val="clear"/>
-          </w:tcPr>
-          <w:p>
-            <w:pPr>
-              <w:pStyle w:val="Compact"/>
-              <w:spacing w:before="0" w:after="40" w:line="240" w:lineRule="auto"/>
-            </w:pPr>
-            <m:oMath>
-              <m:r>
-                <m:t>.79</m:t>
-              </m:r>
-              <m:r>
-                <m:rPr>
-                  <m:sty m:val="p"/>
-                </m:rPr>
-                <m:t>[</m:t>
-              </m:r>
-              <m:r>
-                <m:t>.73</m:t>
-              </m:r>
-              <m:r>
-                <m:rPr>
-                  <m:sty m:val="p"/>
-                </m:rPr>
-                <m:t>,</m:t>
-              </m:r>
-              <m:r>
-                <m:t>.85</m:t>
-              </m:r>
-              <m:r>
-                <m:rPr>
-                  <m:sty m:val="p"/>
-                </m:rPr>
-                <m:t>]</m:t>
-              </m:r>
-            </m:oMath>
-          </w:p>
-        </w:tc>
-        <w:tc>
-          <w:tcPr>
-            <w:vAlign w:val="center"/>
-            <w:tcMar>
-              <w:top w:w="70" w:type="dxa"/>
-              <w:bottom w:w="70" w:type="dxa"/>
-              <w:start w:w="85" w:type="dxa"/>
-              <w:end w:w="85" w:type="dxa"/>
-            </w:tcMar>
-            <w:shd w:fill="F4F6F7" w:val="clear"/>
-          </w:tcPr>
-          <w:p>
-            <w:pPr>
-              <w:pStyle w:val="Compact"/>
-              <w:spacing w:before="0" w:after="40" w:line="240" w:lineRule="auto"/>
-            </w:pPr>
-            <m:oMath>
-              <m:r>
-                <m:t>.71</m:t>
-              </m:r>
-              <m:r>
-                <m:rPr>
-                  <m:sty m:val="p"/>
-                </m:rPr>
-                <m:t>[</m:t>
-              </m:r>
-              <m:r>
-                <m:t>.65</m:t>
-              </m:r>
-              <m:r>
-                <m:rPr>
-                  <m:sty m:val="p"/>
-                </m:rPr>
-                <m:t>,</m:t>
-              </m:r>
-              <m:r>
-                <m:t>.77</m:t>
-              </m:r>
-              <m:r>
-                <m:rPr>
-                  <m:sty m:val="p"/>
-                </m:rPr>
-                <m:t>]</m:t>
-              </m:r>
-            </m:oMath>
-          </w:p>
-        </w:tc>
-        <w:tc>
-          <w:tcPr>
-            <w:vAlign w:val="center"/>
-            <w:tcMar>
-              <w:top w:w="70" w:type="dxa"/>
-              <w:bottom w:w="70" w:type="dxa"/>
-              <w:start w:w="85" w:type="dxa"/>
-              <w:end w:w="85" w:type="dxa"/>
-            </w:tcMar>
-            <w:shd w:fill="F4F6F7" w:val="clear"/>
-          </w:tcPr>
-          <w:p>
-            <w:pPr>
-              <w:pStyle w:val="Compact"/>
-              <w:spacing w:before="0" w:after="40" w:line="240" w:lineRule="auto"/>
-            </w:pPr>
-            <m:oMath>
-              <m:r>
-                <m:t>.68</m:t>
-              </m:r>
-              <m:r>
-                <m:rPr>
-                  <m:sty m:val="p"/>
-                </m:rPr>
-                <m:t>[</m:t>
-              </m:r>
-              <m:r>
-                <m:t>.62</m:t>
-              </m:r>
-              <m:r>
-                <m:rPr>
-                  <m:sty m:val="p"/>
-                </m:rPr>
-                <m:t>,</m:t>
-              </m:r>
-              <m:r>
-                <m:t>.74</m:t>
-              </m:r>
-              <m:r>
-                <m:rPr>
-                  <m:sty m:val="p"/>
-                </m:rPr>
-                <m:t>]</m:t>
-              </m:r>
-            </m:oMath>
-          </w:p>
-        </w:tc>
-        <w:tc>
-          <w:tcPr>
-            <w:vAlign w:val="center"/>
-            <w:tcMar>
-              <w:top w:w="70" w:type="dxa"/>
-              <w:bottom w:w="70" w:type="dxa"/>
-              <w:start w:w="85" w:type="dxa"/>
-              <w:end w:w="85" w:type="dxa"/>
-            </w:tcMar>
-            <w:shd w:fill="F4F6F7" w:val="clear"/>
-          </w:tcPr>
-          <w:p>
-            <w:pPr>
-              <w:pStyle w:val="Compact"/>
-              <w:spacing w:before="0" w:after="40" w:line="240" w:lineRule="auto"/>
-            </w:pPr>
-            <m:oMath>
-              <m:r>
-                <m:t>.39</m:t>
-              </m:r>
-              <m:r>
-                <m:rPr>
-                  <m:sty m:val="p"/>
-                </m:rPr>
-                <m:t>[</m:t>
-              </m:r>
-              <m:r>
-                <m:t>.33</m:t>
-              </m:r>
-              <m:r>
-                <m:rPr>
-                  <m:sty m:val="p"/>
-                </m:rPr>
-                <m:t>,</m:t>
-              </m:r>
-              <m:r>
-                <m:t>.45</m:t>
-              </m:r>
-              <m:r>
-                <m:rPr>
-                  <m:sty m:val="p"/>
-                </m:rPr>
-                <m:t>]</m:t>
-              </m:r>
-            </m:oMath>
-          </w:p>
-        </w:tc>
-        <w:tc>
-          <w:tcPr>
-            <w:vAlign w:val="center"/>
-            <w:tcMar>
-              <w:top w:w="70" w:type="dxa"/>
-              <w:bottom w:w="70" w:type="dxa"/>
-              <w:start w:w="85" w:type="dxa"/>
-              <w:end w:w="85" w:type="dxa"/>
-            </w:tcMar>
-            <w:shd w:fill="F4F6F7" w:val="clear"/>
-          </w:tcPr>
-          <w:p>
-            <w:pPr>
-              <w:pStyle w:val="Compact"/>
-              <w:spacing w:before="0" w:after="40" w:line="240" w:lineRule="auto"/>
-            </w:pPr>
-            <m:oMath>
-              <m:r>
-                <m:t>.58</m:t>
-              </m:r>
-              <m:r>
-                <m:rPr>
-                  <m:sty m:val="p"/>
-                </m:rPr>
-                <m:t>[</m:t>
-              </m:r>
-              <m:r>
-                <m:t>.51</m:t>
-              </m:r>
-              <m:r>
-                <m:rPr>
-                  <m:sty m:val="p"/>
-                </m:rPr>
-                <m:t>,</m:t>
-              </m:r>
-              <m:r>
-                <m:t>.65</m:t>
-              </m:r>
-              <m:r>
-                <m:rPr>
-                  <m:sty m:val="p"/>
-                </m:rPr>
-                <m:t>]</m:t>
-              </m:r>
-            </m:oMath>
-          </w:p>
-        </w:tc>
-      </w:tr>
-      <w:tr>
-        <w:trPr>
-          <w:cantSplit/>
-        </w:trPr>
-        <w:tc>
-          <w:tcPr>
-            <w:vAlign w:val="center"/>
-            <w:tcMar>
-              <w:top w:w="70" w:type="dxa"/>
-              <w:bottom w:w="70" w:type="dxa"/>
-              <w:start w:w="85" w:type="dxa"/>
-              <w:end w:w="85" w:type="dxa"/>
-            </w:tcMar>
-            <w:shd w:fill="FFFFFF" w:val="clear"/>
-          </w:tcPr>
-          <w:p>
-            <w:pPr>
-              <w:pStyle w:val="Compact"/>
-              <w:spacing w:before="0" w:after="40" w:line="240" w:lineRule="auto"/>
-            </w:pPr>
-            <w:r>
-              <w:rPr>
-                <w:rFonts w:ascii="Liberation Sans" w:hAnsi="Liberation Sans" w:eastAsia="Liberation Sans" w:cs="Liberation Sans"/>
-                <w:color w:val="232A30"/>
-                <w:sz w:val="18"/>
-              </w:rPr>
-              <w:t xml:space="preserve">Late report-path cut</w:t>
-            </w:r>
-          </w:p>
-        </w:tc>
-        <w:tc>
-          <w:tcPr>
-            <w:vAlign w:val="center"/>
-            <w:tcMar>
-              <w:top w:w="70" w:type="dxa"/>
-              <w:bottom w:w="70" w:type="dxa"/>
-              <w:start w:w="85" w:type="dxa"/>
-              <w:end w:w="85" w:type="dxa"/>
-            </w:tcMar>
-            <w:shd w:fill="FFFFFF" w:val="clear"/>
-          </w:tcPr>
-          <w:p>
-            <w:pPr>
-              <w:pStyle w:val="Compact"/>
-              <w:spacing w:before="0" w:after="40" w:line="240" w:lineRule="auto"/>
-            </w:pPr>
-            <w:r>
-              <w:rPr>
-                <w:rFonts w:ascii="Liberation Sans" w:hAnsi="Liberation Sans" w:eastAsia="Liberation Sans" w:cs="Liberation Sans"/>
-                <w:color w:val="232A30"/>
-                <w:sz w:val="18"/>
-              </w:rPr>
-              <w:t xml:space="preserve">360-390 ms</w:t>
-            </w:r>
-          </w:p>
-        </w:tc>
-        <w:tc>
-          <w:tcPr>
-            <w:vAlign w:val="center"/>
-            <w:tcMar>
-              <w:top w:w="70" w:type="dxa"/>
-              <w:bottom w:w="70" w:type="dxa"/>
-              <w:start w:w="85" w:type="dxa"/>
-              <w:end w:w="85" w:type="dxa"/>
-            </w:tcMar>
-            <w:shd w:fill="FFFFFF" w:val="clear"/>
-          </w:tcPr>
-          <w:p>
-            <w:pPr>
-              <w:pStyle w:val="Compact"/>
-              <w:spacing w:before="0" w:after="40" w:line="240" w:lineRule="auto"/>
-            </w:pPr>
-            <m:oMath>
-              <m:r>
-                <m:t>.83</m:t>
-              </m:r>
-              <m:r>
-                <m:rPr>
-                  <m:sty m:val="p"/>
-                </m:rPr>
-                <m:t>[</m:t>
-              </m:r>
-              <m:r>
-                <m:t>.78</m:t>
-              </m:r>
-              <m:r>
-                <m:rPr>
-                  <m:sty m:val="p"/>
-                </m:rPr>
-                <m:t>,</m:t>
-              </m:r>
-              <m:r>
-                <m:t>.88</m:t>
-              </m:r>
-              <m:r>
-                <m:rPr>
-                  <m:sty m:val="p"/>
-                </m:rPr>
-                <m:t>]</m:t>
-              </m:r>
-            </m:oMath>
-          </w:p>
-        </w:tc>
-        <w:tc>
-          <w:tcPr>
-            <w:vAlign w:val="center"/>
-            <w:tcMar>
-              <w:top w:w="70" w:type="dxa"/>
-              <w:bottom w:w="70" w:type="dxa"/>
-              <w:start w:w="85" w:type="dxa"/>
-              <w:end w:w="85" w:type="dxa"/>
-            </w:tcMar>
-            <w:shd w:fill="FFFFFF" w:val="clear"/>
-          </w:tcPr>
-          <w:p>
-            <w:pPr>
-              <w:pStyle w:val="Compact"/>
-              <w:spacing w:before="0" w:after="40" w:line="240" w:lineRule="auto"/>
-            </w:pPr>
-            <m:oMath>
-              <m:r>
-                <m:t>.80</m:t>
-              </m:r>
-              <m:r>
-                <m:rPr>
-                  <m:sty m:val="p"/>
-                </m:rPr>
-                <m:t>[</m:t>
-              </m:r>
-              <m:r>
-                <m:t>.74</m:t>
-              </m:r>
-              <m:r>
-                <m:rPr>
-                  <m:sty m:val="p"/>
-                </m:rPr>
-                <m:t>,</m:t>
-              </m:r>
-              <m:r>
-                <m:t>.86</m:t>
-              </m:r>
-              <m:r>
-                <m:rPr>
-                  <m:sty m:val="p"/>
-                </m:rPr>
-                <m:t>]</m:t>
-              </m:r>
-            </m:oMath>
-          </w:p>
-        </w:tc>
-        <w:tc>
-          <w:tcPr>
-            <w:vAlign w:val="center"/>
-            <w:tcMar>
-              <w:top w:w="70" w:type="dxa"/>
-              <w:bottom w:w="70" w:type="dxa"/>
-              <w:start w:w="85" w:type="dxa"/>
-              <w:end w:w="85" w:type="dxa"/>
-            </w:tcMar>
-            <w:shd w:fill="FFFFFF" w:val="clear"/>
-          </w:tcPr>
-          <w:p>
-            <w:pPr>
-              <w:pStyle w:val="Compact"/>
-              <w:spacing w:before="0" w:after="40" w:line="240" w:lineRule="auto"/>
-            </w:pPr>
-            <m:oMath>
-              <m:r>
-                <m:t>.72</m:t>
-              </m:r>
-              <m:r>
-                <m:rPr>
-                  <m:sty m:val="p"/>
-                </m:rPr>
-                <m:t>[</m:t>
-              </m:r>
-              <m:r>
-                <m:t>.66</m:t>
-              </m:r>
-              <m:r>
-                <m:rPr>
-                  <m:sty m:val="p"/>
-                </m:rPr>
-                <m:t>,</m:t>
-              </m:r>
-              <m:r>
-                <m:t>.78</m:t>
-              </m:r>
-              <m:r>
-                <m:rPr>
-                  <m:sty m:val="p"/>
-                </m:rPr>
-                <m:t>]</m:t>
-              </m:r>
-            </m:oMath>
-          </w:p>
-        </w:tc>
-        <w:tc>
-          <w:tcPr>
-            <w:vAlign w:val="center"/>
-            <w:tcMar>
-              <w:top w:w="70" w:type="dxa"/>
-              <w:bottom w:w="70" w:type="dxa"/>
-              <w:start w:w="85" w:type="dxa"/>
-              <w:end w:w="85" w:type="dxa"/>
-            </w:tcMar>
-            <w:shd w:fill="FFFFFF" w:val="clear"/>
-          </w:tcPr>
-          <w:p>
-            <w:pPr>
-              <w:pStyle w:val="Compact"/>
-              <w:spacing w:before="0" w:after="40" w:line="240" w:lineRule="auto"/>
-            </w:pPr>
-            <m:oMath>
-              <m:r>
-                <m:t>.69</m:t>
-              </m:r>
-              <m:r>
-                <m:rPr>
-                  <m:sty m:val="p"/>
-                </m:rPr>
-                <m:t>[</m:t>
-              </m:r>
-              <m:r>
-                <m:t>.63</m:t>
-              </m:r>
-              <m:r>
-                <m:rPr>
-                  <m:sty m:val="p"/>
-                </m:rPr>
-                <m:t>,</m:t>
-              </m:r>
-              <m:r>
-                <m:t>.75</m:t>
-              </m:r>
-              <m:r>
-                <m:rPr>
-                  <m:sty m:val="p"/>
-                </m:rPr>
-                <m:t>]</m:t>
-              </m:r>
-            </m:oMath>
-          </w:p>
-        </w:tc>
-        <w:tc>
-          <w:tcPr>
-            <w:vAlign w:val="center"/>
-            <w:tcMar>
-              <w:top w:w="70" w:type="dxa"/>
-              <w:bottom w:w="70" w:type="dxa"/>
-              <w:start w:w="85" w:type="dxa"/>
-              <w:end w:w="85" w:type="dxa"/>
-            </w:tcMar>
-            <w:shd w:fill="FFFFFF" w:val="clear"/>
-          </w:tcPr>
-          <w:p>
-            <w:pPr>
-              <w:pStyle w:val="Compact"/>
-              <w:spacing w:before="0" w:after="40" w:line="240" w:lineRule="auto"/>
-            </w:pPr>
-            <m:oMath>
-              <m:r>
-                <m:t>.66</m:t>
-              </m:r>
-              <m:r>
-                <m:rPr>
-                  <m:sty m:val="p"/>
-                </m:rPr>
-                <m:t>[</m:t>
-              </m:r>
-              <m:r>
-                <m:t>.60</m:t>
-              </m:r>
-              <m:r>
-                <m:rPr>
-                  <m:sty m:val="p"/>
-                </m:rPr>
-                <m:t>,</m:t>
-              </m:r>
-              <m:r>
-                <m:t>.72</m:t>
-              </m:r>
-              <m:r>
-                <m:rPr>
-                  <m:sty m:val="p"/>
-                </m:rPr>
-                <m:t>]</m:t>
-              </m:r>
-            </m:oMath>
-          </w:p>
-        </w:tc>
-        <w:tc>
-          <w:tcPr>
-            <w:vAlign w:val="center"/>
-            <w:tcMar>
-              <w:top w:w="70" w:type="dxa"/>
-              <w:bottom w:w="70" w:type="dxa"/>
-              <w:start w:w="85" w:type="dxa"/>
-              <w:end w:w="85" w:type="dxa"/>
-            </w:tcMar>
-            <w:shd w:fill="FFFFFF" w:val="clear"/>
-          </w:tcPr>
-          <w:p>
-            <w:pPr>
-              <w:pStyle w:val="Compact"/>
-              <w:spacing w:before="0" w:after="40" w:line="240" w:lineRule="auto"/>
-            </w:pPr>
-            <m:oMath>
-              <m:r>
-                <m:t>.29</m:t>
-              </m:r>
-              <m:r>
-                <m:rPr>
-                  <m:sty m:val="p"/>
-                </m:rPr>
-                <m:t>[</m:t>
-              </m:r>
-              <m:r>
-                <m:t>.23</m:t>
-              </m:r>
-              <m:r>
-                <m:rPr>
-                  <m:sty m:val="p"/>
-                </m:rPr>
-                <m:t>,</m:t>
-              </m:r>
-              <m:r>
-                <m:t>.35</m:t>
-              </m:r>
-              <m:r>
-                <m:rPr>
-                  <m:sty m:val="p"/>
-                </m:rPr>
-                <m:t>]</m:t>
-              </m:r>
-            </m:oMath>
-          </w:p>
-        </w:tc>
-      </w:tr>
-      <w:tr>
-        <w:trPr>
-          <w:cantSplit/>
-        </w:trPr>
-        <w:tc>
-          <w:tcPr>
-            <w:vAlign w:val="center"/>
-            <w:tcMar>
-              <w:top w:w="70" w:type="dxa"/>
-              <w:bottom w:w="70" w:type="dxa"/>
-              <w:start w:w="85" w:type="dxa"/>
-              <w:end w:w="85" w:type="dxa"/>
-            </w:tcMar>
-            <w:shd w:fill="F4F6F7" w:val="clear"/>
-          </w:tcPr>
-          <w:p>
-            <w:pPr>
-              <w:pStyle w:val="Compact"/>
-              <w:spacing w:before="0" w:after="40" w:line="240" w:lineRule="auto"/>
-            </w:pPr>
-            <w:r>
-              <w:rPr>
-                <w:rFonts w:ascii="Liberation Sans" w:hAnsi="Liberation Sans" w:eastAsia="Liberation Sans" w:cs="Liberation Sans"/>
-                <w:color w:val="232A30"/>
-                <w:sz w:val="18"/>
-              </w:rPr>
-              <w:t xml:space="preserve">Sham</w:t>
-            </w:r>
-          </w:p>
-        </w:tc>
-        <w:tc>
-          <w:tcPr>
-            <w:vAlign w:val="center"/>
-            <w:tcMar>
-              <w:top w:w="70" w:type="dxa"/>
-              <w:bottom w:w="70" w:type="dxa"/>
-              <w:start w:w="85" w:type="dxa"/>
-              <w:end w:w="85" w:type="dxa"/>
-            </w:tcMar>
-            <w:shd w:fill="F4F6F7" w:val="clear"/>
-          </w:tcPr>
-          <w:p>
-            <w:pPr>
-              <w:pStyle w:val="Compact"/>
-              <w:spacing w:before="0" w:after="40" w:line="240" w:lineRule="auto"/>
-            </w:pPr>
-            <w:r>
-              <w:rPr>
-                <w:rFonts w:ascii="Liberation Sans" w:hAnsi="Liberation Sans" w:eastAsia="Liberation Sans" w:cs="Liberation Sans"/>
-                <w:color w:val="232A30"/>
-                <w:sz w:val="18"/>
-              </w:rPr>
-              <w:t xml:space="preserve">145-180 ms</w:t>
-            </w:r>
-          </w:p>
-        </w:tc>
-        <w:tc>
-          <w:tcPr>
-            <w:vAlign w:val="center"/>
-            <w:tcMar>
-              <w:top w:w="70" w:type="dxa"/>
-              <w:bottom w:w="70" w:type="dxa"/>
-              <w:start w:w="85" w:type="dxa"/>
-              <w:end w:w="85" w:type="dxa"/>
-            </w:tcMar>
-            <w:shd w:fill="F4F6F7" w:val="clear"/>
-          </w:tcPr>
-          <w:p>
-            <w:pPr>
-              <w:pStyle w:val="Compact"/>
-              <w:spacing w:before="0" w:after="40" w:line="240" w:lineRule="auto"/>
-            </w:pPr>
-            <m:oMath>
-              <m:r>
-                <m:t>.83</m:t>
-              </m:r>
-              <m:r>
-                <m:rPr>
-                  <m:sty m:val="p"/>
-                </m:rPr>
-                <m:t>[</m:t>
-              </m:r>
-              <m:r>
-                <m:t>.78</m:t>
-              </m:r>
-              <m:r>
-                <m:rPr>
-                  <m:sty m:val="p"/>
-                </m:rPr>
-                <m:t>,</m:t>
-              </m:r>
-              <m:r>
-                <m:t>.88</m:t>
-              </m:r>
-              <m:r>
-                <m:rPr>
-                  <m:sty m:val="p"/>
-                </m:rPr>
-                <m:t>]</m:t>
-              </m:r>
-            </m:oMath>
-          </w:p>
-        </w:tc>
-        <w:tc>
-          <w:tcPr>
-            <w:vAlign w:val="center"/>
-            <w:tcMar>
-              <w:top w:w="70" w:type="dxa"/>
-              <w:bottom w:w="70" w:type="dxa"/>
-              <w:start w:w="85" w:type="dxa"/>
-              <w:end w:w="85" w:type="dxa"/>
-            </w:tcMar>
-            <w:shd w:fill="F4F6F7" w:val="clear"/>
-          </w:tcPr>
-          <w:p>
-            <w:pPr>
-              <w:pStyle w:val="Compact"/>
-              <w:spacing w:before="0" w:after="40" w:line="240" w:lineRule="auto"/>
-            </w:pPr>
-            <m:oMath>
-              <m:r>
-                <m:t>.80</m:t>
-              </m:r>
-              <m:r>
-                <m:rPr>
-                  <m:sty m:val="p"/>
-                </m:rPr>
-                <m:t>[</m:t>
-              </m:r>
-              <m:r>
-                <m:t>.74</m:t>
-              </m:r>
-              <m:r>
-                <m:rPr>
-                  <m:sty m:val="p"/>
-                </m:rPr>
-                <m:t>,</m:t>
-              </m:r>
-              <m:r>
-                <m:t>.86</m:t>
-              </m:r>
-              <m:r>
-                <m:rPr>
-                  <m:sty m:val="p"/>
-                </m:rPr>
-                <m:t>]</m:t>
-              </m:r>
-            </m:oMath>
-          </w:p>
-        </w:tc>
-        <w:tc>
-          <w:tcPr>
-            <w:vAlign w:val="center"/>
-            <w:tcMar>
-              <w:top w:w="70" w:type="dxa"/>
-              <w:bottom w:w="70" w:type="dxa"/>
-              <w:start w:w="85" w:type="dxa"/>
-              <w:end w:w="85" w:type="dxa"/>
-            </w:tcMar>
-            <w:shd w:fill="F4F6F7" w:val="clear"/>
-          </w:tcPr>
-          <w:p>
-            <w:pPr>
-              <w:pStyle w:val="Compact"/>
-              <w:spacing w:before="0" w:after="40" w:line="240" w:lineRule="auto"/>
-            </w:pPr>
-            <m:oMath>
-              <m:r>
-                <m:t>.72</m:t>
-              </m:r>
-              <m:r>
-                <m:rPr>
-                  <m:sty m:val="p"/>
-                </m:rPr>
-                <m:t>[</m:t>
-              </m:r>
-              <m:r>
-                <m:t>.66</m:t>
-              </m:r>
-              <m:r>
-                <m:rPr>
-                  <m:sty m:val="p"/>
-                </m:rPr>
-                <m:t>,</m:t>
-              </m:r>
-              <m:r>
-                <m:t>.78</m:t>
-              </m:r>
-              <m:r>
-                <m:rPr>
-                  <m:sty m:val="p"/>
-                </m:rPr>
-                <m:t>]</m:t>
-              </m:r>
-            </m:oMath>
-          </w:p>
-        </w:tc>
-        <w:tc>
-          <w:tcPr>
-            <w:vAlign w:val="center"/>
-            <w:tcMar>
-              <w:top w:w="70" w:type="dxa"/>
-              <w:bottom w:w="70" w:type="dxa"/>
-              <w:start w:w="85" w:type="dxa"/>
-              <w:end w:w="85" w:type="dxa"/>
-            </w:tcMar>
-            <w:shd w:fill="F4F6F7" w:val="clear"/>
-          </w:tcPr>
-          <w:p>
-            <w:pPr>
-              <w:pStyle w:val="Compact"/>
-              <w:spacing w:before="0" w:after="40" w:line="240" w:lineRule="auto"/>
-            </w:pPr>
-            <m:oMath>
-              <m:r>
-                <m:t>.69</m:t>
-              </m:r>
-              <m:r>
-                <m:rPr>
-                  <m:sty m:val="p"/>
-                </m:rPr>
-                <m:t>[</m:t>
-              </m:r>
-              <m:r>
-                <m:t>.63</m:t>
-              </m:r>
-              <m:r>
-                <m:rPr>
-                  <m:sty m:val="p"/>
-                </m:rPr>
-                <m:t>,</m:t>
-              </m:r>
-              <m:r>
-                <m:t>.75</m:t>
-              </m:r>
-              <m:r>
-                <m:rPr>
-                  <m:sty m:val="p"/>
-                </m:rPr>
-                <m:t>]</m:t>
-              </m:r>
-            </m:oMath>
-          </w:p>
-        </w:tc>
-        <w:tc>
-          <w:tcPr>
-            <w:vAlign w:val="center"/>
-            <w:tcMar>
-              <w:top w:w="70" w:type="dxa"/>
-              <w:bottom w:w="70" w:type="dxa"/>
-              <w:start w:w="85" w:type="dxa"/>
-              <w:end w:w="85" w:type="dxa"/>
-            </w:tcMar>
-            <w:shd w:fill="F4F6F7" w:val="clear"/>
-          </w:tcPr>
-          <w:p>
-            <w:pPr>
-              <w:pStyle w:val="Compact"/>
-              <w:spacing w:before="0" w:after="40" w:line="240" w:lineRule="auto"/>
-            </w:pPr>
-            <m:oMath>
-              <m:r>
-                <m:t>.67</m:t>
-              </m:r>
-              <m:r>
-                <m:rPr>
-                  <m:sty m:val="p"/>
-                </m:rPr>
-                <m:t>[</m:t>
-              </m:r>
-              <m:r>
-                <m:t>.61</m:t>
-              </m:r>
-              <m:r>
-                <m:rPr>
-                  <m:sty m:val="p"/>
-                </m:rPr>
-                <m:t>,</m:t>
-              </m:r>
-              <m:r>
-                <m:t>.73</m:t>
-              </m:r>
-              <m:r>
-                <m:rPr>
-                  <m:sty m:val="p"/>
-                </m:rPr>
-                <m:t>]</m:t>
-              </m:r>
-            </m:oMath>
-          </w:p>
-        </w:tc>
-        <w:tc>
-          <w:tcPr>
-            <w:vAlign w:val="center"/>
-            <w:tcMar>
-              <w:top w:w="70" w:type="dxa"/>
-              <w:bottom w:w="70" w:type="dxa"/>
-              <w:start w:w="85" w:type="dxa"/>
-              <w:end w:w="85" w:type="dxa"/>
-            </w:tcMar>
-            <w:shd w:fill="F4F6F7" w:val="clear"/>
-          </w:tcPr>
-          <w:p>
-            <w:pPr>
-              <w:pStyle w:val="Compact"/>
-              <w:spacing w:before="0" w:after="40" w:line="240" w:lineRule="auto"/>
-            </w:pPr>
-            <m:oMath>
-              <m:r>
-                <m:t>.84</m:t>
-              </m:r>
-              <m:r>
-                <m:rPr>
-                  <m:sty m:val="p"/>
-                </m:rPr>
-                <m:t>[</m:t>
-              </m:r>
-              <m:r>
-                <m:t>.78</m:t>
-              </m:r>
-              <m:r>
-                <m:rPr>
-                  <m:sty m:val="p"/>
-                </m:rPr>
-                <m:t>,</m:t>
-              </m:r>
-              <m:r>
-                <m:t>.90</m:t>
-              </m:r>
-              <m:r>
-                <m:rPr>
-                  <m:sty m:val="p"/>
-                </m:rPr>
-                <m:t>]</m:t>
-              </m:r>
-            </m:oMath>
-          </w:p>
-        </w:tc>
-      </w:tr>
-      <w:tr>
-        <w:trPr>
-          <w:cantSplit/>
-        </w:trPr>
-        <w:tc>
-          <w:tcPr>
-            <w:vAlign w:val="center"/>
-            <w:tcMar>
-              <w:top w:w="70" w:type="dxa"/>
-              <w:bottom w:w="70" w:type="dxa"/>
-              <w:start w:w="85" w:type="dxa"/>
-              <w:end w:w="85" w:type="dxa"/>
-            </w:tcMar>
-            <w:shd w:fill="FFFFFF" w:val="clear"/>
-          </w:tcPr>
-          <w:p>
-            <w:pPr>
-              <w:pStyle w:val="Compact"/>
-              <w:spacing w:before="0" w:after="40" w:line="240" w:lineRule="auto"/>
-            </w:pPr>
-            <w:r>
-              <w:rPr>
-                <w:rFonts w:ascii="Liberation Sans" w:hAnsi="Liberation Sans" w:eastAsia="Liberation Sans" w:cs="Liberation Sans"/>
-                <w:color w:val="232A30"/>
-                <w:sz w:val="18"/>
-              </w:rPr>
-              <w:t xml:space="preserve">Pathway rescue after target cut</w:t>
-            </w:r>
-          </w:p>
-        </w:tc>
-        <w:tc>
-          <w:tcPr>
-            <w:vAlign w:val="center"/>
-            <w:tcMar>
-              <w:top w:w="70" w:type="dxa"/>
-              <w:bottom w:w="70" w:type="dxa"/>
-              <w:start w:w="85" w:type="dxa"/>
-              <w:end w:w="85" w:type="dxa"/>
-            </w:tcMar>
-            <w:shd w:fill="FFFFFF" w:val="clear"/>
-          </w:tcPr>
-          <w:p>
-            <w:pPr>
-              <w:pStyle w:val="Compact"/>
-              <w:spacing w:before="0" w:after="40" w:line="240" w:lineRule="auto"/>
-            </w:pPr>
-            <w:r>
-              <w:rPr>
-                <w:rFonts w:ascii="Liberation Sans" w:hAnsi="Liberation Sans" w:eastAsia="Liberation Sans" w:cs="Liberation Sans"/>
-                <w:color w:val="232A30"/>
-                <w:sz w:val="18"/>
-              </w:rPr>
-              <w:t xml:space="preserve">145-180 ms</w:t>
-            </w:r>
-          </w:p>
-        </w:tc>
-        <w:tc>
-          <w:tcPr>
-            <w:vAlign w:val="center"/>
-            <w:tcMar>
-              <w:top w:w="70" w:type="dxa"/>
-              <w:bottom w:w="70" w:type="dxa"/>
-              <w:start w:w="85" w:type="dxa"/>
-              <w:end w:w="85" w:type="dxa"/>
-            </w:tcMar>
-            <w:shd w:fill="FFFFFF" w:val="clear"/>
-          </w:tcPr>
-          <w:p>
-            <w:pPr>
-              <w:pStyle w:val="Compact"/>
-              <w:spacing w:before="0" w:after="40" w:line="240" w:lineRule="auto"/>
-            </w:pPr>
-            <m:oMath>
-              <m:r>
-                <m:t>.82</m:t>
-              </m:r>
-              <m:r>
-                <m:rPr>
-                  <m:sty m:val="p"/>
-                </m:rPr>
-                <m:t>[</m:t>
-              </m:r>
-              <m:r>
-                <m:t>.77</m:t>
-              </m:r>
-              <m:r>
-                <m:rPr>
-                  <m:sty m:val="p"/>
-                </m:rPr>
-                <m:t>,</m:t>
-              </m:r>
-              <m:r>
-                <m:t>.87</m:t>
-              </m:r>
-              <m:r>
-                <m:rPr>
-                  <m:sty m:val="p"/>
-                </m:rPr>
-                <m:t>]</m:t>
-              </m:r>
-            </m:oMath>
-          </w:p>
-        </w:tc>
-        <w:tc>
-          <w:tcPr>
-            <w:vAlign w:val="center"/>
-            <w:tcMar>
-              <w:top w:w="70" w:type="dxa"/>
-              <w:bottom w:w="70" w:type="dxa"/>
-              <w:start w:w="85" w:type="dxa"/>
-              <w:end w:w="85" w:type="dxa"/>
-            </w:tcMar>
-            <w:shd w:fill="FFFFFF" w:val="clear"/>
-          </w:tcPr>
-          <w:p>
-            <w:pPr>
-              <w:pStyle w:val="Compact"/>
-              <w:spacing w:before="0" w:after="40" w:line="240" w:lineRule="auto"/>
-            </w:pPr>
-            <m:oMath>
-              <m:r>
-                <m:t>.79</m:t>
-              </m:r>
-              <m:r>
-                <m:rPr>
-                  <m:sty m:val="p"/>
-                </m:rPr>
-                <m:t>[</m:t>
-              </m:r>
-              <m:r>
-                <m:t>.73</m:t>
-              </m:r>
-              <m:r>
-                <m:rPr>
-                  <m:sty m:val="p"/>
-                </m:rPr>
-                <m:t>,</m:t>
-              </m:r>
-              <m:r>
-                <m:t>.85</m:t>
-              </m:r>
-              <m:r>
-                <m:rPr>
-                  <m:sty m:val="p"/>
-                </m:rPr>
-                <m:t>]</m:t>
-              </m:r>
-            </m:oMath>
-          </w:p>
-        </w:tc>
-        <w:tc>
-          <w:tcPr>
-            <w:vAlign w:val="center"/>
-            <w:tcMar>
-              <w:top w:w="70" w:type="dxa"/>
-              <w:bottom w:w="70" w:type="dxa"/>
-              <w:start w:w="85" w:type="dxa"/>
-              <w:end w:w="85" w:type="dxa"/>
-            </w:tcMar>
-            <w:shd w:fill="FFFFFF" w:val="clear"/>
-          </w:tcPr>
-          <w:p>
-            <w:pPr>
-              <w:pStyle w:val="Compact"/>
-              <w:spacing w:before="0" w:after="40" w:line="240" w:lineRule="auto"/>
-            </w:pPr>
-            <m:oMath>
-              <m:r>
-                <m:t>.71</m:t>
-              </m:r>
-              <m:r>
-                <m:rPr>
-                  <m:sty m:val="p"/>
-                </m:rPr>
-                <m:t>[</m:t>
-              </m:r>
-              <m:r>
-                <m:t>.65</m:t>
-              </m:r>
-              <m:r>
-                <m:rPr>
-                  <m:sty m:val="p"/>
-                </m:rPr>
-                <m:t>,</m:t>
-              </m:r>
-              <m:r>
-                <m:t>.77</m:t>
-              </m:r>
-              <m:r>
-                <m:rPr>
-                  <m:sty m:val="p"/>
-                </m:rPr>
-                <m:t>]</m:t>
-              </m:r>
-            </m:oMath>
-          </w:p>
-        </w:tc>
-        <w:tc>
-          <w:tcPr>
-            <w:vAlign w:val="center"/>
-            <w:tcMar>
-              <w:top w:w="70" w:type="dxa"/>
-              <w:bottom w:w="70" w:type="dxa"/>
-              <w:start w:w="85" w:type="dxa"/>
-              <w:end w:w="85" w:type="dxa"/>
-            </w:tcMar>
-            <w:shd w:fill="FFFFFF" w:val="clear"/>
-          </w:tcPr>
-          <w:p>
-            <w:pPr>
-              <w:pStyle w:val="Compact"/>
-              <w:spacing w:before="0" w:after="40" w:line="240" w:lineRule="auto"/>
-            </w:pPr>
-            <m:oMath>
-              <m:r>
-                <m:t>.68</m:t>
-              </m:r>
-              <m:r>
-                <m:rPr>
-                  <m:sty m:val="p"/>
-                </m:rPr>
-                <m:t>[</m:t>
-              </m:r>
-              <m:r>
-                <m:t>.62</m:t>
-              </m:r>
-              <m:r>
-                <m:rPr>
-                  <m:sty m:val="p"/>
-                </m:rPr>
-                <m:t>,</m:t>
-              </m:r>
-              <m:r>
-                <m:t>.74</m:t>
-              </m:r>
-              <m:r>
-                <m:rPr>
-                  <m:sty m:val="p"/>
-                </m:rPr>
-                <m:t>]</m:t>
-              </m:r>
-            </m:oMath>
-          </w:p>
-        </w:tc>
-        <w:tc>
-          <w:tcPr>
-            <w:vAlign w:val="center"/>
-            <w:tcMar>
-              <w:top w:w="70" w:type="dxa"/>
-              <w:bottom w:w="70" w:type="dxa"/>
-              <w:start w:w="85" w:type="dxa"/>
-              <w:end w:w="85" w:type="dxa"/>
-            </w:tcMar>
-            <w:shd w:fill="FFFFFF" w:val="clear"/>
-          </w:tcPr>
-          <w:p>
-            <w:pPr>
-              <w:pStyle w:val="Compact"/>
-              <w:spacing w:before="0" w:after="40" w:line="240" w:lineRule="auto"/>
-            </w:pPr>
-            <m:oMath>
-              <m:r>
-                <m:t>.65</m:t>
-              </m:r>
-              <m:r>
-                <m:rPr>
-                  <m:sty m:val="p"/>
-                </m:rPr>
-                <m:t>[</m:t>
-              </m:r>
-              <m:r>
-                <m:t>.59</m:t>
-              </m:r>
-              <m:r>
-                <m:rPr>
-                  <m:sty m:val="p"/>
-                </m:rPr>
-                <m:t>,</m:t>
-              </m:r>
-              <m:r>
-                <m:t>.71</m:t>
-              </m:r>
-              <m:r>
-                <m:rPr>
-                  <m:sty m:val="p"/>
-                </m:rPr>
-                <m:t>]</m:t>
-              </m:r>
-            </m:oMath>
-          </w:p>
-        </w:tc>
-        <w:tc>
-          <w:tcPr>
-            <w:vAlign w:val="center"/>
-            <w:tcMar>
-              <w:top w:w="70" w:type="dxa"/>
-              <w:bottom w:w="70" w:type="dxa"/>
-              <w:start w:w="85" w:type="dxa"/>
-              <w:end w:w="85" w:type="dxa"/>
-            </w:tcMar>
-            <w:shd w:fill="FFFFFF" w:val="clear"/>
-          </w:tcPr>
-          <w:p>
-            <w:pPr>
-              <w:pStyle w:val="Compact"/>
-              <w:spacing w:before="0" w:after="40" w:line="240" w:lineRule="auto"/>
-            </w:pPr>
-            <m:oMath>
-              <m:r>
-                <m:t>.82</m:t>
-              </m:r>
-              <m:r>
-                <m:rPr>
-                  <m:sty m:val="p"/>
-                </m:rPr>
-                <m:t>[</m:t>
-              </m:r>
-              <m:r>
-                <m:t>.76</m:t>
-              </m:r>
-              <m:r>
-                <m:rPr>
-                  <m:sty m:val="p"/>
-                </m:rPr>
-                <m:t>,</m:t>
-              </m:r>
-              <m:r>
-                <m:t>.88</m:t>
-              </m:r>
-              <m:r>
-                <m:rPr>
-                  <m:sty m:val="p"/>
-                </m:rPr>
-                <m:t>]</m:t>
-              </m:r>
-            </m:oMath>
-          </w:p>
-        </w:tc>
-      </w:tr>
-    </w:tbl>
-    <w:p>
-      <w:pPr>
-        <w:pStyle w:val="BodyText"/>
-      </w:pPr>
-      <w:r>
-        <w:t xml:space="preserve">Paired-change intervals for the retained components are:</w:t>
-      </w:r>
-    </w:p>
-    <w:tbl>
-      <w:tblPr>
-        <w:tblStyle w:val="Table"/>
-        <w:tblW w:type="pct" w:w="5000"/>
-        <w:jc w:val="center"/>
-        <w:tblLayout w:type="autofit"/>
-        <w:tblLook w:firstRow="1" w:lastRow="0" w:firstColumn="0" w:lastColumn="0" w:noHBand="0" w:noVBand="0" w:val="0020"/>
-      </w:tblPr>
-      <w:tblGrid>
-        <w:gridCol w:w="1485"/>
-        <w:gridCol w:w="1485"/>
-        <w:gridCol w:w="1485"/>
-        <w:gridCol w:w="1485"/>
-        <w:gridCol w:w="1980"/>
-      </w:tblGrid>
-      <w:tr>
-        <w:trPr>
-          <w:tblHeader w:val="on"/>
-          <w:cantSplit/>
-        </w:trPr>
-        <w:tc>
-          <w:tcPr>
-            <w:vAlign w:val="center"/>
-            <w:tcMar>
-              <w:top w:w="70" w:type="dxa"/>
-              <w:bottom w:w="70" w:type="dxa"/>
-              <w:start w:w="85" w:type="dxa"/>
-              <w:end w:w="85" w:type="dxa"/>
-            </w:tcMar>
-            <w:shd w:fill="1B344C" w:val="clear"/>
-          </w:tcPr>
-          <w:p>
-            <w:pPr>
-              <w:pStyle w:val="Compact"/>
-              <w:spacing w:before="0" w:after="40" w:line="240" w:lineRule="auto"/>
-            </w:pPr>
-            <w:r>
-              <w:rPr>
-                <w:rFonts w:ascii="Liberation Sans" w:hAnsi="Liberation Sans" w:eastAsia="Liberation Sans" w:cs="Liberation Sans"/>
-                <w:b/>
-                <w:color w:val="FFFFFF"/>
-                <w:sz w:val="18"/>
-              </w:rPr>
-              <w:t xml:space="preserve">Synthetic condition</w:t>
-            </w:r>
-          </w:p>
-        </w:tc>
-        <w:tc>
-          <w:tcPr>
-            <w:vAlign w:val="center"/>
-            <w:tcMar>
-              <w:top w:w="70" w:type="dxa"/>
-              <w:bottom w:w="70" w:type="dxa"/>
-              <w:start w:w="85" w:type="dxa"/>
-              <w:end w:w="85" w:type="dxa"/>
-            </w:tcMar>
-            <w:shd w:fill="1B344C" w:val="clear"/>
-          </w:tcPr>
-          <w:p>
-            <w:pPr>
-              <w:pStyle w:val="Compact"/>
-              <w:spacing w:before="0" w:after="40" w:line="240" w:lineRule="auto"/>
-            </w:pPr>
-            <m:oMath>
-              <m:r>
-                <m:rPr>
-                  <m:sty m:val="p"/>
-                </m:rPr>
-                <m:t>Δ</m:t>
-              </m:r>
-              <m:r>
-                <m:t>V</m:t>
-              </m:r>
-            </m:oMath>
-          </w:p>
-        </w:tc>
-        <w:tc>
-          <w:tcPr>
-            <w:vAlign w:val="center"/>
-            <w:tcMar>
-              <w:top w:w="70" w:type="dxa"/>
-              <w:bottom w:w="70" w:type="dxa"/>
-              <w:start w:w="85" w:type="dxa"/>
-              <w:end w:w="85" w:type="dxa"/>
-            </w:tcMar>
-            <w:shd w:fill="1B344C" w:val="clear"/>
-          </w:tcPr>
-          <w:p>
-            <w:pPr>
-              <w:pStyle w:val="Compact"/>
-              <w:spacing w:before="0" w:after="40" w:line="240" w:lineRule="auto"/>
-            </w:pPr>
-            <m:oMath>
-              <m:r>
-                <m:rPr>
-                  <m:sty m:val="p"/>
-                </m:rPr>
-                <m:t>Δ</m:t>
-              </m:r>
-              <m:sSub>
-                <m:e>
-                  <m:r>
-                    <m:t>N</m:t>
-                  </m:r>
-                </m:e>
-                <m:sub>
-                  <m:r>
-                    <m:t>1</m:t>
-                  </m:r>
-                </m:sub>
-              </m:sSub>
-            </m:oMath>
-          </w:p>
-        </w:tc>
-        <w:tc>
-          <w:tcPr>
-            <w:vAlign w:val="center"/>
-            <w:tcMar>
-              <w:top w:w="70" w:type="dxa"/>
-              <w:bottom w:w="70" w:type="dxa"/>
-              <w:start w:w="85" w:type="dxa"/>
-              <w:end w:w="85" w:type="dxa"/>
-            </w:tcMar>
-            <w:shd w:fill="1B344C" w:val="clear"/>
-          </w:tcPr>
-          <w:p>
-            <w:pPr>
-              <w:pStyle w:val="Compact"/>
-              <w:spacing w:before="0" w:after="40" w:line="240" w:lineRule="auto"/>
-            </w:pPr>
-            <m:oMath>
-              <m:r>
-                <m:rPr>
-                  <m:sty m:val="p"/>
-                </m:rPr>
-                <m:t>Δ</m:t>
-              </m:r>
-              <m:sSub>
-                <m:e>
-                  <m:r>
-                    <m:t>N</m:t>
-                  </m:r>
-                </m:e>
-                <m:sub>
-                  <m:r>
-                    <m:t>2</m:t>
-                  </m:r>
-                </m:sub>
-              </m:sSub>
-            </m:oMath>
-          </w:p>
-        </w:tc>
-        <w:tc>
-          <w:tcPr>
-            <w:vAlign w:val="center"/>
-            <w:tcMar>
-              <w:top w:w="70" w:type="dxa"/>
-              <w:bottom w:w="70" w:type="dxa"/>
-              <w:start w:w="85" w:type="dxa"/>
-              <w:end w:w="85" w:type="dxa"/>
-            </w:tcMar>
-            <w:shd w:fill="1B344C" w:val="clear"/>
-          </w:tcPr>
-          <w:p>
-            <w:pPr>
-              <w:pStyle w:val="Compact"/>
-              <w:spacing w:before="0" w:after="40" w:line="240" w:lineRule="auto"/>
-              <w:jc w:val="right"/>
-            </w:pPr>
-            <m:oMath>
-              <m:sSub>
-                <m:e>
-                  <m:r>
-                    <m:t>R</m:t>
-                  </m:r>
-                </m:e>
-                <m:sub>
-                  <m:r>
-                    <m:t>C</m:t>
-                  </m:r>
-                </m:sub>
-              </m:sSub>
-            </m:oMath>
             <w:r>
               <w:rPr>
                 <w:rFonts w:ascii="Liberation Sans" w:hAnsi="Liberation Sans" w:eastAsia="Liberation Sans" w:cs="Liberation Sans"/>
@@ -6813,6 +6241,7 @@
         </w:trPr>
         <w:tc>
           <w:tcPr>
+            <w:tcW w:w="2399" w:type="dxa"/>
             <w:vAlign w:val="center"/>
             <w:tcMar>
               <w:top w:w="70" w:type="dxa"/>
@@ -6839,6 +6268,7 @@
         </w:tc>
         <w:tc>
           <w:tcPr>
+            <w:tcW w:w="1499" w:type="dxa"/>
             <w:vAlign w:val="center"/>
             <w:tcMar>
               <w:top w:w="70" w:type="dxa"/>
@@ -6852,36 +6282,67 @@
             <w:pPr>
               <w:pStyle w:val="Compact"/>
               <w:spacing w:before="0" w:after="40" w:line="240" w:lineRule="auto"/>
+              <w:jc w:val="center"/>
             </w:pPr>
             <m:oMath>
               <m:r>
                 <m:rPr>
                   <m:sty m:val="p"/>
                 </m:rPr>
+                <w:rPr>
+                  <w:sz w:val="18"/>
+                  <w:szCs w:val="18"/>
+                  <w:color w:val="232A30"/>
+                </w:rPr>
                 <m:t>[</m:t>
               </m:r>
               <m:r>
                 <m:rPr>
                   <m:sty m:val="p"/>
                 </m:rPr>
+                <w:rPr>
+                  <w:sz w:val="18"/>
+                  <w:szCs w:val="18"/>
+                  <w:color w:val="232A30"/>
+                </w:rPr>
                 <m:t>−</m:t>
               </m:r>
               <m:r>
+                <w:rPr>
+                  <w:sz w:val="18"/>
+                  <w:szCs w:val="18"/>
+                  <w:color w:val="232A30"/>
+                </w:rPr>
                 <m:t>.04</m:t>
               </m:r>
               <m:r>
                 <m:rPr>
                   <m:sty m:val="p"/>
                 </m:rPr>
+                <w:rPr>
+                  <w:sz w:val="18"/>
+                  <w:szCs w:val="18"/>
+                  <w:color w:val="232A30"/>
+                </w:rPr>
                 <m:t>,</m:t>
               </m:r>
               <m:r>
+                <w:rPr>
+                  <w:sz w:val="18"/>
+                  <w:szCs w:val="18"/>
+                  <w:color w:val="232A30"/>
+                </w:rPr>
                 <m:t>.02</m:t>
               </m:r>
               <m:r>
                 <m:rPr>
                   <m:sty m:val="p"/>
                 </m:rPr>
+                <w:rPr>
+                  <w:sz w:val="18"/>
+                  <w:szCs w:val="18"/>
+                  <w:color w:val="232A30"/>
+                </w:rPr>
                 <m:t>]</m:t>
               </m:r>
             </m:oMath>
@@ -6889,6 +6350,7 @@
         </w:tc>
         <w:tc>
           <w:tcPr>
+            <w:tcW w:w="1499" w:type="dxa"/>
             <w:vAlign w:val="center"/>
             <w:tcMar>
               <w:top w:w="70" w:type="dxa"/>
@@ -6902,42 +6364,78 @@
             <w:pPr>
               <w:pStyle w:val="Compact"/>
               <w:spacing w:before="0" w:after="40" w:line="240" w:lineRule="auto"/>
+              <w:jc w:val="center"/>
             </w:pPr>
             <m:oMath>
               <m:r>
                 <m:rPr>
                   <m:sty m:val="p"/>
                 </m:rPr>
+                <w:rPr>
+                  <w:sz w:val="18"/>
+                  <w:szCs w:val="18"/>
+                  <w:color w:val="232A30"/>
+                </w:rPr>
                 <m:t>[</m:t>
               </m:r>
               <m:r>
                 <m:rPr>
                   <m:sty m:val="p"/>
                 </m:rPr>
+                <w:rPr>
+                  <w:sz w:val="18"/>
+                  <w:szCs w:val="18"/>
+                  <w:color w:val="232A30"/>
+                </w:rPr>
                 <m:t>−</m:t>
               </m:r>
               <m:r>
+                <w:rPr>
+                  <w:sz w:val="18"/>
+                  <w:szCs w:val="18"/>
+                  <w:color w:val="232A30"/>
+                </w:rPr>
                 <m:t>.29</m:t>
               </m:r>
               <m:r>
                 <m:rPr>
                   <m:sty m:val="p"/>
                 </m:rPr>
+                <w:rPr>
+                  <w:sz w:val="18"/>
+                  <w:szCs w:val="18"/>
+                  <w:color w:val="232A30"/>
+                </w:rPr>
                 <m:t>,</m:t>
               </m:r>
               <m:r>
                 <m:rPr>
                   <m:sty m:val="p"/>
                 </m:rPr>
+                <w:rPr>
+                  <w:sz w:val="18"/>
+                  <w:szCs w:val="18"/>
+                  <w:color w:val="232A30"/>
+                </w:rPr>
                 <m:t>−</m:t>
               </m:r>
               <m:r>
+                <w:rPr>
+                  <w:sz w:val="18"/>
+                  <w:szCs w:val="18"/>
+                  <w:color w:val="232A30"/>
+                </w:rPr>
                 <m:t>.15</m:t>
               </m:r>
               <m:r>
                 <m:rPr>
                   <m:sty m:val="p"/>
                 </m:rPr>
+                <w:rPr>
+                  <w:sz w:val="18"/>
+                  <w:szCs w:val="18"/>
+                  <w:color w:val="232A30"/>
+                </w:rPr>
                 <m:t>]</m:t>
               </m:r>
             </m:oMath>
@@ -6945,6 +6443,7 @@
         </w:tc>
         <w:tc>
           <w:tcPr>
+            <w:tcW w:w="1499" w:type="dxa"/>
             <w:vAlign w:val="center"/>
             <w:tcMar>
               <w:top w:w="70" w:type="dxa"/>
@@ -6958,42 +6457,78 @@
             <w:pPr>
               <w:pStyle w:val="Compact"/>
               <w:spacing w:before="0" w:after="40" w:line="240" w:lineRule="auto"/>
+              <w:jc w:val="center"/>
             </w:pPr>
             <m:oMath>
               <m:r>
                 <m:rPr>
                   <m:sty m:val="p"/>
                 </m:rPr>
+                <w:rPr>
+                  <w:sz w:val="18"/>
+                  <w:szCs w:val="18"/>
+                  <w:color w:val="232A30"/>
+                </w:rPr>
                 <m:t>[</m:t>
               </m:r>
               <m:r>
                 <m:rPr>
                   <m:sty m:val="p"/>
                 </m:rPr>
+                <w:rPr>
+                  <w:sz w:val="18"/>
+                  <w:szCs w:val="18"/>
+                  <w:color w:val="232A30"/>
+                </w:rPr>
                 <m:t>−</m:t>
               </m:r>
               <m:r>
+                <w:rPr>
+                  <w:sz w:val="18"/>
+                  <w:szCs w:val="18"/>
+                  <w:color w:val="232A30"/>
+                </w:rPr>
                 <m:t>.28</m:t>
               </m:r>
               <m:r>
                 <m:rPr>
                   <m:sty m:val="p"/>
                 </m:rPr>
+                <w:rPr>
+                  <w:sz w:val="18"/>
+                  <w:szCs w:val="18"/>
+                  <w:color w:val="232A30"/>
+                </w:rPr>
                 <m:t>,</m:t>
               </m:r>
               <m:r>
                 <m:rPr>
                   <m:sty m:val="p"/>
                 </m:rPr>
+                <w:rPr>
+                  <w:sz w:val="18"/>
+                  <w:szCs w:val="18"/>
+                  <w:color w:val="232A30"/>
+                </w:rPr>
                 <m:t>−</m:t>
               </m:r>
               <m:r>
+                <w:rPr>
+                  <w:sz w:val="18"/>
+                  <w:szCs w:val="18"/>
+                  <w:color w:val="232A30"/>
+                </w:rPr>
                 <m:t>.16</m:t>
               </m:r>
               <m:r>
                 <m:rPr>
                   <m:sty m:val="p"/>
                 </m:rPr>
+                <w:rPr>
+                  <w:sz w:val="18"/>
+                  <w:szCs w:val="18"/>
+                  <w:color w:val="232A30"/>
+                </w:rPr>
                 <m:t>]</m:t>
               </m:r>
             </m:oMath>
@@ -7001,6 +6536,7 @@
         </w:tc>
         <w:tc>
           <w:tcPr>
+            <w:tcW w:w="3098" w:type="dxa"/>
             <w:vAlign w:val="center"/>
             <w:tcMar>
               <w:top w:w="70" w:type="dxa"/>
@@ -7014,10 +6550,15 @@
             <w:pPr>
               <w:pStyle w:val="Compact"/>
               <w:spacing w:before="0" w:after="40" w:line="240" w:lineRule="auto"/>
-              <w:jc w:val="right"/>
+              <w:jc w:val="center"/>
             </w:pPr>
             <m:oMath>
               <m:r>
+                <w:rPr>
+                  <w:sz w:val="18"/>
+                  <w:szCs w:val="18"/>
+                  <w:color w:val="232A30"/>
+                </w:rPr>
                 <m:t>.88</m:t>
               </m:r>
             </m:oMath>
@@ -7046,6 +6587,7 @@
         </w:trPr>
         <w:tc>
           <w:tcPr>
+            <w:tcW w:w="2399" w:type="dxa"/>
             <w:vAlign w:val="center"/>
             <w:tcMar>
               <w:top w:w="70" w:type="dxa"/>
@@ -7072,6 +6614,7 @@
         </w:tc>
         <w:tc>
           <w:tcPr>
+            <w:tcW w:w="1499" w:type="dxa"/>
             <w:vAlign w:val="center"/>
             <w:tcMar>
               <w:top w:w="70" w:type="dxa"/>
@@ -7085,36 +6628,67 @@
             <w:pPr>
               <w:pStyle w:val="Compact"/>
               <w:spacing w:before="0" w:after="40" w:line="240" w:lineRule="auto"/>
+              <w:jc w:val="center"/>
             </w:pPr>
             <m:oMath>
               <m:r>
                 <m:rPr>
                   <m:sty m:val="p"/>
                 </m:rPr>
+                <w:rPr>
+                  <w:sz w:val="18"/>
+                  <w:szCs w:val="18"/>
+                  <w:color w:val="232A30"/>
+                </w:rPr>
                 <m:t>[</m:t>
               </m:r>
               <m:r>
                 <m:rPr>
                   <m:sty m:val="p"/>
                 </m:rPr>
+                <w:rPr>
+                  <w:sz w:val="18"/>
+                  <w:szCs w:val="18"/>
+                  <w:color w:val="232A30"/>
+                </w:rPr>
                 <m:t>−</m:t>
               </m:r>
               <m:r>
+                <w:rPr>
+                  <w:sz w:val="18"/>
+                  <w:szCs w:val="18"/>
+                  <w:color w:val="232A30"/>
+                </w:rPr>
                 <m:t>.04</m:t>
               </m:r>
               <m:r>
                 <m:rPr>
                   <m:sty m:val="p"/>
                 </m:rPr>
+                <w:rPr>
+                  <w:sz w:val="18"/>
+                  <w:szCs w:val="18"/>
+                  <w:color w:val="232A30"/>
+                </w:rPr>
                 <m:t>,</m:t>
               </m:r>
               <m:r>
+                <w:rPr>
+                  <w:sz w:val="18"/>
+                  <w:szCs w:val="18"/>
+                  <w:color w:val="232A30"/>
+                </w:rPr>
                 <m:t>.02</m:t>
               </m:r>
               <m:r>
                 <m:rPr>
                   <m:sty m:val="p"/>
                 </m:rPr>
+                <w:rPr>
+                  <w:sz w:val="18"/>
+                  <w:szCs w:val="18"/>
+                  <w:color w:val="232A30"/>
+                </w:rPr>
                 <m:t>]</m:t>
               </m:r>
             </m:oMath>
@@ -7122,6 +6696,7 @@
         </w:tc>
         <w:tc>
           <w:tcPr>
+            <w:tcW w:w="1499" w:type="dxa"/>
             <w:vAlign w:val="center"/>
             <w:tcMar>
               <w:top w:w="70" w:type="dxa"/>
@@ -7135,36 +6710,67 @@
             <w:pPr>
               <w:pStyle w:val="Compact"/>
               <w:spacing w:before="0" w:after="40" w:line="240" w:lineRule="auto"/>
+              <w:jc w:val="center"/>
             </w:pPr>
             <m:oMath>
               <m:r>
                 <m:rPr>
                   <m:sty m:val="p"/>
                 </m:rPr>
+                <w:rPr>
+                  <w:sz w:val="18"/>
+                  <w:szCs w:val="18"/>
+                  <w:color w:val="232A30"/>
+                </w:rPr>
                 <m:t>[</m:t>
               </m:r>
               <m:r>
                 <m:rPr>
                   <m:sty m:val="p"/>
                 </m:rPr>
+                <w:rPr>
+                  <w:sz w:val="18"/>
+                  <w:szCs w:val="18"/>
+                  <w:color w:val="232A30"/>
+                </w:rPr>
                 <m:t>−</m:t>
               </m:r>
               <m:r>
+                <w:rPr>
+                  <w:sz w:val="18"/>
+                  <w:szCs w:val="18"/>
+                  <w:color w:val="232A30"/>
+                </w:rPr>
                 <m:t>.06</m:t>
               </m:r>
               <m:r>
                 <m:rPr>
                   <m:sty m:val="p"/>
                 </m:rPr>
+                <w:rPr>
+                  <w:sz w:val="18"/>
+                  <w:szCs w:val="18"/>
+                  <w:color w:val="232A30"/>
+                </w:rPr>
                 <m:t>,</m:t>
               </m:r>
               <m:r>
+                <w:rPr>
+                  <w:sz w:val="18"/>
+                  <w:szCs w:val="18"/>
+                  <w:color w:val="232A30"/>
+                </w:rPr>
                 <m:t>.02</m:t>
               </m:r>
               <m:r>
                 <m:rPr>
                   <m:sty m:val="p"/>
                 </m:rPr>
+                <w:rPr>
+                  <w:sz w:val="18"/>
+                  <w:szCs w:val="18"/>
+                  <w:color w:val="232A30"/>
+                </w:rPr>
                 <m:t>]</m:t>
               </m:r>
             </m:oMath>
@@ -7172,6 +6778,7 @@
         </w:tc>
         <w:tc>
           <w:tcPr>
+            <w:tcW w:w="1499" w:type="dxa"/>
             <w:vAlign w:val="center"/>
             <w:tcMar>
               <w:top w:w="70" w:type="dxa"/>
@@ -7185,36 +6792,67 @@
             <w:pPr>
               <w:pStyle w:val="Compact"/>
               <w:spacing w:before="0" w:after="40" w:line="240" w:lineRule="auto"/>
+              <w:jc w:val="center"/>
             </w:pPr>
             <m:oMath>
               <m:r>
                 <m:rPr>
                   <m:sty m:val="p"/>
                 </m:rPr>
+                <w:rPr>
+                  <w:sz w:val="18"/>
+                  <w:szCs w:val="18"/>
+                  <w:color w:val="232A30"/>
+                </w:rPr>
                 <m:t>[</m:t>
               </m:r>
               <m:r>
                 <m:rPr>
                   <m:sty m:val="p"/>
                 </m:rPr>
+                <w:rPr>
+                  <w:sz w:val="18"/>
+                  <w:szCs w:val="18"/>
+                  <w:color w:val="232A30"/>
+                </w:rPr>
                 <m:t>−</m:t>
               </m:r>
               <m:r>
+                <w:rPr>
+                  <w:sz w:val="18"/>
+                  <w:szCs w:val="18"/>
+                  <w:color w:val="232A30"/>
+                </w:rPr>
                 <m:t>.06</m:t>
               </m:r>
               <m:r>
                 <m:rPr>
                   <m:sty m:val="p"/>
                 </m:rPr>
+                <w:rPr>
+                  <w:sz w:val="18"/>
+                  <w:szCs w:val="18"/>
+                  <w:color w:val="232A30"/>
+                </w:rPr>
                 <m:t>,</m:t>
               </m:r>
               <m:r>
+                <w:rPr>
+                  <w:sz w:val="18"/>
+                  <w:szCs w:val="18"/>
+                  <w:color w:val="232A30"/>
+                </w:rPr>
                 <m:t>.02</m:t>
               </m:r>
               <m:r>
                 <m:rPr>
                   <m:sty m:val="p"/>
                 </m:rPr>
+                <w:rPr>
+                  <w:sz w:val="18"/>
+                  <w:szCs w:val="18"/>
+                  <w:color w:val="232A30"/>
+                </w:rPr>
                 <m:t>]</m:t>
               </m:r>
             </m:oMath>
@@ -7222,6 +6860,7 @@
         </w:tc>
         <w:tc>
           <w:tcPr>
+            <w:tcW w:w="3098" w:type="dxa"/>
             <w:vAlign w:val="center"/>
             <w:tcMar>
               <w:top w:w="70" w:type="dxa"/>
@@ -7235,10 +6874,15 @@
             <w:pPr>
               <w:pStyle w:val="Compact"/>
               <w:spacing w:before="0" w:after="40" w:line="240" w:lineRule="auto"/>
-              <w:jc w:val="right"/>
+              <w:jc w:val="center"/>
             </w:pPr>
             <m:oMath>
               <m:r>
+                <w:rPr>
+                  <w:sz w:val="18"/>
+                  <w:szCs w:val="18"/>
+                  <w:color w:val="232A30"/>
+                </w:rPr>
                 <m:t>.90</m:t>
               </m:r>
             </m:oMath>
@@ -7267,6 +6911,7 @@
         </w:trPr>
         <w:tc>
           <w:tcPr>
+            <w:tcW w:w="2399" w:type="dxa"/>
             <w:vAlign w:val="center"/>
             <w:tcMar>
               <w:top w:w="70" w:type="dxa"/>
@@ -7293,6 +6938,7 @@
         </w:tc>
         <w:tc>
           <w:tcPr>
+            <w:tcW w:w="1499" w:type="dxa"/>
             <w:vAlign w:val="center"/>
             <w:tcMar>
               <w:top w:w="70" w:type="dxa"/>
@@ -7306,36 +6952,67 @@
             <w:pPr>
               <w:pStyle w:val="Compact"/>
               <w:spacing w:before="0" w:after="40" w:line="240" w:lineRule="auto"/>
+              <w:jc w:val="center"/>
             </w:pPr>
             <m:oMath>
               <m:r>
                 <m:rPr>
                   <m:sty m:val="p"/>
                 </m:rPr>
+                <w:rPr>
+                  <w:sz w:val="18"/>
+                  <w:szCs w:val="18"/>
+                  <w:color w:val="232A30"/>
+                </w:rPr>
                 <m:t>[</m:t>
               </m:r>
               <m:r>
                 <m:rPr>
                   <m:sty m:val="p"/>
                 </m:rPr>
+                <w:rPr>
+                  <w:sz w:val="18"/>
+                  <w:szCs w:val="18"/>
+                  <w:color w:val="232A30"/>
+                </w:rPr>
                 <m:t>−</m:t>
               </m:r>
               <m:r>
+                <w:rPr>
+                  <w:sz w:val="18"/>
+                  <w:szCs w:val="18"/>
+                  <w:color w:val="232A30"/>
+                </w:rPr>
                 <m:t>.03</m:t>
               </m:r>
               <m:r>
                 <m:rPr>
                   <m:sty m:val="p"/>
                 </m:rPr>
+                <w:rPr>
+                  <w:sz w:val="18"/>
+                  <w:szCs w:val="18"/>
+                  <w:color w:val="232A30"/>
+                </w:rPr>
                 <m:t>,</m:t>
               </m:r>
               <m:r>
+                <w:rPr>
+                  <w:sz w:val="18"/>
+                  <w:szCs w:val="18"/>
+                  <w:color w:val="232A30"/>
+                </w:rPr>
                 <m:t>.03</m:t>
               </m:r>
               <m:r>
                 <m:rPr>
                   <m:sty m:val="p"/>
                 </m:rPr>
+                <w:rPr>
+                  <w:sz w:val="18"/>
+                  <w:szCs w:val="18"/>
+                  <w:color w:val="232A30"/>
+                </w:rPr>
                 <m:t>]</m:t>
               </m:r>
             </m:oMath>
@@ -7343,6 +7020,7 @@
         </w:tc>
         <w:tc>
           <w:tcPr>
+            <w:tcW w:w="1499" w:type="dxa"/>
             <w:vAlign w:val="center"/>
             <w:tcMar>
               <w:top w:w="70" w:type="dxa"/>
@@ -7356,36 +7034,67 @@
             <w:pPr>
               <w:pStyle w:val="Compact"/>
               <w:spacing w:before="0" w:after="40" w:line="240" w:lineRule="auto"/>
+              <w:jc w:val="center"/>
             </w:pPr>
             <m:oMath>
               <m:r>
                 <m:rPr>
                   <m:sty m:val="p"/>
                 </m:rPr>
+                <w:rPr>
+                  <w:sz w:val="18"/>
+                  <w:szCs w:val="18"/>
+                  <w:color w:val="232A30"/>
+                </w:rPr>
                 <m:t>[</m:t>
               </m:r>
               <m:r>
                 <m:rPr>
                   <m:sty m:val="p"/>
                 </m:rPr>
+                <w:rPr>
+                  <w:sz w:val="18"/>
+                  <w:szCs w:val="18"/>
+                  <w:color w:val="232A30"/>
+                </w:rPr>
                 <m:t>−</m:t>
               </m:r>
               <m:r>
+                <w:rPr>
+                  <w:sz w:val="18"/>
+                  <w:szCs w:val="18"/>
+                  <w:color w:val="232A30"/>
+                </w:rPr>
                 <m:t>.05</m:t>
               </m:r>
               <m:r>
                 <m:rPr>
                   <m:sty m:val="p"/>
                 </m:rPr>
+                <w:rPr>
+                  <w:sz w:val="18"/>
+                  <w:szCs w:val="18"/>
+                  <w:color w:val="232A30"/>
+                </w:rPr>
                 <m:t>,</m:t>
               </m:r>
               <m:r>
+                <w:rPr>
+                  <w:sz w:val="18"/>
+                  <w:szCs w:val="18"/>
+                  <w:color w:val="232A30"/>
+                </w:rPr>
                 <m:t>.03</m:t>
               </m:r>
               <m:r>
                 <m:rPr>
                   <m:sty m:val="p"/>
                 </m:rPr>
+                <w:rPr>
+                  <w:sz w:val="18"/>
+                  <w:szCs w:val="18"/>
+                  <w:color w:val="232A30"/>
+                </w:rPr>
                 <m:t>]</m:t>
               </m:r>
             </m:oMath>
@@ -7393,6 +7102,7 @@
         </w:tc>
         <w:tc>
           <w:tcPr>
+            <w:tcW w:w="1499" w:type="dxa"/>
             <w:vAlign w:val="center"/>
             <w:tcMar>
               <w:top w:w="70" w:type="dxa"/>
@@ -7406,36 +7116,67 @@
             <w:pPr>
               <w:pStyle w:val="Compact"/>
               <w:spacing w:before="0" w:after="40" w:line="240" w:lineRule="auto"/>
+              <w:jc w:val="center"/>
             </w:pPr>
             <m:oMath>
               <m:r>
                 <m:rPr>
                   <m:sty m:val="p"/>
                 </m:rPr>
+                <w:rPr>
+                  <w:sz w:val="18"/>
+                  <w:szCs w:val="18"/>
+                  <w:color w:val="232A30"/>
+                </w:rPr>
                 <m:t>[</m:t>
               </m:r>
               <m:r>
                 <m:rPr>
                   <m:sty m:val="p"/>
                 </m:rPr>
+                <w:rPr>
+                  <w:sz w:val="18"/>
+                  <w:szCs w:val="18"/>
+                  <w:color w:val="232A30"/>
+                </w:rPr>
                 <m:t>−</m:t>
               </m:r>
               <m:r>
+                <w:rPr>
+                  <w:sz w:val="18"/>
+                  <w:szCs w:val="18"/>
+                  <w:color w:val="232A30"/>
+                </w:rPr>
                 <m:t>.05</m:t>
               </m:r>
               <m:r>
                 <m:rPr>
                   <m:sty m:val="p"/>
                 </m:rPr>
+                <w:rPr>
+                  <w:sz w:val="18"/>
+                  <w:szCs w:val="18"/>
+                  <w:color w:val="232A30"/>
+                </w:rPr>
                 <m:t>,</m:t>
               </m:r>
               <m:r>
+                <w:rPr>
+                  <w:sz w:val="18"/>
+                  <w:szCs w:val="18"/>
+                  <w:color w:val="232A30"/>
+                </w:rPr>
                 <m:t>.03</m:t>
               </m:r>
               <m:r>
                 <m:rPr>
                   <m:sty m:val="p"/>
                 </m:rPr>
+                <w:rPr>
+                  <w:sz w:val="18"/>
+                  <w:szCs w:val="18"/>
+                  <w:color w:val="232A30"/>
+                </w:rPr>
                 <m:t>]</m:t>
               </m:r>
             </m:oMath>
@@ -7443,6 +7184,7 @@
         </w:tc>
         <w:tc>
           <w:tcPr>
+            <w:tcW w:w="3098" w:type="dxa"/>
             <w:vAlign w:val="center"/>
             <w:tcMar>
               <w:top w:w="70" w:type="dxa"/>
@@ -7456,10 +7198,15 @@
             <w:pPr>
               <w:pStyle w:val="Compact"/>
               <w:spacing w:before="0" w:after="40" w:line="240" w:lineRule="auto"/>
-              <w:jc w:val="right"/>
+              <w:jc w:val="center"/>
             </w:pPr>
             <m:oMath>
               <m:r>
+                <w:rPr>
+                  <w:sz w:val="18"/>
+                  <w:szCs w:val="18"/>
+                  <w:color w:val="232A30"/>
+                </w:rPr>
                 <m:t>.91</m:t>
               </m:r>
             </m:oMath>
@@ -7488,6 +7235,7 @@
         </w:trPr>
         <w:tc>
           <w:tcPr>
+            <w:tcW w:w="2399" w:type="dxa"/>
             <w:vAlign w:val="center"/>
             <w:tcMar>
               <w:top w:w="70" w:type="dxa"/>
@@ -7514,6 +7262,7 @@
         </w:tc>
         <w:tc>
           <w:tcPr>
+            <w:tcW w:w="1499" w:type="dxa"/>
             <w:vAlign w:val="center"/>
             <w:tcMar>
               <w:top w:w="70" w:type="dxa"/>
@@ -7527,36 +7276,67 @@
             <w:pPr>
               <w:pStyle w:val="Compact"/>
               <w:spacing w:before="0" w:after="40" w:line="240" w:lineRule="auto"/>
+              <w:jc w:val="center"/>
             </w:pPr>
             <m:oMath>
               <m:r>
                 <m:rPr>
                   <m:sty m:val="p"/>
                 </m:rPr>
+                <w:rPr>
+                  <w:sz w:val="18"/>
+                  <w:szCs w:val="18"/>
+                  <w:color w:val="232A30"/>
+                </w:rPr>
                 <m:t>[</m:t>
               </m:r>
               <m:r>
                 <m:rPr>
                   <m:sty m:val="p"/>
                 </m:rPr>
+                <w:rPr>
+                  <w:sz w:val="18"/>
+                  <w:szCs w:val="18"/>
+                  <w:color w:val="232A30"/>
+                </w:rPr>
                 <m:t>−</m:t>
               </m:r>
               <m:r>
+                <w:rPr>
+                  <w:sz w:val="18"/>
+                  <w:szCs w:val="18"/>
+                  <w:color w:val="232A30"/>
+                </w:rPr>
                 <m:t>.03</m:t>
               </m:r>
               <m:r>
                 <m:rPr>
                   <m:sty m:val="p"/>
                 </m:rPr>
+                <w:rPr>
+                  <w:sz w:val="18"/>
+                  <w:szCs w:val="18"/>
+                  <w:color w:val="232A30"/>
+                </w:rPr>
                 <m:t>,</m:t>
               </m:r>
               <m:r>
+                <w:rPr>
+                  <w:sz w:val="18"/>
+                  <w:szCs w:val="18"/>
+                  <w:color w:val="232A30"/>
+                </w:rPr>
                 <m:t>.03</m:t>
               </m:r>
               <m:r>
                 <m:rPr>
                   <m:sty m:val="p"/>
                 </m:rPr>
+                <w:rPr>
+                  <w:sz w:val="18"/>
+                  <w:szCs w:val="18"/>
+                  <w:color w:val="232A30"/>
+                </w:rPr>
                 <m:t>]</m:t>
               </m:r>
             </m:oMath>
@@ -7564,6 +7344,7 @@
         </w:tc>
         <w:tc>
           <w:tcPr>
+            <w:tcW w:w="1499" w:type="dxa"/>
             <w:vAlign w:val="center"/>
             <w:tcMar>
               <w:top w:w="70" w:type="dxa"/>
@@ -7577,36 +7358,67 @@
             <w:pPr>
               <w:pStyle w:val="Compact"/>
               <w:spacing w:before="0" w:after="40" w:line="240" w:lineRule="auto"/>
+              <w:jc w:val="center"/>
             </w:pPr>
             <m:oMath>
               <m:r>
                 <m:rPr>
                   <m:sty m:val="p"/>
                 </m:rPr>
+                <w:rPr>
+                  <w:sz w:val="18"/>
+                  <w:szCs w:val="18"/>
+                  <w:color w:val="232A30"/>
+                </w:rPr>
                 <m:t>[</m:t>
               </m:r>
               <m:r>
                 <m:rPr>
                   <m:sty m:val="p"/>
                 </m:rPr>
+                <w:rPr>
+                  <w:sz w:val="18"/>
+                  <w:szCs w:val="18"/>
+                  <w:color w:val="232A30"/>
+                </w:rPr>
                 <m:t>−</m:t>
               </m:r>
               <m:r>
+                <w:rPr>
+                  <w:sz w:val="18"/>
+                  <w:szCs w:val="18"/>
+                  <w:color w:val="232A30"/>
+                </w:rPr>
                 <m:t>.05</m:t>
               </m:r>
               <m:r>
                 <m:rPr>
                   <m:sty m:val="p"/>
                 </m:rPr>
+                <w:rPr>
+                  <w:sz w:val="18"/>
+                  <w:szCs w:val="18"/>
+                  <w:color w:val="232A30"/>
+                </w:rPr>
                 <m:t>,</m:t>
               </m:r>
               <m:r>
+                <w:rPr>
+                  <w:sz w:val="18"/>
+                  <w:szCs w:val="18"/>
+                  <w:color w:val="232A30"/>
+                </w:rPr>
                 <m:t>.03</m:t>
               </m:r>
               <m:r>
                 <m:rPr>
                   <m:sty m:val="p"/>
                 </m:rPr>
+                <w:rPr>
+                  <w:sz w:val="18"/>
+                  <w:szCs w:val="18"/>
+                  <w:color w:val="232A30"/>
+                </w:rPr>
                 <m:t>]</m:t>
               </m:r>
             </m:oMath>
@@ -7614,6 +7426,7 @@
         </w:tc>
         <w:tc>
           <w:tcPr>
+            <w:tcW w:w="1499" w:type="dxa"/>
             <w:vAlign w:val="center"/>
             <w:tcMar>
               <w:top w:w="70" w:type="dxa"/>
@@ -7627,36 +7440,67 @@
             <w:pPr>
               <w:pStyle w:val="Compact"/>
               <w:spacing w:before="0" w:after="40" w:line="240" w:lineRule="auto"/>
+              <w:jc w:val="center"/>
             </w:pPr>
             <m:oMath>
               <m:r>
                 <m:rPr>
                   <m:sty m:val="p"/>
                 </m:rPr>
+                <w:rPr>
+                  <w:sz w:val="18"/>
+                  <w:szCs w:val="18"/>
+                  <w:color w:val="232A30"/>
+                </w:rPr>
                 <m:t>[</m:t>
               </m:r>
               <m:r>
                 <m:rPr>
                   <m:sty m:val="p"/>
                 </m:rPr>
+                <w:rPr>
+                  <w:sz w:val="18"/>
+                  <w:szCs w:val="18"/>
+                  <w:color w:val="232A30"/>
+                </w:rPr>
                 <m:t>−</m:t>
               </m:r>
               <m:r>
+                <w:rPr>
+                  <w:sz w:val="18"/>
+                  <w:szCs w:val="18"/>
+                  <w:color w:val="232A30"/>
+                </w:rPr>
                 <m:t>.05</m:t>
               </m:r>
               <m:r>
                 <m:rPr>
                   <m:sty m:val="p"/>
                 </m:rPr>
+                <w:rPr>
+                  <w:sz w:val="18"/>
+                  <w:szCs w:val="18"/>
+                  <w:color w:val="232A30"/>
+                </w:rPr>
                 <m:t>,</m:t>
               </m:r>
               <m:r>
+                <w:rPr>
+                  <w:sz w:val="18"/>
+                  <w:szCs w:val="18"/>
+                  <w:color w:val="232A30"/>
+                </w:rPr>
                 <m:t>.03</m:t>
               </m:r>
               <m:r>
                 <m:rPr>
                   <m:sty m:val="p"/>
                 </m:rPr>
+                <w:rPr>
+                  <w:sz w:val="18"/>
+                  <w:szCs w:val="18"/>
+                  <w:color w:val="232A30"/>
+                </w:rPr>
                 <m:t>]</m:t>
               </m:r>
             </m:oMath>
@@ -7664,6 +7508,7 @@
         </w:tc>
         <w:tc>
           <w:tcPr>
+            <w:tcW w:w="3098" w:type="dxa"/>
             <w:vAlign w:val="center"/>
             <w:tcMar>
               <w:top w:w="70" w:type="dxa"/>
@@ -7677,10 +7522,15 @@
             <w:pPr>
               <w:pStyle w:val="Compact"/>
               <w:spacing w:before="0" w:after="40" w:line="240" w:lineRule="auto"/>
-              <w:jc w:val="right"/>
+              <w:jc w:val="center"/>
             </w:pPr>
             <m:oMath>
               <m:r>
+                <w:rPr>
+                  <w:sz w:val="18"/>
+                  <w:szCs w:val="18"/>
+                  <w:color w:val="232A30"/>
+                </w:rPr>
                 <m:t>.91</m:t>
               </m:r>
             </m:oMath>
@@ -7709,6 +7559,7 @@
         </w:trPr>
         <w:tc>
           <w:tcPr>
+            <w:tcW w:w="2399" w:type="dxa"/>
             <w:vAlign w:val="center"/>
             <w:tcMar>
               <w:top w:w="70" w:type="dxa"/>
@@ -7735,6 +7586,7 @@
         </w:tc>
         <w:tc>
           <w:tcPr>
+            <w:tcW w:w="1499" w:type="dxa"/>
             <w:vAlign w:val="center"/>
             <w:tcMar>
               <w:top w:w="70" w:type="dxa"/>
@@ -7748,36 +7600,67 @@
             <w:pPr>
               <w:pStyle w:val="Compact"/>
               <w:spacing w:before="0" w:after="40" w:line="240" w:lineRule="auto"/>
+              <w:jc w:val="center"/>
             </w:pPr>
             <m:oMath>
               <m:r>
                 <m:rPr>
                   <m:sty m:val="p"/>
                 </m:rPr>
+                <w:rPr>
+                  <w:sz w:val="18"/>
+                  <w:szCs w:val="18"/>
+                  <w:color w:val="232A30"/>
+                </w:rPr>
                 <m:t>[</m:t>
               </m:r>
               <m:r>
                 <m:rPr>
                   <m:sty m:val="p"/>
                 </m:rPr>
+                <w:rPr>
+                  <w:sz w:val="18"/>
+                  <w:szCs w:val="18"/>
+                  <w:color w:val="232A30"/>
+                </w:rPr>
                 <m:t>−</m:t>
               </m:r>
               <m:r>
+                <w:rPr>
+                  <w:sz w:val="18"/>
+                  <w:szCs w:val="18"/>
+                  <w:color w:val="232A30"/>
+                </w:rPr>
                 <m:t>.04</m:t>
               </m:r>
               <m:r>
                 <m:rPr>
                   <m:sty m:val="p"/>
                 </m:rPr>
+                <w:rPr>
+                  <w:sz w:val="18"/>
+                  <w:szCs w:val="18"/>
+                  <w:color w:val="232A30"/>
+                </w:rPr>
                 <m:t>,</m:t>
               </m:r>
               <m:r>
+                <w:rPr>
+                  <w:sz w:val="18"/>
+                  <w:szCs w:val="18"/>
+                  <w:color w:val="232A30"/>
+                </w:rPr>
                 <m:t>.02</m:t>
               </m:r>
               <m:r>
                 <m:rPr>
                   <m:sty m:val="p"/>
                 </m:rPr>
+                <w:rPr>
+                  <w:sz w:val="18"/>
+                  <w:szCs w:val="18"/>
+                  <w:color w:val="232A30"/>
+                </w:rPr>
                 <m:t>]</m:t>
               </m:r>
             </m:oMath>
@@ -7785,6 +7668,7 @@
         </w:tc>
         <w:tc>
           <w:tcPr>
+            <w:tcW w:w="1499" w:type="dxa"/>
             <w:vAlign w:val="center"/>
             <w:tcMar>
               <w:top w:w="70" w:type="dxa"/>
@@ -7798,36 +7682,67 @@
             <w:pPr>
               <w:pStyle w:val="Compact"/>
               <w:spacing w:before="0" w:after="40" w:line="240" w:lineRule="auto"/>
+              <w:jc w:val="center"/>
             </w:pPr>
             <m:oMath>
               <m:r>
                 <m:rPr>
                   <m:sty m:val="p"/>
                 </m:rPr>
+                <w:rPr>
+                  <w:sz w:val="18"/>
+                  <w:szCs w:val="18"/>
+                  <w:color w:val="232A30"/>
+                </w:rPr>
                 <m:t>[</m:t>
               </m:r>
               <m:r>
                 <m:rPr>
                   <m:sty m:val="p"/>
                 </m:rPr>
+                <w:rPr>
+                  <w:sz w:val="18"/>
+                  <w:szCs w:val="18"/>
+                  <w:color w:val="232A30"/>
+                </w:rPr>
                 <m:t>−</m:t>
               </m:r>
               <m:r>
+                <w:rPr>
+                  <w:sz w:val="18"/>
+                  <w:szCs w:val="18"/>
+                  <w:color w:val="232A30"/>
+                </w:rPr>
                 <m:t>.06</m:t>
               </m:r>
               <m:r>
                 <m:rPr>
                   <m:sty m:val="p"/>
                 </m:rPr>
+                <w:rPr>
+                  <w:sz w:val="18"/>
+                  <w:szCs w:val="18"/>
+                  <w:color w:val="232A30"/>
+                </w:rPr>
                 <m:t>,</m:t>
               </m:r>
               <m:r>
+                <w:rPr>
+                  <w:sz w:val="18"/>
+                  <w:szCs w:val="18"/>
+                  <w:color w:val="232A30"/>
+                </w:rPr>
                 <m:t>.02</m:t>
               </m:r>
               <m:r>
                 <m:rPr>
                   <m:sty m:val="p"/>
                 </m:rPr>
+                <w:rPr>
+                  <w:sz w:val="18"/>
+                  <w:szCs w:val="18"/>
+                  <w:color w:val="232A30"/>
+                </w:rPr>
                 <m:t>]</m:t>
               </m:r>
             </m:oMath>
@@ -7835,6 +7750,7 @@
         </w:tc>
         <w:tc>
           <w:tcPr>
+            <w:tcW w:w="1499" w:type="dxa"/>
             <w:vAlign w:val="center"/>
             <w:tcMar>
               <w:top w:w="70" w:type="dxa"/>
@@ -7848,36 +7764,67 @@
             <w:pPr>
               <w:pStyle w:val="Compact"/>
               <w:spacing w:before="0" w:after="40" w:line="240" w:lineRule="auto"/>
+              <w:jc w:val="center"/>
             </w:pPr>
             <m:oMath>
               <m:r>
                 <m:rPr>
                   <m:sty m:val="p"/>
                 </m:rPr>
+                <w:rPr>
+                  <w:sz w:val="18"/>
+                  <w:szCs w:val="18"/>
+                  <w:color w:val="232A30"/>
+                </w:rPr>
                 <m:t>[</m:t>
               </m:r>
               <m:r>
                 <m:rPr>
                   <m:sty m:val="p"/>
                 </m:rPr>
+                <w:rPr>
+                  <w:sz w:val="18"/>
+                  <w:szCs w:val="18"/>
+                  <w:color w:val="232A30"/>
+                </w:rPr>
                 <m:t>−</m:t>
               </m:r>
               <m:r>
+                <w:rPr>
+                  <w:sz w:val="18"/>
+                  <w:szCs w:val="18"/>
+                  <w:color w:val="232A30"/>
+                </w:rPr>
                 <m:t>.06</m:t>
               </m:r>
               <m:r>
                 <m:rPr>
                   <m:sty m:val="p"/>
                 </m:rPr>
+                <w:rPr>
+                  <w:sz w:val="18"/>
+                  <w:szCs w:val="18"/>
+                  <w:color w:val="232A30"/>
+                </w:rPr>
                 <m:t>,</m:t>
               </m:r>
               <m:r>
+                <w:rPr>
+                  <w:sz w:val="18"/>
+                  <w:szCs w:val="18"/>
+                  <w:color w:val="232A30"/>
+                </w:rPr>
                 <m:t>.02</m:t>
               </m:r>
               <m:r>
                 <m:rPr>
                   <m:sty m:val="p"/>
                 </m:rPr>
+                <w:rPr>
+                  <w:sz w:val="18"/>
+                  <w:szCs w:val="18"/>
+                  <w:color w:val="232A30"/>
+                </w:rPr>
                 <m:t>]</m:t>
               </m:r>
             </m:oMath>
@@ -7885,6 +7832,7 @@
         </w:tc>
         <w:tc>
           <w:tcPr>
+            <w:tcW w:w="3098" w:type="dxa"/>
             <w:vAlign w:val="center"/>
             <w:tcMar>
               <w:top w:w="70" w:type="dxa"/>
@@ -7898,10 +7846,15 @@
             <w:pPr>
               <w:pStyle w:val="Compact"/>
               <w:spacing w:before="0" w:after="40" w:line="240" w:lineRule="auto"/>
-              <w:jc w:val="right"/>
+              <w:jc w:val="center"/>
             </w:pPr>
             <m:oMath>
               <m:r>
+                <w:rPr>
+                  <w:sz w:val="18"/>
+                  <w:szCs w:val="18"/>
+                  <w:color w:val="232A30"/>
+                </w:rPr>
                 <m:t>.90</m:t>
               </m:r>
             </m:oMath>
@@ -8469,21 +8422,21 @@
     <w:tbl>
       <w:tblPr>
         <w:tblStyle w:val="Table"/>
-        <w:tblW w:type="pct" w:w="5000"/>
+        <w:tblW w:type="dxa" w:w="9994"/>
         <w:jc w:val="center"/>
-        <w:tblLayout w:type="autofit"/>
+        <w:tblLayout w:type="fixed"/>
         <w:tblLook w:firstRow="1" w:lastRow="0" w:firstColumn="0" w:lastColumn="0" w:noHBand="0" w:noVBand="0" w:val="0020"/>
       </w:tblPr>
       <w:tblGrid>
-        <w:gridCol w:w="1021"/>
-        <w:gridCol w:w="1021"/>
-        <w:gridCol w:w="766"/>
-        <w:gridCol w:w="766"/>
-        <w:gridCol w:w="766"/>
-        <w:gridCol w:w="766"/>
-        <w:gridCol w:w="1021"/>
-        <w:gridCol w:w="1021"/>
-        <w:gridCol w:w="766"/>
+        <w:gridCol w:w="500"/>
+        <w:gridCol w:w="700"/>
+        <w:gridCol w:w="999"/>
+        <w:gridCol w:w="999"/>
+        <w:gridCol w:w="999"/>
+        <w:gridCol w:w="999"/>
+        <w:gridCol w:w="700"/>
+        <w:gridCol w:w="700"/>
+        <w:gridCol w:w="3398"/>
       </w:tblGrid>
       <w:tr>
         <w:trPr>
@@ -8492,12 +8445,13 @@
         </w:trPr>
         <w:tc>
           <w:tcPr>
+            <w:tcW w:w="500" w:type="dxa"/>
             <w:vAlign w:val="center"/>
             <w:tcMar>
-              <w:top w:w="70" w:type="dxa"/>
-              <w:bottom w:w="70" w:type="dxa"/>
-              <w:start w:w="85" w:type="dxa"/>
-              <w:end w:w="85" w:type="dxa"/>
+              <w:top w:w="55" w:type="dxa"/>
+              <w:bottom w:w="55" w:type="dxa"/>
+              <w:start w:w="40" w:type="dxa"/>
+              <w:end w:w="40" w:type="dxa"/>
             </w:tcMar>
             <w:shd w:fill="1B344C" w:val="clear"/>
           </w:tcPr>
@@ -8505,7 +8459,7 @@
             <w:pPr>
               <w:pStyle w:val="Compact"/>
               <w:spacing w:before="0" w:after="40" w:line="240" w:lineRule="auto"/>
-              <w:jc w:val="right"/>
+              <w:jc w:val="center"/>
             </w:pPr>
             <w:r>
               <w:rPr>
@@ -8520,12 +8474,13 @@
         </w:tc>
         <w:tc>
           <w:tcPr>
+            <w:tcW w:w="700" w:type="dxa"/>
             <w:vAlign w:val="center"/>
             <w:tcMar>
-              <w:top w:w="70" w:type="dxa"/>
-              <w:bottom w:w="70" w:type="dxa"/>
-              <w:start w:w="85" w:type="dxa"/>
-              <w:end w:w="85" w:type="dxa"/>
+              <w:top w:w="55" w:type="dxa"/>
+              <w:bottom w:w="55" w:type="dxa"/>
+              <w:start w:w="40" w:type="dxa"/>
+              <w:end w:w="40" w:type="dxa"/>
             </w:tcMar>
             <w:shd w:fill="1B344C" w:val="clear"/>
           </w:tcPr>
@@ -8533,7 +8488,7 @@
             <w:pPr>
               <w:pStyle w:val="Compact"/>
               <w:spacing w:before="0" w:after="40" w:line="240" w:lineRule="auto"/>
-              <w:jc w:val="right"/>
+              <w:jc w:val="center"/>
             </w:pPr>
             <w:r>
               <w:rPr>
@@ -8548,12 +8503,13 @@
         </w:tc>
         <w:tc>
           <w:tcPr>
+            <w:tcW w:w="999" w:type="dxa"/>
             <w:vAlign w:val="center"/>
             <w:tcMar>
-              <w:top w:w="70" w:type="dxa"/>
-              <w:bottom w:w="70" w:type="dxa"/>
-              <w:start w:w="85" w:type="dxa"/>
-              <w:end w:w="85" w:type="dxa"/>
+              <w:top w:w="55" w:type="dxa"/>
+              <w:bottom w:w="55" w:type="dxa"/>
+              <w:start w:w="40" w:type="dxa"/>
+              <w:end w:w="40" w:type="dxa"/>
             </w:tcMar>
             <w:shd w:fill="1B344C" w:val="clear"/>
           </w:tcPr>
@@ -8561,22 +8517,28 @@
             <w:pPr>
               <w:pStyle w:val="Compact"/>
               <w:spacing w:before="0" w:after="40" w:line="240" w:lineRule="auto"/>
+              <w:jc w:val="center"/>
             </w:pPr>
-            <m:oMath>
-              <m:r>
-                <m:t>V</m:t>
-              </m:r>
-            </m:oMath>
+            <w:r>
+              <w:rPr>
+                <w:rFonts w:ascii="Liberation Sans" w:hAnsi="Liberation Sans" w:eastAsia="Liberation Sans" w:cs="Liberation Sans"/>
+                <w:b/>
+                <w:color w:val="FFFFFF"/>
+                <w:sz w:val="18"/>
+              </w:rPr>
+              <w:t>V</w:t>
+            </w:r>
           </w:p>
         </w:tc>
         <w:tc>
           <w:tcPr>
+            <w:tcW w:w="999" w:type="dxa"/>
             <w:vAlign w:val="center"/>
             <w:tcMar>
-              <w:top w:w="70" w:type="dxa"/>
-              <w:bottom w:w="70" w:type="dxa"/>
-              <w:start w:w="85" w:type="dxa"/>
-              <w:end w:w="85" w:type="dxa"/>
+              <w:top w:w="55" w:type="dxa"/>
+              <w:bottom w:w="55" w:type="dxa"/>
+              <w:start w:w="40" w:type="dxa"/>
+              <w:end w:w="40" w:type="dxa"/>
             </w:tcMar>
             <w:shd w:fill="1B344C" w:val="clear"/>
           </w:tcPr>
@@ -8584,31 +8546,28 @@
             <w:pPr>
               <w:pStyle w:val="Compact"/>
               <w:spacing w:before="0" w:after="40" w:line="240" w:lineRule="auto"/>
+              <w:jc w:val="center"/>
             </w:pPr>
-            <m:oMath>
-              <m:sSub>
-                <m:e>
-                  <m:r>
-                    <m:t>N</m:t>
-                  </m:r>
-                </m:e>
-                <m:sub>
-                  <m:r>
-                    <m:t>1</m:t>
-                  </m:r>
-                </m:sub>
-              </m:sSub>
-            </m:oMath>
+            <w:r>
+              <w:rPr>
+                <w:rFonts w:ascii="Liberation Sans" w:hAnsi="Liberation Sans" w:eastAsia="Liberation Sans" w:cs="Liberation Sans"/>
+                <w:b/>
+                <w:color w:val="FFFFFF"/>
+                <w:sz w:val="18"/>
+              </w:rPr>
+              <w:t>N₁</w:t>
+            </w:r>
           </w:p>
         </w:tc>
         <w:tc>
           <w:tcPr>
+            <w:tcW w:w="999" w:type="dxa"/>
             <w:vAlign w:val="center"/>
             <w:tcMar>
-              <w:top w:w="70" w:type="dxa"/>
-              <w:bottom w:w="70" w:type="dxa"/>
-              <w:start w:w="85" w:type="dxa"/>
-              <w:end w:w="85" w:type="dxa"/>
+              <w:top w:w="55" w:type="dxa"/>
+              <w:bottom w:w="55" w:type="dxa"/>
+              <w:start w:w="40" w:type="dxa"/>
+              <w:end w:w="40" w:type="dxa"/>
             </w:tcMar>
             <w:shd w:fill="1B344C" w:val="clear"/>
           </w:tcPr>
@@ -8616,31 +8575,28 @@
             <w:pPr>
               <w:pStyle w:val="Compact"/>
               <w:spacing w:before="0" w:after="40" w:line="240" w:lineRule="auto"/>
+              <w:jc w:val="center"/>
             </w:pPr>
-            <m:oMath>
-              <m:sSub>
-                <m:e>
-                  <m:r>
-                    <m:t>N</m:t>
-                  </m:r>
-                </m:e>
-                <m:sub>
-                  <m:r>
-                    <m:t>2</m:t>
-                  </m:r>
-                </m:sub>
-              </m:sSub>
-            </m:oMath>
+            <w:r>
+              <w:rPr>
+                <w:rFonts w:ascii="Liberation Sans" w:hAnsi="Liberation Sans" w:eastAsia="Liberation Sans" w:cs="Liberation Sans"/>
+                <w:b/>
+                <w:color w:val="FFFFFF"/>
+                <w:sz w:val="18"/>
+              </w:rPr>
+              <w:t>N₂</w:t>
+            </w:r>
           </w:p>
         </w:tc>
         <w:tc>
           <w:tcPr>
+            <w:tcW w:w="999" w:type="dxa"/>
             <w:vAlign w:val="center"/>
             <w:tcMar>
-              <w:top w:w="70" w:type="dxa"/>
-              <w:bottom w:w="70" w:type="dxa"/>
-              <w:start w:w="85" w:type="dxa"/>
-              <w:end w:w="85" w:type="dxa"/>
+              <w:top w:w="55" w:type="dxa"/>
+              <w:bottom w:w="55" w:type="dxa"/>
+              <w:start w:w="40" w:type="dxa"/>
+              <w:end w:w="40" w:type="dxa"/>
             </w:tcMar>
             <w:shd w:fill="1B344C" w:val="clear"/>
           </w:tcPr>
@@ -8648,31 +8604,28 @@
             <w:pPr>
               <w:pStyle w:val="Compact"/>
               <w:spacing w:before="0" w:after="40" w:line="240" w:lineRule="auto"/>
+              <w:jc w:val="center"/>
             </w:pPr>
-            <m:oMath>
-              <m:sSub>
-                <m:e>
-                  <m:r>
-                    <m:t>N</m:t>
-                  </m:r>
-                </m:e>
-                <m:sub>
-                  <m:r>
-                    <m:t>3</m:t>
-                  </m:r>
-                </m:sub>
-              </m:sSub>
-            </m:oMath>
+            <w:r>
+              <w:rPr>
+                <w:rFonts w:ascii="Liberation Sans" w:hAnsi="Liberation Sans" w:eastAsia="Liberation Sans" w:cs="Liberation Sans"/>
+                <w:b/>
+                <w:color w:val="FFFFFF"/>
+                <w:sz w:val="18"/>
+              </w:rPr>
+              <w:t>N₃</w:t>
+            </w:r>
           </w:p>
         </w:tc>
         <w:tc>
           <w:tcPr>
+            <w:tcW w:w="700" w:type="dxa"/>
             <w:vAlign w:val="center"/>
             <w:tcMar>
-              <w:top w:w="70" w:type="dxa"/>
-              <w:bottom w:w="70" w:type="dxa"/>
-              <w:start w:w="85" w:type="dxa"/>
-              <w:end w:w="85" w:type="dxa"/>
+              <w:top w:w="55" w:type="dxa"/>
+              <w:bottom w:w="55" w:type="dxa"/>
+              <w:start w:w="40" w:type="dxa"/>
+              <w:end w:w="40" w:type="dxa"/>
             </w:tcMar>
             <w:shd w:fill="1B344C" w:val="clear"/>
           </w:tcPr>
@@ -8680,35 +8633,28 @@
             <w:pPr>
               <w:pStyle w:val="Compact"/>
               <w:spacing w:before="0" w:after="40" w:line="240" w:lineRule="auto"/>
-              <w:jc w:val="right"/>
+              <w:jc w:val="center"/>
             </w:pPr>
-            <m:oMath>
-              <m:sSub>
-                <m:e>
-                  <m:r>
-                    <m:t>R</m:t>
-                  </m:r>
-                </m:e>
-                <m:sub>
-                  <m:r>
-                    <m:rPr>
-                      <m:sty m:val="p"/>
-                    </m:rPr>
-                    <m:t>*</m:t>
-                  </m:r>
-                </m:sub>
-              </m:sSub>
-            </m:oMath>
+            <w:r>
+              <w:rPr>
+                <w:rFonts w:ascii="Liberation Sans" w:hAnsi="Liberation Sans" w:eastAsia="Liberation Sans" w:cs="Liberation Sans"/>
+                <w:b/>
+                <w:color w:val="FFFFFF"/>
+                <w:sz w:val="18"/>
+              </w:rPr>
+              <w:t>R_*</w:t>
+            </w:r>
           </w:p>
         </w:tc>
         <w:tc>
           <w:tcPr>
+            <w:tcW w:w="700" w:type="dxa"/>
             <w:vAlign w:val="center"/>
             <w:tcMar>
-              <w:top w:w="70" w:type="dxa"/>
-              <w:bottom w:w="70" w:type="dxa"/>
-              <w:start w:w="85" w:type="dxa"/>
-              <w:end w:w="85" w:type="dxa"/>
+              <w:top w:w="55" w:type="dxa"/>
+              <w:bottom w:w="55" w:type="dxa"/>
+              <w:start w:w="40" w:type="dxa"/>
+              <w:end w:w="40" w:type="dxa"/>
             </w:tcMar>
             <w:shd w:fill="1B344C" w:val="clear"/>
           </w:tcPr>
@@ -8716,38 +8662,28 @@
             <w:pPr>
               <w:pStyle w:val="Compact"/>
               <w:spacing w:before="0" w:after="40" w:line="240" w:lineRule="auto"/>
-              <w:jc w:val="right"/>
+              <w:jc w:val="center"/>
             </w:pPr>
-            <m:oMath>
-              <m:sSub>
-                <m:e>
-                  <m:r>
-                    <m:t>R</m:t>
-                  </m:r>
-                </m:e>
-                <m:sub>
-                  <m:r>
-                    <m:rPr>
-                      <m:sty m:val="p"/>
-                    </m:rPr>
-                    <m:t>−</m:t>
-                  </m:r>
-                  <m:r>
-                    <m:t>2</m:t>
-                  </m:r>
-                </m:sub>
-              </m:sSub>
-            </m:oMath>
+            <w:r>
+              <w:rPr>
+                <w:rFonts w:ascii="Liberation Sans" w:hAnsi="Liberation Sans" w:eastAsia="Liberation Sans" w:cs="Liberation Sans"/>
+                <w:b/>
+                <w:color w:val="FFFFFF"/>
+                <w:sz w:val="18"/>
+              </w:rPr>
+              <w:t>R−₂</w:t>
+            </w:r>
           </w:p>
         </w:tc>
         <w:tc>
           <w:tcPr>
+            <w:tcW w:w="3398" w:type="dxa"/>
             <w:vAlign w:val="center"/>
             <w:tcMar>
-              <w:top w:w="70" w:type="dxa"/>
-              <w:bottom w:w="70" w:type="dxa"/>
-              <w:start w:w="85" w:type="dxa"/>
-              <w:end w:w="85" w:type="dxa"/>
+              <w:top w:w="55" w:type="dxa"/>
+              <w:bottom w:w="55" w:type="dxa"/>
+              <w:start w:w="40" w:type="dxa"/>
+              <w:end w:w="40" w:type="dxa"/>
             </w:tcMar>
             <w:shd w:fill="1B344C" w:val="clear"/>
           </w:tcPr>
@@ -8774,12 +8710,13 @@
         </w:trPr>
         <w:tc>
           <w:tcPr>
+            <w:tcW w:w="500" w:type="dxa"/>
             <w:vAlign w:val="center"/>
             <w:tcMar>
-              <w:top w:w="70" w:type="dxa"/>
-              <w:bottom w:w="70" w:type="dxa"/>
-              <w:start w:w="85" w:type="dxa"/>
-              <w:end w:w="85" w:type="dxa"/>
+              <w:top w:w="55" w:type="dxa"/>
+              <w:bottom w:w="55" w:type="dxa"/>
+              <w:start w:w="40" w:type="dxa"/>
+              <w:end w:w="40" w:type="dxa"/>
             </w:tcMar>
             <w:shd w:fill="FFFFFF" w:val="clear"/>
           </w:tcPr>
@@ -8787,7 +8724,7 @@
             <w:pPr>
               <w:pStyle w:val="Compact"/>
               <w:spacing w:before="0" w:after="40" w:line="240" w:lineRule="auto"/>
-              <w:jc w:val="right"/>
+              <w:jc w:val="center"/>
             </w:pPr>
             <w:r>
               <w:rPr>
@@ -8801,12 +8738,13 @@
         </w:tc>
         <w:tc>
           <w:tcPr>
+            <w:tcW w:w="700" w:type="dxa"/>
             <w:vAlign w:val="center"/>
             <w:tcMar>
-              <w:top w:w="70" w:type="dxa"/>
-              <w:bottom w:w="70" w:type="dxa"/>
-              <w:start w:w="85" w:type="dxa"/>
-              <w:end w:w="85" w:type="dxa"/>
+              <w:top w:w="55" w:type="dxa"/>
+              <w:bottom w:w="55" w:type="dxa"/>
+              <w:start w:w="40" w:type="dxa"/>
+              <w:end w:w="40" w:type="dxa"/>
             </w:tcMar>
             <w:shd w:fill="FFFFFF" w:val="clear"/>
           </w:tcPr>
@@ -8814,7 +8752,7 @@
             <w:pPr>
               <w:pStyle w:val="Compact"/>
               <w:spacing w:before="0" w:after="40" w:line="240" w:lineRule="auto"/>
-              <w:jc w:val="right"/>
+              <w:jc w:val="center"/>
             </w:pPr>
             <w:r>
               <w:rPr>
@@ -8828,12 +8766,13 @@
         </w:tc>
         <w:tc>
           <w:tcPr>
+            <w:tcW w:w="999" w:type="dxa"/>
             <w:vAlign w:val="center"/>
             <w:tcMar>
-              <w:top w:w="70" w:type="dxa"/>
-              <w:bottom w:w="70" w:type="dxa"/>
-              <w:start w:w="85" w:type="dxa"/>
-              <w:end w:w="85" w:type="dxa"/>
+              <w:top w:w="55" w:type="dxa"/>
+              <w:bottom w:w="55" w:type="dxa"/>
+              <w:start w:w="40" w:type="dxa"/>
+              <w:end w:w="40" w:type="dxa"/>
             </w:tcMar>
             <w:shd w:fill="FFFFFF" w:val="clear"/>
           </w:tcPr>
@@ -8841,6 +8780,7 @@
             <w:pPr>
               <w:pStyle w:val="Compact"/>
               <w:spacing w:before="0" w:after="40" w:line="240" w:lineRule="auto"/>
+              <w:jc w:val="center"/>
             </w:pPr>
             <w:r>
               <w:rPr>
@@ -8854,12 +8794,13 @@
         </w:tc>
         <w:tc>
           <w:tcPr>
+            <w:tcW w:w="999" w:type="dxa"/>
             <w:vAlign w:val="center"/>
             <w:tcMar>
-              <w:top w:w="70" w:type="dxa"/>
-              <w:bottom w:w="70" w:type="dxa"/>
-              <w:start w:w="85" w:type="dxa"/>
-              <w:end w:w="85" w:type="dxa"/>
+              <w:top w:w="55" w:type="dxa"/>
+              <w:bottom w:w="55" w:type="dxa"/>
+              <w:start w:w="40" w:type="dxa"/>
+              <w:end w:w="40" w:type="dxa"/>
             </w:tcMar>
             <w:shd w:fill="FFFFFF" w:val="clear"/>
           </w:tcPr>
@@ -8867,6 +8808,7 @@
             <w:pPr>
               <w:pStyle w:val="Compact"/>
               <w:spacing w:before="0" w:after="40" w:line="240" w:lineRule="auto"/>
+              <w:jc w:val="center"/>
             </w:pPr>
             <w:r>
               <w:rPr>
@@ -8880,12 +8822,13 @@
         </w:tc>
         <w:tc>
           <w:tcPr>
+            <w:tcW w:w="999" w:type="dxa"/>
             <w:vAlign w:val="center"/>
             <w:tcMar>
-              <w:top w:w="70" w:type="dxa"/>
-              <w:bottom w:w="70" w:type="dxa"/>
-              <w:start w:w="85" w:type="dxa"/>
-              <w:end w:w="85" w:type="dxa"/>
+              <w:top w:w="55" w:type="dxa"/>
+              <w:bottom w:w="55" w:type="dxa"/>
+              <w:start w:w="40" w:type="dxa"/>
+              <w:end w:w="40" w:type="dxa"/>
             </w:tcMar>
             <w:shd w:fill="FFFFFF" w:val="clear"/>
           </w:tcPr>
@@ -8893,6 +8836,7 @@
             <w:pPr>
               <w:pStyle w:val="Compact"/>
               <w:spacing w:before="0" w:after="40" w:line="240" w:lineRule="auto"/>
+              <w:jc w:val="center"/>
             </w:pPr>
             <w:r>
               <w:rPr>
@@ -8906,12 +8850,13 @@
         </w:tc>
         <w:tc>
           <w:tcPr>
+            <w:tcW w:w="999" w:type="dxa"/>
             <w:vAlign w:val="center"/>
             <w:tcMar>
-              <w:top w:w="70" w:type="dxa"/>
-              <w:bottom w:w="70" w:type="dxa"/>
-              <w:start w:w="85" w:type="dxa"/>
-              <w:end w:w="85" w:type="dxa"/>
+              <w:top w:w="55" w:type="dxa"/>
+              <w:bottom w:w="55" w:type="dxa"/>
+              <w:start w:w="40" w:type="dxa"/>
+              <w:end w:w="40" w:type="dxa"/>
             </w:tcMar>
             <w:shd w:fill="FFFFFF" w:val="clear"/>
           </w:tcPr>
@@ -8919,6 +8864,7 @@
             <w:pPr>
               <w:pStyle w:val="Compact"/>
               <w:spacing w:before="0" w:after="40" w:line="240" w:lineRule="auto"/>
+              <w:jc w:val="center"/>
             </w:pPr>
             <w:r>
               <w:rPr>
@@ -8932,12 +8878,13 @@
         </w:tc>
         <w:tc>
           <w:tcPr>
+            <w:tcW w:w="700" w:type="dxa"/>
             <w:vAlign w:val="center"/>
             <w:tcMar>
-              <w:top w:w="70" w:type="dxa"/>
-              <w:bottom w:w="70" w:type="dxa"/>
-              <w:start w:w="85" w:type="dxa"/>
-              <w:end w:w="85" w:type="dxa"/>
+              <w:top w:w="55" w:type="dxa"/>
+              <w:bottom w:w="55" w:type="dxa"/>
+              <w:start w:w="40" w:type="dxa"/>
+              <w:end w:w="40" w:type="dxa"/>
             </w:tcMar>
             <w:shd w:fill="FFFFFF" w:val="clear"/>
           </w:tcPr>
@@ -8945,7 +8892,7 @@
             <w:pPr>
               <w:pStyle w:val="Compact"/>
               <w:spacing w:before="0" w:after="40" w:line="240" w:lineRule="auto"/>
-              <w:jc w:val="right"/>
+              <w:jc w:val="center"/>
             </w:pPr>
             <w:r>
               <w:rPr>
@@ -8959,12 +8906,13 @@
         </w:tc>
         <w:tc>
           <w:tcPr>
+            <w:tcW w:w="700" w:type="dxa"/>
             <w:vAlign w:val="center"/>
             <w:tcMar>
-              <w:top w:w="70" w:type="dxa"/>
-              <w:bottom w:w="70" w:type="dxa"/>
-              <w:start w:w="85" w:type="dxa"/>
-              <w:end w:w="85" w:type="dxa"/>
+              <w:top w:w="55" w:type="dxa"/>
+              <w:bottom w:w="55" w:type="dxa"/>
+              <w:start w:w="40" w:type="dxa"/>
+              <w:end w:w="40" w:type="dxa"/>
             </w:tcMar>
             <w:shd w:fill="FFFFFF" w:val="clear"/>
           </w:tcPr>
@@ -8972,7 +8920,7 @@
             <w:pPr>
               <w:pStyle w:val="Compact"/>
               <w:spacing w:before="0" w:after="40" w:line="240" w:lineRule="auto"/>
-              <w:jc w:val="right"/>
+              <w:jc w:val="center"/>
             </w:pPr>
             <w:r>
               <w:rPr>
@@ -8986,12 +8934,13 @@
         </w:tc>
         <w:tc>
           <w:tcPr>
+            <w:tcW w:w="3398" w:type="dxa"/>
             <w:vAlign w:val="center"/>
             <w:tcMar>
-              <w:top w:w="70" w:type="dxa"/>
-              <w:bottom w:w="70" w:type="dxa"/>
-              <w:start w:w="85" w:type="dxa"/>
-              <w:end w:w="85" w:type="dxa"/>
+              <w:top w:w="55" w:type="dxa"/>
+              <w:bottom w:w="55" w:type="dxa"/>
+              <w:start w:w="40" w:type="dxa"/>
+              <w:end w:w="40" w:type="dxa"/>
             </w:tcMar>
             <w:shd w:fill="FFFFFF" w:val="clear"/>
           </w:tcPr>
@@ -9016,20 +8965,14 @@
               </w:rPr>
               <w:t xml:space="preserve"> </w:t>
             </w:r>
-            <m:oMath>
-              <m:sSub>
-                <m:e>
-                  <m:r>
-                    <m:t>N</m:t>
-                  </m:r>
-                </m:e>
-                <m:sub>
-                  <m:r>
-                    <m:t>2</m:t>
-                  </m:r>
-                </m:sub>
-              </m:sSub>
-            </m:oMath>
+            <w:r>
+              <w:rPr>
+                <w:rFonts w:ascii="Liberation Sans" w:hAnsi="Liberation Sans" w:eastAsia="Liberation Sans" w:cs="Liberation Sans"/>
+                <w:color w:val="232A30"/>
+                <w:sz w:val="18"/>
+              </w:rPr>
+              <w:t>N₂</w:t>
+            </w:r>
             <w:r>
               <w:rPr>
                 <w:rFonts w:ascii="Liberation Sans" w:hAnsi="Liberation Sans" w:eastAsia="Liberation Sans" w:cs="Liberation Sans"/>
@@ -9055,12 +8998,13 @@
         </w:trPr>
         <w:tc>
           <w:tcPr>
+            <w:tcW w:w="500" w:type="dxa"/>
             <w:vAlign w:val="center"/>
             <w:tcMar>
-              <w:top w:w="70" w:type="dxa"/>
-              <w:bottom w:w="70" w:type="dxa"/>
-              <w:start w:w="85" w:type="dxa"/>
-              <w:end w:w="85" w:type="dxa"/>
+              <w:top w:w="55" w:type="dxa"/>
+              <w:bottom w:w="55" w:type="dxa"/>
+              <w:start w:w="40" w:type="dxa"/>
+              <w:end w:w="40" w:type="dxa"/>
             </w:tcMar>
             <w:shd w:fill="F4F6F7" w:val="clear"/>
           </w:tcPr>
@@ -9068,7 +9012,7 @@
             <w:pPr>
               <w:pStyle w:val="Compact"/>
               <w:spacing w:before="0" w:after="40" w:line="240" w:lineRule="auto"/>
-              <w:jc w:val="right"/>
+              <w:jc w:val="center"/>
             </w:pPr>
             <w:r>
               <w:rPr>
@@ -9082,12 +9026,13 @@
         </w:tc>
         <w:tc>
           <w:tcPr>
+            <w:tcW w:w="700" w:type="dxa"/>
             <w:vAlign w:val="center"/>
             <w:tcMar>
-              <w:top w:w="70" w:type="dxa"/>
-              <w:bottom w:w="70" w:type="dxa"/>
-              <w:start w:w="85" w:type="dxa"/>
-              <w:end w:w="85" w:type="dxa"/>
+              <w:top w:w="55" w:type="dxa"/>
+              <w:bottom w:w="55" w:type="dxa"/>
+              <w:start w:w="40" w:type="dxa"/>
+              <w:end w:w="40" w:type="dxa"/>
             </w:tcMar>
             <w:shd w:fill="F4F6F7" w:val="clear"/>
           </w:tcPr>
@@ -9095,7 +9040,7 @@
             <w:pPr>
               <w:pStyle w:val="Compact"/>
               <w:spacing w:before="0" w:after="40" w:line="240" w:lineRule="auto"/>
-              <w:jc w:val="right"/>
+              <w:jc w:val="center"/>
             </w:pPr>
             <w:r>
               <w:rPr>
@@ -9109,12 +9054,13 @@
         </w:tc>
         <w:tc>
           <w:tcPr>
+            <w:tcW w:w="999" w:type="dxa"/>
             <w:vAlign w:val="center"/>
             <w:tcMar>
-              <w:top w:w="70" w:type="dxa"/>
-              <w:bottom w:w="70" w:type="dxa"/>
-              <w:start w:w="85" w:type="dxa"/>
-              <w:end w:w="85" w:type="dxa"/>
+              <w:top w:w="55" w:type="dxa"/>
+              <w:bottom w:w="55" w:type="dxa"/>
+              <w:start w:w="40" w:type="dxa"/>
+              <w:end w:w="40" w:type="dxa"/>
             </w:tcMar>
             <w:shd w:fill="F4F6F7" w:val="clear"/>
           </w:tcPr>
@@ -9122,6 +9068,7 @@
             <w:pPr>
               <w:pStyle w:val="Compact"/>
               <w:spacing w:before="0" w:after="40" w:line="240" w:lineRule="auto"/>
+              <w:jc w:val="center"/>
             </w:pPr>
             <w:r>
               <w:rPr>
@@ -9135,12 +9082,13 @@
         </w:tc>
         <w:tc>
           <w:tcPr>
+            <w:tcW w:w="999" w:type="dxa"/>
             <w:vAlign w:val="center"/>
             <w:tcMar>
-              <w:top w:w="70" w:type="dxa"/>
-              <w:bottom w:w="70" w:type="dxa"/>
-              <w:start w:w="85" w:type="dxa"/>
-              <w:end w:w="85" w:type="dxa"/>
+              <w:top w:w="55" w:type="dxa"/>
+              <w:bottom w:w="55" w:type="dxa"/>
+              <w:start w:w="40" w:type="dxa"/>
+              <w:end w:w="40" w:type="dxa"/>
             </w:tcMar>
             <w:shd w:fill="F4F6F7" w:val="clear"/>
           </w:tcPr>
@@ -9148,6 +9096,7 @@
             <w:pPr>
               <w:pStyle w:val="Compact"/>
               <w:spacing w:before="0" w:after="40" w:line="240" w:lineRule="auto"/>
+              <w:jc w:val="center"/>
             </w:pPr>
             <w:r>
               <w:rPr>
@@ -9161,12 +9110,13 @@
         </w:tc>
         <w:tc>
           <w:tcPr>
+            <w:tcW w:w="999" w:type="dxa"/>
             <w:vAlign w:val="center"/>
             <w:tcMar>
-              <w:top w:w="70" w:type="dxa"/>
-              <w:bottom w:w="70" w:type="dxa"/>
-              <w:start w:w="85" w:type="dxa"/>
-              <w:end w:w="85" w:type="dxa"/>
+              <w:top w:w="55" w:type="dxa"/>
+              <w:bottom w:w="55" w:type="dxa"/>
+              <w:start w:w="40" w:type="dxa"/>
+              <w:end w:w="40" w:type="dxa"/>
             </w:tcMar>
             <w:shd w:fill="F4F6F7" w:val="clear"/>
           </w:tcPr>
@@ -9174,6 +9124,7 @@
             <w:pPr>
               <w:pStyle w:val="Compact"/>
               <w:spacing w:before="0" w:after="40" w:line="240" w:lineRule="auto"/>
+              <w:jc w:val="center"/>
             </w:pPr>
             <w:r>
               <w:rPr>
@@ -9187,12 +9138,13 @@
         </w:tc>
         <w:tc>
           <w:tcPr>
+            <w:tcW w:w="999" w:type="dxa"/>
             <w:vAlign w:val="center"/>
             <w:tcMar>
-              <w:top w:w="70" w:type="dxa"/>
-              <w:bottom w:w="70" w:type="dxa"/>
-              <w:start w:w="85" w:type="dxa"/>
-              <w:end w:w="85" w:type="dxa"/>
+              <w:top w:w="55" w:type="dxa"/>
+              <w:bottom w:w="55" w:type="dxa"/>
+              <w:start w:w="40" w:type="dxa"/>
+              <w:end w:w="40" w:type="dxa"/>
             </w:tcMar>
             <w:shd w:fill="F4F6F7" w:val="clear"/>
           </w:tcPr>
@@ -9200,6 +9152,7 @@
             <w:pPr>
               <w:pStyle w:val="Compact"/>
               <w:spacing w:before="0" w:after="40" w:line="240" w:lineRule="auto"/>
+              <w:jc w:val="center"/>
             </w:pPr>
             <w:r>
               <w:rPr>
@@ -9213,12 +9166,13 @@
         </w:tc>
         <w:tc>
           <w:tcPr>
+            <w:tcW w:w="700" w:type="dxa"/>
             <w:vAlign w:val="center"/>
             <w:tcMar>
-              <w:top w:w="70" w:type="dxa"/>
-              <w:bottom w:w="70" w:type="dxa"/>
-              <w:start w:w="85" w:type="dxa"/>
-              <w:end w:w="85" w:type="dxa"/>
+              <w:top w:w="55" w:type="dxa"/>
+              <w:bottom w:w="55" w:type="dxa"/>
+              <w:start w:w="40" w:type="dxa"/>
+              <w:end w:w="40" w:type="dxa"/>
             </w:tcMar>
             <w:shd w:fill="F4F6F7" w:val="clear"/>
           </w:tcPr>
@@ -9226,7 +9180,7 @@
             <w:pPr>
               <w:pStyle w:val="Compact"/>
               <w:spacing w:before="0" w:after="40" w:line="240" w:lineRule="auto"/>
-              <w:jc w:val="right"/>
+              <w:jc w:val="center"/>
             </w:pPr>
             <w:r>
               <w:rPr>
@@ -9240,12 +9194,13 @@
         </w:tc>
         <w:tc>
           <w:tcPr>
+            <w:tcW w:w="700" w:type="dxa"/>
             <w:vAlign w:val="center"/>
             <w:tcMar>
-              <w:top w:w="70" w:type="dxa"/>
-              <w:bottom w:w="70" w:type="dxa"/>
-              <w:start w:w="85" w:type="dxa"/>
-              <w:end w:w="85" w:type="dxa"/>
+              <w:top w:w="55" w:type="dxa"/>
+              <w:bottom w:w="55" w:type="dxa"/>
+              <w:start w:w="40" w:type="dxa"/>
+              <w:end w:w="40" w:type="dxa"/>
             </w:tcMar>
             <w:shd w:fill="F4F6F7" w:val="clear"/>
           </w:tcPr>
@@ -9253,7 +9208,7 @@
             <w:pPr>
               <w:pStyle w:val="Compact"/>
               <w:spacing w:before="0" w:after="40" w:line="240" w:lineRule="auto"/>
-              <w:jc w:val="right"/>
+              <w:jc w:val="center"/>
             </w:pPr>
             <w:r>
               <w:rPr>
@@ -9267,12 +9222,13 @@
         </w:tc>
         <w:tc>
           <w:tcPr>
+            <w:tcW w:w="3398" w:type="dxa"/>
             <w:vAlign w:val="center"/>
             <w:tcMar>
-              <w:top w:w="70" w:type="dxa"/>
-              <w:bottom w:w="70" w:type="dxa"/>
-              <w:start w:w="85" w:type="dxa"/>
-              <w:end w:w="85" w:type="dxa"/>
+              <w:top w:w="55" w:type="dxa"/>
+              <w:bottom w:w="55" w:type="dxa"/>
+              <w:start w:w="40" w:type="dxa"/>
+              <w:end w:w="40" w:type="dxa"/>
             </w:tcMar>
             <w:shd w:fill="F4F6F7" w:val="clear"/>
           </w:tcPr>
@@ -9297,29 +9253,14 @@
               </w:rPr>
               <w:t xml:space="preserve"> </w:t>
             </w:r>
-            <m:oMath>
-              <m:sSub>
-                <m:e>
-                  <m:r>
-                    <m:t>R</m:t>
-                  </m:r>
-                </m:e>
-                <m:sub>
-                  <m:r>
-                    <m:t>C</m:t>
-                  </m:r>
-                </m:sub>
-              </m:sSub>
-              <m:r>
-                <m:rPr>
-                  <m:sty m:val="p"/>
-                </m:rPr>
-                <m:t>=</m:t>
-              </m:r>
-              <m:r>
-                <m:t>.67</m:t>
-              </m:r>
-            </m:oMath>
+            <w:r>
+              <w:rPr>
+                <w:rFonts w:ascii="Liberation Sans" w:hAnsi="Liberation Sans" w:eastAsia="Liberation Sans" w:cs="Liberation Sans"/>
+                <w:color w:val="232A30"/>
+                <w:sz w:val="18"/>
+              </w:rPr>
+              <w:t>R_C=.67</w:t>
+            </w:r>
             <w:r>
               <w:rPr>
                 <w:rFonts w:ascii="Liberation Sans" w:hAnsi="Liberation Sans" w:eastAsia="Liberation Sans" w:cs="Liberation Sans"/>
@@ -9345,12 +9286,13 @@
         </w:trPr>
         <w:tc>
           <w:tcPr>
+            <w:tcW w:w="500" w:type="dxa"/>
             <w:vAlign w:val="center"/>
             <w:tcMar>
-              <w:top w:w="70" w:type="dxa"/>
-              <w:bottom w:w="70" w:type="dxa"/>
-              <w:start w:w="85" w:type="dxa"/>
-              <w:end w:w="85" w:type="dxa"/>
+              <w:top w:w="55" w:type="dxa"/>
+              <w:bottom w:w="55" w:type="dxa"/>
+              <w:start w:w="40" w:type="dxa"/>
+              <w:end w:w="40" w:type="dxa"/>
             </w:tcMar>
             <w:shd w:fill="FFFFFF" w:val="clear"/>
           </w:tcPr>
@@ -9358,7 +9300,7 @@
             <w:pPr>
               <w:pStyle w:val="Compact"/>
               <w:spacing w:before="0" w:after="40" w:line="240" w:lineRule="auto"/>
-              <w:jc w:val="right"/>
+              <w:jc w:val="center"/>
             </w:pPr>
             <w:r>
               <w:rPr>
@@ -9372,12 +9314,13 @@
         </w:tc>
         <w:tc>
           <w:tcPr>
+            <w:tcW w:w="700" w:type="dxa"/>
             <w:vAlign w:val="center"/>
             <w:tcMar>
-              <w:top w:w="70" w:type="dxa"/>
-              <w:bottom w:w="70" w:type="dxa"/>
-              <w:start w:w="85" w:type="dxa"/>
-              <w:end w:w="85" w:type="dxa"/>
+              <w:top w:w="55" w:type="dxa"/>
+              <w:bottom w:w="55" w:type="dxa"/>
+              <w:start w:w="40" w:type="dxa"/>
+              <w:end w:w="40" w:type="dxa"/>
             </w:tcMar>
             <w:shd w:fill="FFFFFF" w:val="clear"/>
           </w:tcPr>
@@ -9385,7 +9328,7 @@
             <w:pPr>
               <w:pStyle w:val="Compact"/>
               <w:spacing w:before="0" w:after="40" w:line="240" w:lineRule="auto"/>
-              <w:jc w:val="right"/>
+              <w:jc w:val="center"/>
             </w:pPr>
             <w:r>
               <w:rPr>
@@ -9399,12 +9342,13 @@
         </w:tc>
         <w:tc>
           <w:tcPr>
+            <w:tcW w:w="999" w:type="dxa"/>
             <w:vAlign w:val="center"/>
             <w:tcMar>
-              <w:top w:w="70" w:type="dxa"/>
-              <w:bottom w:w="70" w:type="dxa"/>
-              <w:start w:w="85" w:type="dxa"/>
-              <w:end w:w="85" w:type="dxa"/>
+              <w:top w:w="55" w:type="dxa"/>
+              <w:bottom w:w="55" w:type="dxa"/>
+              <w:start w:w="40" w:type="dxa"/>
+              <w:end w:w="40" w:type="dxa"/>
             </w:tcMar>
             <w:shd w:fill="FFFFFF" w:val="clear"/>
           </w:tcPr>
@@ -9412,6 +9356,7 @@
             <w:pPr>
               <w:pStyle w:val="Compact"/>
               <w:spacing w:before="0" w:after="40" w:line="240" w:lineRule="auto"/>
+              <w:jc w:val="center"/>
             </w:pPr>
             <w:r>
               <w:rPr>
@@ -9425,12 +9370,13 @@
         </w:tc>
         <w:tc>
           <w:tcPr>
+            <w:tcW w:w="999" w:type="dxa"/>
             <w:vAlign w:val="center"/>
             <w:tcMar>
-              <w:top w:w="70" w:type="dxa"/>
-              <w:bottom w:w="70" w:type="dxa"/>
-              <w:start w:w="85" w:type="dxa"/>
-              <w:end w:w="85" w:type="dxa"/>
+              <w:top w:w="55" w:type="dxa"/>
+              <w:bottom w:w="55" w:type="dxa"/>
+              <w:start w:w="40" w:type="dxa"/>
+              <w:end w:w="40" w:type="dxa"/>
             </w:tcMar>
             <w:shd w:fill="FFFFFF" w:val="clear"/>
           </w:tcPr>
@@ -9438,6 +9384,7 @@
             <w:pPr>
               <w:pStyle w:val="Compact"/>
               <w:spacing w:before="0" w:after="40" w:line="240" w:lineRule="auto"/>
+              <w:jc w:val="center"/>
             </w:pPr>
             <w:r>
               <w:rPr>
@@ -9451,12 +9398,13 @@
         </w:tc>
         <w:tc>
           <w:tcPr>
+            <w:tcW w:w="999" w:type="dxa"/>
             <w:vAlign w:val="center"/>
             <w:tcMar>
-              <w:top w:w="70" w:type="dxa"/>
-              <w:bottom w:w="70" w:type="dxa"/>
-              <w:start w:w="85" w:type="dxa"/>
-              <w:end w:w="85" w:type="dxa"/>
+              <w:top w:w="55" w:type="dxa"/>
+              <w:bottom w:w="55" w:type="dxa"/>
+              <w:start w:w="40" w:type="dxa"/>
+              <w:end w:w="40" w:type="dxa"/>
             </w:tcMar>
             <w:shd w:fill="FFFFFF" w:val="clear"/>
           </w:tcPr>
@@ -9464,6 +9412,7 @@
             <w:pPr>
               <w:pStyle w:val="Compact"/>
               <w:spacing w:before="0" w:after="40" w:line="240" w:lineRule="auto"/>
+              <w:jc w:val="center"/>
             </w:pPr>
             <w:r>
               <w:rPr>
@@ -9477,12 +9426,13 @@
         </w:tc>
         <w:tc>
           <w:tcPr>
+            <w:tcW w:w="999" w:type="dxa"/>
             <w:vAlign w:val="center"/>
             <w:tcMar>
-              <w:top w:w="70" w:type="dxa"/>
-              <w:bottom w:w="70" w:type="dxa"/>
-              <w:start w:w="85" w:type="dxa"/>
-              <w:end w:w="85" w:type="dxa"/>
+              <w:top w:w="55" w:type="dxa"/>
+              <w:bottom w:w="55" w:type="dxa"/>
+              <w:start w:w="40" w:type="dxa"/>
+              <w:end w:w="40" w:type="dxa"/>
             </w:tcMar>
             <w:shd w:fill="FFFFFF" w:val="clear"/>
           </w:tcPr>
@@ -9490,6 +9440,7 @@
             <w:pPr>
               <w:pStyle w:val="Compact"/>
               <w:spacing w:before="0" w:after="40" w:line="240" w:lineRule="auto"/>
+              <w:jc w:val="center"/>
             </w:pPr>
             <w:r>
               <w:rPr>
@@ -9503,12 +9454,13 @@
         </w:tc>
         <w:tc>
           <w:tcPr>
+            <w:tcW w:w="700" w:type="dxa"/>
             <w:vAlign w:val="center"/>
             <w:tcMar>
-              <w:top w:w="70" w:type="dxa"/>
-              <w:bottom w:w="70" w:type="dxa"/>
-              <w:start w:w="85" w:type="dxa"/>
-              <w:end w:w="85" w:type="dxa"/>
+              <w:top w:w="55" w:type="dxa"/>
+              <w:bottom w:w="55" w:type="dxa"/>
+              <w:start w:w="40" w:type="dxa"/>
+              <w:end w:w="40" w:type="dxa"/>
             </w:tcMar>
             <w:shd w:fill="FFFFFF" w:val="clear"/>
           </w:tcPr>
@@ -9516,7 +9468,7 @@
             <w:pPr>
               <w:pStyle w:val="Compact"/>
               <w:spacing w:before="0" w:after="40" w:line="240" w:lineRule="auto"/>
-              <w:jc w:val="right"/>
+              <w:jc w:val="center"/>
             </w:pPr>
             <w:r>
               <w:rPr>
@@ -9530,12 +9482,13 @@
         </w:tc>
         <w:tc>
           <w:tcPr>
+            <w:tcW w:w="700" w:type="dxa"/>
             <w:vAlign w:val="center"/>
             <w:tcMar>
-              <w:top w:w="70" w:type="dxa"/>
-              <w:bottom w:w="70" w:type="dxa"/>
-              <w:start w:w="85" w:type="dxa"/>
-              <w:end w:w="85" w:type="dxa"/>
+              <w:top w:w="55" w:type="dxa"/>
+              <w:bottom w:w="55" w:type="dxa"/>
+              <w:start w:w="40" w:type="dxa"/>
+              <w:end w:w="40" w:type="dxa"/>
             </w:tcMar>
             <w:shd w:fill="FFFFFF" w:val="clear"/>
           </w:tcPr>
@@ -9543,7 +9496,7 @@
             <w:pPr>
               <w:pStyle w:val="Compact"/>
               <w:spacing w:before="0" w:after="40" w:line="240" w:lineRule="auto"/>
-              <w:jc w:val="right"/>
+              <w:jc w:val="center"/>
             </w:pPr>
             <w:r>
               <w:rPr>
@@ -9557,12 +9510,13 @@
         </w:tc>
         <w:tc>
           <w:tcPr>
+            <w:tcW w:w="3398" w:type="dxa"/>
             <w:vAlign w:val="center"/>
             <w:tcMar>
-              <w:top w:w="70" w:type="dxa"/>
-              <w:bottom w:w="70" w:type="dxa"/>
-              <w:start w:w="85" w:type="dxa"/>
-              <w:end w:w="85" w:type="dxa"/>
+              <w:top w:w="55" w:type="dxa"/>
+              <w:bottom w:w="55" w:type="dxa"/>
+              <w:start w:w="40" w:type="dxa"/>
+              <w:end w:w="40" w:type="dxa"/>
             </w:tcMar>
             <w:shd w:fill="FFFFFF" w:val="clear"/>
           </w:tcPr>
@@ -9588,12 +9542,13 @@
         </w:trPr>
         <w:tc>
           <w:tcPr>
+            <w:tcW w:w="500" w:type="dxa"/>
             <w:vAlign w:val="center"/>
             <w:tcMar>
-              <w:top w:w="70" w:type="dxa"/>
-              <w:bottom w:w="70" w:type="dxa"/>
-              <w:start w:w="85" w:type="dxa"/>
-              <w:end w:w="85" w:type="dxa"/>
+              <w:top w:w="55" w:type="dxa"/>
+              <w:bottom w:w="55" w:type="dxa"/>
+              <w:start w:w="40" w:type="dxa"/>
+              <w:end w:w="40" w:type="dxa"/>
             </w:tcMar>
             <w:shd w:fill="F4F6F7" w:val="clear"/>
           </w:tcPr>
@@ -9601,7 +9556,7 @@
             <w:pPr>
               <w:pStyle w:val="Compact"/>
               <w:spacing w:before="0" w:after="40" w:line="240" w:lineRule="auto"/>
-              <w:jc w:val="right"/>
+              <w:jc w:val="center"/>
             </w:pPr>
             <w:r>
               <w:rPr>
@@ -9615,12 +9570,13 @@
         </w:tc>
         <w:tc>
           <w:tcPr>
+            <w:tcW w:w="700" w:type="dxa"/>
             <w:vAlign w:val="center"/>
             <w:tcMar>
-              <w:top w:w="70" w:type="dxa"/>
-              <w:bottom w:w="70" w:type="dxa"/>
-              <w:start w:w="85" w:type="dxa"/>
-              <w:end w:w="85" w:type="dxa"/>
+              <w:top w:w="55" w:type="dxa"/>
+              <w:bottom w:w="55" w:type="dxa"/>
+              <w:start w:w="40" w:type="dxa"/>
+              <w:end w:w="40" w:type="dxa"/>
             </w:tcMar>
             <w:shd w:fill="F4F6F7" w:val="clear"/>
           </w:tcPr>
@@ -9628,7 +9584,7 @@
             <w:pPr>
               <w:pStyle w:val="Compact"/>
               <w:spacing w:before="0" w:after="40" w:line="240" w:lineRule="auto"/>
-              <w:jc w:val="right"/>
+              <w:jc w:val="center"/>
             </w:pPr>
             <w:r>
               <w:rPr>
@@ -9642,12 +9598,13 @@
         </w:tc>
         <w:tc>
           <w:tcPr>
+            <w:tcW w:w="999" w:type="dxa"/>
             <w:vAlign w:val="center"/>
             <w:tcMar>
-              <w:top w:w="70" w:type="dxa"/>
-              <w:bottom w:w="70" w:type="dxa"/>
-              <w:start w:w="85" w:type="dxa"/>
-              <w:end w:w="85" w:type="dxa"/>
+              <w:top w:w="55" w:type="dxa"/>
+              <w:bottom w:w="55" w:type="dxa"/>
+              <w:start w:w="40" w:type="dxa"/>
+              <w:end w:w="40" w:type="dxa"/>
             </w:tcMar>
             <w:shd w:fill="F4F6F7" w:val="clear"/>
           </w:tcPr>
@@ -9655,6 +9612,7 @@
             <w:pPr>
               <w:pStyle w:val="Compact"/>
               <w:spacing w:before="0" w:after="40" w:line="240" w:lineRule="auto"/>
+              <w:jc w:val="center"/>
             </w:pPr>
             <w:r>
               <w:rPr>
@@ -9668,12 +9626,13 @@
         </w:tc>
         <w:tc>
           <w:tcPr>
+            <w:tcW w:w="999" w:type="dxa"/>
             <w:vAlign w:val="center"/>
             <w:tcMar>
-              <w:top w:w="70" w:type="dxa"/>
-              <w:bottom w:w="70" w:type="dxa"/>
-              <w:start w:w="85" w:type="dxa"/>
-              <w:end w:w="85" w:type="dxa"/>
+              <w:top w:w="55" w:type="dxa"/>
+              <w:bottom w:w="55" w:type="dxa"/>
+              <w:start w:w="40" w:type="dxa"/>
+              <w:end w:w="40" w:type="dxa"/>
             </w:tcMar>
             <w:shd w:fill="F4F6F7" w:val="clear"/>
           </w:tcPr>
@@ -9681,6 +9640,7 @@
             <w:pPr>
               <w:pStyle w:val="Compact"/>
               <w:spacing w:before="0" w:after="40" w:line="240" w:lineRule="auto"/>
+              <w:jc w:val="center"/>
             </w:pPr>
             <w:r>
               <w:rPr>
@@ -9694,12 +9654,13 @@
         </w:tc>
         <w:tc>
           <w:tcPr>
+            <w:tcW w:w="999" w:type="dxa"/>
             <w:vAlign w:val="center"/>
             <w:tcMar>
-              <w:top w:w="70" w:type="dxa"/>
-              <w:bottom w:w="70" w:type="dxa"/>
-              <w:start w:w="85" w:type="dxa"/>
-              <w:end w:w="85" w:type="dxa"/>
+              <w:top w:w="55" w:type="dxa"/>
+              <w:bottom w:w="55" w:type="dxa"/>
+              <w:start w:w="40" w:type="dxa"/>
+              <w:end w:w="40" w:type="dxa"/>
             </w:tcMar>
             <w:shd w:fill="F4F6F7" w:val="clear"/>
           </w:tcPr>
@@ -9707,6 +9668,7 @@
             <w:pPr>
               <w:pStyle w:val="Compact"/>
               <w:spacing w:before="0" w:after="40" w:line="240" w:lineRule="auto"/>
+              <w:jc w:val="center"/>
             </w:pPr>
             <w:r>
               <w:rPr>
@@ -9720,12 +9682,13 @@
         </w:tc>
         <w:tc>
           <w:tcPr>
+            <w:tcW w:w="999" w:type="dxa"/>
             <w:vAlign w:val="center"/>
             <w:tcMar>
-              <w:top w:w="70" w:type="dxa"/>
-              <w:bottom w:w="70" w:type="dxa"/>
-              <w:start w:w="85" w:type="dxa"/>
-              <w:end w:w="85" w:type="dxa"/>
+              <w:top w:w="55" w:type="dxa"/>
+              <w:bottom w:w="55" w:type="dxa"/>
+              <w:start w:w="40" w:type="dxa"/>
+              <w:end w:w="40" w:type="dxa"/>
             </w:tcMar>
             <w:shd w:fill="F4F6F7" w:val="clear"/>
           </w:tcPr>
@@ -9733,6 +9696,7 @@
             <w:pPr>
               <w:pStyle w:val="Compact"/>
               <w:spacing w:before="0" w:after="40" w:line="240" w:lineRule="auto"/>
+              <w:jc w:val="center"/>
             </w:pPr>
             <w:r>
               <w:rPr>
@@ -9746,12 +9710,13 @@
         </w:tc>
         <w:tc>
           <w:tcPr>
+            <w:tcW w:w="700" w:type="dxa"/>
             <w:vAlign w:val="center"/>
             <w:tcMar>
-              <w:top w:w="70" w:type="dxa"/>
-              <w:bottom w:w="70" w:type="dxa"/>
-              <w:start w:w="85" w:type="dxa"/>
-              <w:end w:w="85" w:type="dxa"/>
+              <w:top w:w="55" w:type="dxa"/>
+              <w:bottom w:w="55" w:type="dxa"/>
+              <w:start w:w="40" w:type="dxa"/>
+              <w:end w:w="40" w:type="dxa"/>
             </w:tcMar>
             <w:shd w:fill="F4F6F7" w:val="clear"/>
           </w:tcPr>
@@ -9759,7 +9724,7 @@
             <w:pPr>
               <w:pStyle w:val="Compact"/>
               <w:spacing w:before="0" w:after="40" w:line="240" w:lineRule="auto"/>
-              <w:jc w:val="right"/>
+              <w:jc w:val="center"/>
             </w:pPr>
             <w:r>
               <w:rPr>
@@ -9773,12 +9738,13 @@
         </w:tc>
         <w:tc>
           <w:tcPr>
+            <w:tcW w:w="700" w:type="dxa"/>
             <w:vAlign w:val="center"/>
             <w:tcMar>
-              <w:top w:w="70" w:type="dxa"/>
-              <w:bottom w:w="70" w:type="dxa"/>
-              <w:start w:w="85" w:type="dxa"/>
-              <w:end w:w="85" w:type="dxa"/>
+              <w:top w:w="55" w:type="dxa"/>
+              <w:bottom w:w="55" w:type="dxa"/>
+              <w:start w:w="40" w:type="dxa"/>
+              <w:end w:w="40" w:type="dxa"/>
             </w:tcMar>
             <w:shd w:fill="F4F6F7" w:val="clear"/>
           </w:tcPr>
@@ -9786,7 +9752,7 @@
             <w:pPr>
               <w:pStyle w:val="Compact"/>
               <w:spacing w:before="0" w:after="40" w:line="240" w:lineRule="auto"/>
-              <w:jc w:val="right"/>
+              <w:jc w:val="center"/>
             </w:pPr>
             <w:r>
               <w:rPr>
@@ -9800,12 +9766,13 @@
         </w:tc>
         <w:tc>
           <w:tcPr>
+            <w:tcW w:w="3398" w:type="dxa"/>
             <w:vAlign w:val="center"/>
             <w:tcMar>
-              <w:top w:w="70" w:type="dxa"/>
-              <w:bottom w:w="70" w:type="dxa"/>
-              <w:start w:w="85" w:type="dxa"/>
-              <w:end w:w="85" w:type="dxa"/>
+              <w:top w:w="55" w:type="dxa"/>
+              <w:bottom w:w="55" w:type="dxa"/>
+              <w:start w:w="40" w:type="dxa"/>
+              <w:end w:w="40" w:type="dxa"/>
             </w:tcMar>
             <w:shd w:fill="F4F6F7" w:val="clear"/>
           </w:tcPr>
@@ -10465,17 +10432,17 @@
     <w:tbl>
       <w:tblPr>
         <w:tblStyle w:val="Table"/>
-        <w:tblW w:type="pct" w:w="5000"/>
+        <w:tblW w:type="dxa" w:w="9994"/>
         <w:jc w:val="center"/>
-        <w:tblLayout w:type="autofit"/>
+        <w:tblLayout w:type="fixed"/>
         <w:tblLook w:firstRow="1" w:lastRow="0" w:firstColumn="0" w:lastColumn="0" w:noHBand="0" w:noVBand="0" w:val="0020"/>
       </w:tblPr>
       <w:tblGrid>
-        <w:gridCol w:w="1485"/>
-        <w:gridCol w:w="1980"/>
-        <w:gridCol w:w="1485"/>
-        <w:gridCol w:w="1485"/>
-        <w:gridCol w:w="1485"/>
+        <w:gridCol w:w="1999"/>
+        <w:gridCol w:w="1199"/>
+        <w:gridCol w:w="1999"/>
+        <w:gridCol w:w="1999"/>
+        <w:gridCol w:w="2798"/>
       </w:tblGrid>
       <w:tr>
         <w:trPr>
@@ -10484,6 +10451,7 @@
         </w:trPr>
         <w:tc>
           <w:tcPr>
+            <w:tcW w:w="1999" w:type="dxa"/>
             <w:vAlign w:val="center"/>
             <w:tcMar>
               <w:top w:w="70" w:type="dxa"/>
@@ -10511,6 +10479,7 @@
         </w:tc>
         <w:tc>
           <w:tcPr>
+            <w:tcW w:w="1199" w:type="dxa"/>
             <w:vAlign w:val="center"/>
             <w:tcMar>
               <w:top w:w="70" w:type="dxa"/>
@@ -10524,7 +10493,7 @@
             <w:pPr>
               <w:pStyle w:val="Compact"/>
               <w:spacing w:before="0" w:after="40" w:line="240" w:lineRule="auto"/>
-              <w:jc w:val="right"/>
+              <w:jc w:val="center"/>
             </w:pPr>
             <w:r>
               <w:rPr>
@@ -10539,6 +10508,7 @@
         </w:tc>
         <w:tc>
           <w:tcPr>
+            <w:tcW w:w="1999" w:type="dxa"/>
             <w:vAlign w:val="center"/>
             <w:tcMar>
               <w:top w:w="70" w:type="dxa"/>
@@ -10552,6 +10522,7 @@
             <w:pPr>
               <w:pStyle w:val="Compact"/>
               <w:spacing w:before="0" w:after="40" w:line="240" w:lineRule="auto"/>
+              <w:jc w:val="center"/>
             </w:pPr>
             <w:r>
               <w:rPr>
@@ -10566,6 +10537,7 @@
         </w:tc>
         <w:tc>
           <w:tcPr>
+            <w:tcW w:w="1999" w:type="dxa"/>
             <w:vAlign w:val="center"/>
             <w:tcMar>
               <w:top w:w="70" w:type="dxa"/>
@@ -10579,6 +10551,7 @@
             <w:pPr>
               <w:pStyle w:val="Compact"/>
               <w:spacing w:before="0" w:after="40" w:line="240" w:lineRule="auto"/>
+              <w:jc w:val="center"/>
             </w:pPr>
             <w:r>
               <w:rPr>
@@ -10593,6 +10566,7 @@
         </w:tc>
         <w:tc>
           <w:tcPr>
+            <w:tcW w:w="2798" w:type="dxa"/>
             <w:vAlign w:val="center"/>
             <w:tcMar>
               <w:top w:w="70" w:type="dxa"/>
@@ -10625,6 +10599,7 @@
         </w:trPr>
         <w:tc>
           <w:tcPr>
+            <w:tcW w:w="1999" w:type="dxa"/>
             <w:vAlign w:val="center"/>
             <w:tcMar>
               <w:top w:w="70" w:type="dxa"/>
@@ -10651,6 +10626,7 @@
         </w:tc>
         <w:tc>
           <w:tcPr>
+            <w:tcW w:w="1199" w:type="dxa"/>
             <w:vAlign w:val="center"/>
             <w:tcMar>
               <w:top w:w="70" w:type="dxa"/>
@@ -10664,7 +10640,7 @@
             <w:pPr>
               <w:pStyle w:val="Compact"/>
               <w:spacing w:before="0" w:after="40" w:line="240" w:lineRule="auto"/>
-              <w:jc w:val="right"/>
+              <w:jc w:val="center"/>
             </w:pPr>
             <w:r>
               <w:rPr>
@@ -10678,6 +10654,7 @@
         </w:tc>
         <w:tc>
           <w:tcPr>
+            <w:tcW w:w="1999" w:type="dxa"/>
             <w:vAlign w:val="center"/>
             <w:tcMar>
               <w:top w:w="70" w:type="dxa"/>
@@ -10691,6 +10668,7 @@
             <w:pPr>
               <w:pStyle w:val="Compact"/>
               <w:spacing w:before="0" w:after="40" w:line="240" w:lineRule="auto"/>
+              <w:jc w:val="center"/>
             </w:pPr>
             <w:r>
               <w:rPr>
@@ -10704,6 +10682,7 @@
         </w:tc>
         <w:tc>
           <w:tcPr>
+            <w:tcW w:w="1999" w:type="dxa"/>
             <w:vAlign w:val="center"/>
             <w:tcMar>
               <w:top w:w="70" w:type="dxa"/>
@@ -10717,33 +10696,64 @@
             <w:pPr>
               <w:pStyle w:val="Compact"/>
               <w:spacing w:before="0" w:after="40" w:line="240" w:lineRule="auto"/>
+              <w:jc w:val="center"/>
             </w:pPr>
             <m:oMath>
               <m:r>
+                <w:rPr>
+                  <w:sz w:val="18"/>
+                  <w:szCs w:val="18"/>
+                  <w:color w:val="232A30"/>
+                </w:rPr>
                 <m:t>.55</m:t>
               </m:r>
               <m:r>
                 <m:rPr>
                   <m:sty m:val="p"/>
                 </m:rPr>
+                <w:rPr>
+                  <w:sz w:val="18"/>
+                  <w:szCs w:val="18"/>
+                  <w:color w:val="232A30"/>
+                </w:rPr>
                 <m:t>[</m:t>
               </m:r>
               <m:r>
+                <w:rPr>
+                  <w:sz w:val="18"/>
+                  <w:szCs w:val="18"/>
+                  <w:color w:val="232A30"/>
+                </w:rPr>
                 <m:t>.48</m:t>
               </m:r>
               <m:r>
                 <m:rPr>
                   <m:sty m:val="p"/>
                 </m:rPr>
+                <w:rPr>
+                  <w:sz w:val="18"/>
+                  <w:szCs w:val="18"/>
+                  <w:color w:val="232A30"/>
+                </w:rPr>
                 <m:t>,</m:t>
               </m:r>
               <m:r>
+                <w:rPr>
+                  <w:sz w:val="18"/>
+                  <w:szCs w:val="18"/>
+                  <w:color w:val="232A30"/>
+                </w:rPr>
                 <m:t>.62</m:t>
               </m:r>
               <m:r>
                 <m:rPr>
                   <m:sty m:val="p"/>
                 </m:rPr>
+                <w:rPr>
+                  <w:sz w:val="18"/>
+                  <w:szCs w:val="18"/>
+                  <w:color w:val="232A30"/>
+                </w:rPr>
                 <m:t>]</m:t>
               </m:r>
             </m:oMath>
@@ -10751,6 +10761,7 @@
         </w:tc>
         <w:tc>
           <w:tcPr>
+            <w:tcW w:w="2798" w:type="dxa"/>
             <w:vAlign w:val="center"/>
             <w:tcMar>
               <w:top w:w="70" w:type="dxa"/>
@@ -10791,17 +10802,17 @@
     <w:tbl>
       <w:tblPr>
         <w:tblStyle w:val="Table"/>
-        <w:tblW w:type="pct" w:w="5000"/>
+        <w:tblW w:type="dxa" w:w="9994"/>
         <w:jc w:val="center"/>
-        <w:tblLayout w:type="autofit"/>
+        <w:tblLayout w:type="fixed"/>
         <w:tblLook w:firstRow="1" w:lastRow="0" w:firstColumn="0" w:lastColumn="0" w:noHBand="0" w:noVBand="0" w:val="0020"/>
       </w:tblPr>
       <w:tblGrid>
-        <w:gridCol w:w="1485"/>
-        <w:gridCol w:w="1980"/>
-        <w:gridCol w:w="1485"/>
-        <w:gridCol w:w="1485"/>
-        <w:gridCol w:w="1485"/>
+        <w:gridCol w:w="1999"/>
+        <w:gridCol w:w="1199"/>
+        <w:gridCol w:w="1999"/>
+        <w:gridCol w:w="1999"/>
+        <w:gridCol w:w="2798"/>
       </w:tblGrid>
       <w:tr>
         <w:trPr>
@@ -10810,6 +10821,7 @@
         </w:trPr>
         <w:tc>
           <w:tcPr>
+            <w:tcW w:w="1999" w:type="dxa"/>
             <w:vAlign w:val="center"/>
             <w:tcMar>
               <w:top w:w="70" w:type="dxa"/>
@@ -10837,6 +10849,7 @@
         </w:tc>
         <w:tc>
           <w:tcPr>
+            <w:tcW w:w="1199" w:type="dxa"/>
             <w:vAlign w:val="center"/>
             <w:tcMar>
               <w:top w:w="70" w:type="dxa"/>
@@ -10850,7 +10863,7 @@
             <w:pPr>
               <w:pStyle w:val="Compact"/>
               <w:spacing w:before="0" w:after="40" w:line="240" w:lineRule="auto"/>
-              <w:jc w:val="right"/>
+              <w:jc w:val="center"/>
             </w:pPr>
             <w:r>
               <w:rPr>
@@ -10865,6 +10878,7 @@
         </w:tc>
         <w:tc>
           <w:tcPr>
+            <w:tcW w:w="1999" w:type="dxa"/>
             <w:vAlign w:val="center"/>
             <w:tcMar>
               <w:top w:w="70" w:type="dxa"/>
@@ -10878,6 +10892,7 @@
             <w:pPr>
               <w:pStyle w:val="Compact"/>
               <w:spacing w:before="0" w:after="40" w:line="240" w:lineRule="auto"/>
+              <w:jc w:val="center"/>
             </w:pPr>
             <w:r>
               <w:rPr>
@@ -10892,6 +10907,7 @@
         </w:tc>
         <w:tc>
           <w:tcPr>
+            <w:tcW w:w="1999" w:type="dxa"/>
             <w:vAlign w:val="center"/>
             <w:tcMar>
               <w:top w:w="70" w:type="dxa"/>
@@ -10905,6 +10921,7 @@
             <w:pPr>
               <w:pStyle w:val="Compact"/>
               <w:spacing w:before="0" w:after="40" w:line="240" w:lineRule="auto"/>
+              <w:jc w:val="center"/>
             </w:pPr>
             <w:r>
               <w:rPr>
@@ -10919,6 +10936,7 @@
         </w:tc>
         <w:tc>
           <w:tcPr>
+            <w:tcW w:w="2798" w:type="dxa"/>
             <w:vAlign w:val="center"/>
             <w:tcMar>
               <w:top w:w="70" w:type="dxa"/>
@@ -10951,6 +10969,7 @@
         </w:trPr>
         <w:tc>
           <w:tcPr>
+            <w:tcW w:w="1999" w:type="dxa"/>
             <w:vAlign w:val="center"/>
             <w:tcMar>
               <w:top w:w="70" w:type="dxa"/>
@@ -10977,6 +10996,7 @@
         </w:tc>
         <w:tc>
           <w:tcPr>
+            <w:tcW w:w="1199" w:type="dxa"/>
             <w:vAlign w:val="center"/>
             <w:tcMar>
               <w:top w:w="70" w:type="dxa"/>
@@ -10990,7 +11010,7 @@
             <w:pPr>
               <w:pStyle w:val="Compact"/>
               <w:spacing w:before="0" w:after="40" w:line="240" w:lineRule="auto"/>
-              <w:jc w:val="right"/>
+              <w:jc w:val="center"/>
             </w:pPr>
             <w:r>
               <w:rPr>
@@ -11004,6 +11024,7 @@
         </w:tc>
         <w:tc>
           <w:tcPr>
+            <w:tcW w:w="1999" w:type="dxa"/>
             <w:vAlign w:val="center"/>
             <w:tcMar>
               <w:top w:w="70" w:type="dxa"/>
@@ -11017,6 +11038,7 @@
             <w:pPr>
               <w:pStyle w:val="Compact"/>
               <w:spacing w:before="0" w:after="40" w:line="240" w:lineRule="auto"/>
+              <w:jc w:val="center"/>
             </w:pPr>
             <w:r>
               <w:rPr>
@@ -11030,6 +11052,7 @@
         </w:tc>
         <w:tc>
           <w:tcPr>
+            <w:tcW w:w="1999" w:type="dxa"/>
             <w:vAlign w:val="center"/>
             <w:tcMar>
               <w:top w:w="70" w:type="dxa"/>
@@ -11043,33 +11066,64 @@
             <w:pPr>
               <w:pStyle w:val="Compact"/>
               <w:spacing w:before="0" w:after="40" w:line="240" w:lineRule="auto"/>
+              <w:jc w:val="center"/>
             </w:pPr>
             <m:oMath>
               <m:r>
+                <w:rPr>
+                  <w:sz w:val="18"/>
+                  <w:szCs w:val="18"/>
+                  <w:color w:val="232A30"/>
+                </w:rPr>
                 <m:t>1.02</m:t>
               </m:r>
               <m:r>
                 <m:rPr>
                   <m:sty m:val="p"/>
                 </m:rPr>
+                <w:rPr>
+                  <w:sz w:val="18"/>
+                  <w:szCs w:val="18"/>
+                  <w:color w:val="232A30"/>
+                </w:rPr>
                 <m:t>[</m:t>
               </m:r>
               <m:r>
+                <w:rPr>
+                  <w:sz w:val="18"/>
+                  <w:szCs w:val="18"/>
+                  <w:color w:val="232A30"/>
+                </w:rPr>
                 <m:t>.94</m:t>
               </m:r>
               <m:r>
                 <m:rPr>
                   <m:sty m:val="p"/>
                 </m:rPr>
+                <w:rPr>
+                  <w:sz w:val="18"/>
+                  <w:szCs w:val="18"/>
+                  <w:color w:val="232A30"/>
+                </w:rPr>
                 <m:t>,</m:t>
               </m:r>
               <m:r>
+                <w:rPr>
+                  <w:sz w:val="18"/>
+                  <w:szCs w:val="18"/>
+                  <w:color w:val="232A30"/>
+                </w:rPr>
                 <m:t>1.10</m:t>
               </m:r>
               <m:r>
                 <m:rPr>
                   <m:sty m:val="p"/>
                 </m:rPr>
+                <w:rPr>
+                  <w:sz w:val="18"/>
+                  <w:szCs w:val="18"/>
+                  <w:color w:val="232A30"/>
+                </w:rPr>
                 <m:t>]</m:t>
               </m:r>
             </m:oMath>
@@ -11077,6 +11131,7 @@
         </w:tc>
         <w:tc>
           <w:tcPr>
+            <w:tcW w:w="2798" w:type="dxa"/>
             <w:vAlign w:val="center"/>
             <w:tcMar>
               <w:top w:w="70" w:type="dxa"/>
@@ -12468,14 +12523,14 @@
     <w:tbl>
       <w:tblPr>
         <w:tblStyle w:val="Table"/>
-        <w:tblW w:type="pct" w:w="5000"/>
+        <w:tblW w:type="dxa" w:w="9994"/>
         <w:jc w:val="center"/>
-        <w:tblLayout w:type="autofit"/>
+        <w:tblLayout w:type="fixed"/>
         <w:tblLook w:firstRow="1" w:lastRow="0" w:firstColumn="0" w:lastColumn="0" w:noHBand="0" w:noVBand="0" w:val="0020"/>
       </w:tblPr>
       <w:tblGrid>
-        <w:gridCol w:w="3960"/>
-        <w:gridCol w:w="3960"/>
+        <w:gridCol w:w="1299"/>
+        <w:gridCol w:w="8695"/>
       </w:tblGrid>
       <w:tr>
         <w:trPr>
@@ -12484,6 +12539,7 @@
         </w:trPr>
         <w:tc>
           <w:tcPr>
+            <w:tcW w:w="1299" w:type="dxa"/>
             <w:vAlign w:val="center"/>
             <w:tcMar>
               <w:top w:w="70" w:type="dxa"/>
@@ -12511,6 +12567,7 @@
         </w:tc>
         <w:tc>
           <w:tcPr>
+            <w:tcW w:w="8695" w:type="dxa"/>
             <w:vAlign w:val="center"/>
             <w:tcMar>
               <w:top w:w="70" w:type="dxa"/>
@@ -12543,6 +12600,7 @@
         </w:trPr>
         <w:tc>
           <w:tcPr>
+            <w:tcW w:w="1299" w:type="dxa"/>
             <w:vAlign w:val="center"/>
             <w:tcMar>
               <w:top w:w="70" w:type="dxa"/>
@@ -12569,6 +12627,7 @@
         </w:tc>
         <w:tc>
           <w:tcPr>
+            <w:tcW w:w="8695" w:type="dxa"/>
             <w:vAlign w:val="center"/>
             <w:tcMar>
               <w:top w:w="70" w:type="dxa"/>
@@ -12600,6 +12659,7 @@
         </w:trPr>
         <w:tc>
           <w:tcPr>
+            <w:tcW w:w="1299" w:type="dxa"/>
             <w:vAlign w:val="center"/>
             <w:tcMar>
               <w:top w:w="70" w:type="dxa"/>
@@ -12626,6 +12686,7 @@
         </w:tc>
         <w:tc>
           <w:tcPr>
+            <w:tcW w:w="8695" w:type="dxa"/>
             <w:vAlign w:val="center"/>
             <w:tcMar>
               <w:top w:w="70" w:type="dxa"/>
@@ -12664,6 +12725,11 @@
                       <m:scr m:val="script"/>
                       <m:sty m:val="p"/>
                     </m:rPr>
+                    <w:rPr>
+                      <w:sz w:val="18"/>
+                      <w:szCs w:val="18"/>
+                      <w:color w:val="232A30"/>
+                    </w:rPr>
                     <m:t>P</m:t>
                   </m:r>
                 </m:e>
@@ -12672,6 +12738,11 @@
                     <m:rPr>
                       <m:sty m:val="p"/>
                     </m:rPr>
+                    <w:rPr>
+                      <w:sz w:val="18"/>
+                      <w:szCs w:val="18"/>
+                      <w:color w:val="232A30"/>
+                    </w:rPr>
                     <m:t>Θ</m:t>
                   </m:r>
                 </m:sub>
@@ -12705,11 +12776,21 @@
               <m:sSub>
                 <m:e>
                   <m:r>
+                    <w:rPr>
+                      <w:sz w:val="18"/>
+                      <w:szCs w:val="18"/>
+                      <w:color w:val="232A30"/>
+                    </w:rPr>
                     <m:t>N</m:t>
                   </m:r>
                 </m:e>
                 <m:sub>
                   <m:r>
+                    <w:rPr>
+                      <w:sz w:val="18"/>
+                      <w:szCs w:val="18"/>
+                      <w:color w:val="232A30"/>
+                    </w:rPr>
                     <m:t>2</m:t>
                   </m:r>
                 </m:sub>
@@ -12740,6 +12821,7 @@
         </w:trPr>
         <w:tc>
           <w:tcPr>
+            <w:tcW w:w="1299" w:type="dxa"/>
             <w:vAlign w:val="center"/>
             <w:tcMar>
               <w:top w:w="70" w:type="dxa"/>
@@ -12766,6 +12848,7 @@
         </w:tc>
         <w:tc>
           <w:tcPr>
+            <w:tcW w:w="8695" w:type="dxa"/>
             <w:vAlign w:val="center"/>
             <w:tcMar>
               <w:top w:w="70" w:type="dxa"/>
@@ -12798,22 +12881,42 @@
             </w:r>
             <m:oMath>
               <m:r>
+                <w:rPr>
+                  <w:sz w:val="18"/>
+                  <w:szCs w:val="18"/>
+                  <w:color w:val="232A30"/>
+                </w:rPr>
                 <m:t>V</m:t>
               </m:r>
               <m:r>
                 <m:rPr>
                   <m:sty m:val="p"/>
                 </m:rPr>
+                <w:rPr>
+                  <w:sz w:val="18"/>
+                  <w:szCs w:val="18"/>
+                  <w:color w:val="232A30"/>
+                </w:rPr>
                 <m:t>,</m:t>
               </m:r>
               <m:sSub>
                 <m:e>
                   <m:r>
+                    <w:rPr>
+                      <w:sz w:val="18"/>
+                      <w:szCs w:val="18"/>
+                      <w:color w:val="232A30"/>
+                    </w:rPr>
                     <m:t>N</m:t>
                   </m:r>
                 </m:e>
                 <m:sub>
                   <m:r>
+                    <w:rPr>
+                      <w:sz w:val="18"/>
+                      <w:szCs w:val="18"/>
+                      <w:color w:val="232A30"/>
+                    </w:rPr>
                     <m:t>1</m:t>
                   </m:r>
                 </m:sub>
@@ -12822,16 +12925,31 @@
                 <m:rPr>
                   <m:sty m:val="p"/>
                 </m:rPr>
+                <w:rPr>
+                  <w:sz w:val="18"/>
+                  <w:szCs w:val="18"/>
+                  <w:color w:val="232A30"/>
+                </w:rPr>
                 <m:t>,</m:t>
               </m:r>
               <m:sSub>
                 <m:e>
                   <m:r>
+                    <w:rPr>
+                      <w:sz w:val="18"/>
+                      <w:szCs w:val="18"/>
+                      <w:color w:val="232A30"/>
+                    </w:rPr>
                     <m:t>N</m:t>
                   </m:r>
                 </m:e>
                 <m:sub>
                   <m:r>
+                    <w:rPr>
+                      <w:sz w:val="18"/>
+                      <w:szCs w:val="18"/>
+                      <w:color w:val="232A30"/>
+                    </w:rPr>
                     <m:t>2</m:t>
                   </m:r>
                 </m:sub>
@@ -12840,16 +12958,31 @@
                 <m:rPr>
                   <m:sty m:val="p"/>
                 </m:rPr>
+                <w:rPr>
+                  <w:sz w:val="18"/>
+                  <w:szCs w:val="18"/>
+                  <w:color w:val="232A30"/>
+                </w:rPr>
                 <m:t>,</m:t>
               </m:r>
               <m:sSub>
                 <m:e>
                   <m:r>
+                    <w:rPr>
+                      <w:sz w:val="18"/>
+                      <w:szCs w:val="18"/>
+                      <w:color w:val="232A30"/>
+                    </w:rPr>
                     <m:t>N</m:t>
                   </m:r>
                 </m:e>
                 <m:sub>
                   <m:r>
+                    <w:rPr>
+                      <w:sz w:val="18"/>
+                      <w:szCs w:val="18"/>
+                      <w:color w:val="232A30"/>
+                    </w:rPr>
                     <m:t>3</m:t>
                   </m:r>
                 </m:sub>

--- a/output/doc/c0-n-star-instructor-controlled-reveal-sheets.docx
+++ b/output/doc/c0-n-star-instructor-controlled-reveal-sheets.docx
@@ -889,7 +889,7 @@
         </m:r>
       </m:oMath>
       <w:r>
-        <w:t xml:space="preserve">, and</w:t>
+        <w:t xml:space="preserve">,</w:t>
       </w:r>
       <w:r>
         <w:t xml:space="preserve"> </w:t>
@@ -948,6 +948,74 @@
         </m:r>
         <m:r>
           <m:t>.16</m:t>
+        </m:r>
+        <m:r>
+          <m:rPr>
+            <m:sty m:val="p"/>
+          </m:rPr>
+          <m:t>]</m:t>
+        </m:r>
+      </m:oMath>
+      <w:r>
+        <w:t xml:space="preserve">, and</w:t>
+      </w:r>
+      <w:r>
+        <w:t xml:space="preserve"> </w:t>
+      </w:r>
+      <m:oMath>
+        <m:r>
+          <m:rPr>
+            <m:sty m:val="p"/>
+          </m:rPr>
+          <m:t>Δ</m:t>
+        </m:r>
+        <m:sSub>
+          <m:e>
+            <m:r>
+              <m:t>N</m:t>
+            </m:r>
+          </m:e>
+          <m:sub>
+            <m:r>
+              <m:t>3</m:t>
+            </m:r>
+          </m:sub>
+        </m:sSub>
+        <m:r>
+          <m:rPr>
+            <m:sty m:val="p"/>
+          </m:rPr>
+          <m:t>=</m:t>
+        </m:r>
+        <m:r>
+          <m:rPr>
+            <m:sty m:val="p"/>
+          </m:rPr>
+          <m:t>[</m:t>
+        </m:r>
+        <m:r>
+          <m:rPr>
+            <m:sty m:val="p"/>
+          </m:rPr>
+          <m:t>−</m:t>
+        </m:r>
+        <m:r>
+          <m:t>.43</m:t>
+        </m:r>
+        <m:r>
+          <m:rPr>
+            <m:sty m:val="p"/>
+          </m:rPr>
+          <m:t>,</m:t>
+        </m:r>
+        <m:r>
+          <m:rPr>
+            <m:sty m:val="p"/>
+          </m:rPr>
+          <m:t>−</m:t>
+        </m:r>
+        <m:r>
+          <m:t>.31</m:t>
         </m:r>
         <m:r>
           <m:rPr>
@@ -1399,7 +1467,7 @@
         </m:r>
       </m:oMath>
       <w:r>
-        <w:t xml:space="preserve">, and</w:t>
+        <w:t xml:space="preserve">,</w:t>
       </w:r>
       <w:r>
         <w:t xml:space="preserve"> </w:t>
@@ -1452,6 +1520,74 @@
         </m:r>
         <m:r>
           <m:t>.02</m:t>
+        </m:r>
+        <m:r>
+          <m:rPr>
+            <m:sty m:val="p"/>
+          </m:rPr>
+          <m:t>]</m:t>
+        </m:r>
+      </m:oMath>
+      <w:r>
+        <w:t xml:space="preserve">, and</w:t>
+      </w:r>
+      <w:r>
+        <w:t xml:space="preserve"> </w:t>
+      </w:r>
+      <m:oMath>
+        <m:r>
+          <m:rPr>
+            <m:sty m:val="p"/>
+          </m:rPr>
+          <m:t>Δ</m:t>
+        </m:r>
+        <m:sSub>
+          <m:e>
+            <m:r>
+              <m:t>N</m:t>
+            </m:r>
+          </m:e>
+          <m:sub>
+            <m:r>
+              <m:t>3</m:t>
+            </m:r>
+          </m:sub>
+        </m:sSub>
+        <m:r>
+          <m:rPr>
+            <m:sty m:val="p"/>
+          </m:rPr>
+          <m:t>=</m:t>
+        </m:r>
+        <m:r>
+          <m:rPr>
+            <m:sty m:val="p"/>
+          </m:rPr>
+          <m:t>[</m:t>
+        </m:r>
+        <m:r>
+          <m:rPr>
+            <m:sty m:val="p"/>
+          </m:rPr>
+          <m:t>−</m:t>
+        </m:r>
+        <m:r>
+          <m:t>.35</m:t>
+        </m:r>
+        <m:r>
+          <m:rPr>
+            <m:sty m:val="p"/>
+          </m:rPr>
+          <m:t>,</m:t>
+        </m:r>
+        <m:r>
+          <m:rPr>
+            <m:sty m:val="p"/>
+          </m:rPr>
+          <m:t>−</m:t>
+        </m:r>
+        <m:r>
+          <m:t>.23</m:t>
         </m:r>
         <m:r>
           <m:rPr>
@@ -1922,7 +2058,7 @@
         </m:r>
       </m:oMath>
       <w:r>
-        <w:t xml:space="preserve">, and</w:t>
+        <w:t xml:space="preserve">,</w:t>
       </w:r>
       <w:r>
         <w:t xml:space="preserve"> </w:t>
@@ -1975,6 +2111,74 @@
         </m:r>
         <m:r>
           <m:t>.02</m:t>
+        </m:r>
+        <m:r>
+          <m:rPr>
+            <m:sty m:val="p"/>
+          </m:rPr>
+          <m:t>]</m:t>
+        </m:r>
+      </m:oMath>
+      <w:r>
+        <w:t xml:space="preserve">, and</w:t>
+      </w:r>
+      <w:r>
+        <w:t xml:space="preserve"> </w:t>
+      </w:r>
+      <m:oMath>
+        <m:r>
+          <m:rPr>
+            <m:sty m:val="p"/>
+          </m:rPr>
+          <m:t>Δ</m:t>
+        </m:r>
+        <m:sSub>
+          <m:e>
+            <m:r>
+              <m:t>N</m:t>
+            </m:r>
+          </m:e>
+          <m:sub>
+            <m:r>
+              <m:t>3</m:t>
+            </m:r>
+          </m:sub>
+        </m:sSub>
+        <m:r>
+          <m:rPr>
+            <m:sty m:val="p"/>
+          </m:rPr>
+          <m:t>=</m:t>
+        </m:r>
+        <m:r>
+          <m:rPr>
+            <m:sty m:val="p"/>
+          </m:rPr>
+          <m:t>[</m:t>
+        </m:r>
+        <m:r>
+          <m:rPr>
+            <m:sty m:val="p"/>
+          </m:rPr>
+          <m:t>−</m:t>
+        </m:r>
+        <m:r>
+          <m:t>.35</m:t>
+        </m:r>
+        <m:r>
+          <m:rPr>
+            <m:sty m:val="p"/>
+          </m:rPr>
+          <m:t>,</m:t>
+        </m:r>
+        <m:r>
+          <m:rPr>
+            <m:sty m:val="p"/>
+          </m:rPr>
+          <m:t>−</m:t>
+        </m:r>
+        <m:r>
+          <m:t>.23</m:t>
         </m:r>
         <m:r>
           <m:rPr>
@@ -2426,7 +2630,7 @@
         </m:r>
       </m:oMath>
       <w:r>
-        <w:t xml:space="preserve">, and</w:t>
+        <w:t xml:space="preserve">,</w:t>
       </w:r>
       <w:r>
         <w:t xml:space="preserve"> </w:t>
@@ -2479,6 +2683,68 @@
         </m:r>
         <m:r>
           <m:t>.03</m:t>
+        </m:r>
+        <m:r>
+          <m:rPr>
+            <m:sty m:val="p"/>
+          </m:rPr>
+          <m:t>]</m:t>
+        </m:r>
+      </m:oMath>
+      <w:r>
+        <w:t xml:space="preserve">, and</w:t>
+      </w:r>
+      <w:r>
+        <w:t xml:space="preserve"> </w:t>
+      </w:r>
+      <m:oMath>
+        <m:r>
+          <m:rPr>
+            <m:sty m:val="p"/>
+          </m:rPr>
+          <m:t>Δ</m:t>
+        </m:r>
+        <m:sSub>
+          <m:e>
+            <m:r>
+              <m:t>N</m:t>
+            </m:r>
+          </m:e>
+          <m:sub>
+            <m:r>
+              <m:t>3</m:t>
+            </m:r>
+          </m:sub>
+        </m:sSub>
+        <m:r>
+          <m:rPr>
+            <m:sty m:val="p"/>
+          </m:rPr>
+          <m:t>=</m:t>
+        </m:r>
+        <m:r>
+          <m:rPr>
+            <m:sty m:val="p"/>
+          </m:rPr>
+          <m:t>[</m:t>
+        </m:r>
+        <m:r>
+          <m:rPr>
+            <m:sty m:val="p"/>
+          </m:rPr>
+          <m:t>−</m:t>
+        </m:r>
+        <m:r>
+          <m:t>.06</m:t>
+        </m:r>
+        <m:r>
+          <m:rPr>
+            <m:sty m:val="p"/>
+          </m:rPr>
+          <m:t>,</m:t>
+        </m:r>
+        <m:r>
+          <m:t>.02</m:t>
         </m:r>
         <m:r>
           <m:rPr>
@@ -2993,7 +3259,7 @@
         </m:r>
       </m:oMath>
       <w:r>
-        <w:t xml:space="preserve">, and</w:t>
+        <w:t xml:space="preserve">,</w:t>
       </w:r>
       <w:r>
         <w:t xml:space="preserve"> </w:t>
@@ -3046,6 +3312,74 @@
         </m:r>
         <m:r>
           <m:t>.02</m:t>
+        </m:r>
+        <m:r>
+          <m:rPr>
+            <m:sty m:val="p"/>
+          </m:rPr>
+          <m:t>]</m:t>
+        </m:r>
+      </m:oMath>
+      <w:r>
+        <w:t xml:space="preserve">, and</w:t>
+      </w:r>
+      <w:r>
+        <w:t xml:space="preserve"> </w:t>
+      </w:r>
+      <m:oMath>
+        <m:r>
+          <m:rPr>
+            <m:sty m:val="p"/>
+          </m:rPr>
+          <m:t>Δ</m:t>
+        </m:r>
+        <m:sSub>
+          <m:e>
+            <m:r>
+              <m:t>N</m:t>
+            </m:r>
+          </m:e>
+          <m:sub>
+            <m:r>
+              <m:t>3</m:t>
+            </m:r>
+          </m:sub>
+        </m:sSub>
+        <m:r>
+          <m:rPr>
+            <m:sty m:val="p"/>
+          </m:rPr>
+          <m:t>=</m:t>
+        </m:r>
+        <m:r>
+          <m:rPr>
+            <m:sty m:val="p"/>
+          </m:rPr>
+          <m:t>[</m:t>
+        </m:r>
+        <m:r>
+          <m:rPr>
+            <m:sty m:val="p"/>
+          </m:rPr>
+          <m:t>−</m:t>
+        </m:r>
+        <m:r>
+          <m:t>.35</m:t>
+        </m:r>
+        <m:r>
+          <m:rPr>
+            <m:sty m:val="p"/>
+          </m:rPr>
+          <m:t>,</m:t>
+        </m:r>
+        <m:r>
+          <m:rPr>
+            <m:sty m:val="p"/>
+          </m:rPr>
+          <m:t>−</m:t>
+        </m:r>
+        <m:r>
+          <m:t>.23</m:t>
         </m:r>
         <m:r>
           <m:rPr>
@@ -3497,7 +3831,7 @@
         </m:r>
       </m:oMath>
       <w:r>
-        <w:t xml:space="preserve">, and</w:t>
+        <w:t xml:space="preserve">,</w:t>
       </w:r>
       <w:r>
         <w:t xml:space="preserve"> </w:t>
@@ -3518,6 +3852,68 @@
           <m:sub>
             <m:r>
               <m:t>2</m:t>
+            </m:r>
+          </m:sub>
+        </m:sSub>
+        <m:r>
+          <m:rPr>
+            <m:sty m:val="p"/>
+          </m:rPr>
+          <m:t>=</m:t>
+        </m:r>
+        <m:r>
+          <m:rPr>
+            <m:sty m:val="p"/>
+          </m:rPr>
+          <m:t>[</m:t>
+        </m:r>
+        <m:r>
+          <m:rPr>
+            <m:sty m:val="p"/>
+          </m:rPr>
+          <m:t>−</m:t>
+        </m:r>
+        <m:r>
+          <m:t>.05</m:t>
+        </m:r>
+        <m:r>
+          <m:rPr>
+            <m:sty m:val="p"/>
+          </m:rPr>
+          <m:t>,</m:t>
+        </m:r>
+        <m:r>
+          <m:t>.03</m:t>
+        </m:r>
+        <m:r>
+          <m:rPr>
+            <m:sty m:val="p"/>
+          </m:rPr>
+          <m:t>]</m:t>
+        </m:r>
+      </m:oMath>
+      <w:r>
+        <w:t xml:space="preserve">, and</w:t>
+      </w:r>
+      <w:r>
+        <w:t xml:space="preserve"> </w:t>
+      </w:r>
+      <m:oMath>
+        <m:r>
+          <m:rPr>
+            <m:sty m:val="p"/>
+          </m:rPr>
+          <m:t>Δ</m:t>
+        </m:r>
+        <m:sSub>
+          <m:e>
+            <m:r>
+              <m:t>N</m:t>
+            </m:r>
+          </m:e>
+          <m:sub>
+            <m:r>
+              <m:t>3</m:t>
             </m:r>
           </m:sub>
         </m:sSub>
@@ -4020,7 +4416,7 @@
         </m:r>
       </m:oMath>
       <w:r>
-        <w:t xml:space="preserve">, and</w:t>
+        <w:t xml:space="preserve">,</w:t>
       </w:r>
       <w:r>
         <w:t xml:space="preserve"> </w:t>
@@ -4073,6 +4469,74 @@
         </m:r>
         <m:r>
           <m:t>.02</m:t>
+        </m:r>
+        <m:r>
+          <m:rPr>
+            <m:sty m:val="p"/>
+          </m:rPr>
+          <m:t>]</m:t>
+        </m:r>
+      </m:oMath>
+      <w:r>
+        <w:t xml:space="preserve">, and</w:t>
+      </w:r>
+      <w:r>
+        <w:t xml:space="preserve"> </w:t>
+      </w:r>
+      <m:oMath>
+        <m:r>
+          <m:rPr>
+            <m:sty m:val="p"/>
+          </m:rPr>
+          <m:t>Δ</m:t>
+        </m:r>
+        <m:sSub>
+          <m:e>
+            <m:r>
+              <m:t>N</m:t>
+            </m:r>
+          </m:e>
+          <m:sub>
+            <m:r>
+              <m:t>3</m:t>
+            </m:r>
+          </m:sub>
+        </m:sSub>
+        <m:r>
+          <m:rPr>
+            <m:sty m:val="p"/>
+          </m:rPr>
+          <m:t>=</m:t>
+        </m:r>
+        <m:r>
+          <m:rPr>
+            <m:sty m:val="p"/>
+          </m:rPr>
+          <m:t>[</m:t>
+        </m:r>
+        <m:r>
+          <m:rPr>
+            <m:sty m:val="p"/>
+          </m:rPr>
+          <m:t>−</m:t>
+        </m:r>
+        <m:r>
+          <m:t>.35</m:t>
+        </m:r>
+        <m:r>
+          <m:rPr>
+            <m:sty m:val="p"/>
+          </m:rPr>
+          <m:t>,</m:t>
+        </m:r>
+        <m:r>
+          <m:rPr>
+            <m:sty m:val="p"/>
+          </m:rPr>
+          <m:t>−</m:t>
+        </m:r>
+        <m:r>
+          <m:t>.23</m:t>
         </m:r>
         <m:r>
           <m:rPr>
@@ -4524,7 +4988,7 @@
         </m:r>
       </m:oMath>
       <w:r>
-        <w:t xml:space="preserve">, and</w:t>
+        <w:t xml:space="preserve">,</w:t>
       </w:r>
       <w:r>
         <w:t xml:space="preserve"> </w:t>
@@ -4577,6 +5041,68 @@
         </m:r>
         <m:r>
           <m:t>.02</m:t>
+        </m:r>
+        <m:r>
+          <m:rPr>
+            <m:sty m:val="p"/>
+          </m:rPr>
+          <m:t>]</m:t>
+        </m:r>
+      </m:oMath>
+      <w:r>
+        <w:t xml:space="preserve">, and</w:t>
+      </w:r>
+      <w:r>
+        <w:t xml:space="preserve"> </w:t>
+      </w:r>
+      <m:oMath>
+        <m:r>
+          <m:rPr>
+            <m:sty m:val="p"/>
+          </m:rPr>
+          <m:t>Δ</m:t>
+        </m:r>
+        <m:sSub>
+          <m:e>
+            <m:r>
+              <m:t>N</m:t>
+            </m:r>
+          </m:e>
+          <m:sub>
+            <m:r>
+              <m:t>3</m:t>
+            </m:r>
+          </m:sub>
+        </m:sSub>
+        <m:r>
+          <m:rPr>
+            <m:sty m:val="p"/>
+          </m:rPr>
+          <m:t>=</m:t>
+        </m:r>
+        <m:r>
+          <m:rPr>
+            <m:sty m:val="p"/>
+          </m:rPr>
+          <m:t>[</m:t>
+        </m:r>
+        <m:r>
+          <m:rPr>
+            <m:sty m:val="p"/>
+          </m:rPr>
+          <m:t>−</m:t>
+        </m:r>
+        <m:r>
+          <m:t>.07</m:t>
+        </m:r>
+        <m:r>
+          <m:rPr>
+            <m:sty m:val="p"/>
+          </m:rPr>
+          <m:t>,</m:t>
+        </m:r>
+        <m:r>
+          <m:t>.01</m:t>
         </m:r>
         <m:r>
           <m:rPr>
@@ -6061,11 +6587,12 @@
         <w:tblLook w:firstRow="1" w:lastRow="0" w:firstColumn="0" w:lastColumn="0" w:noHBand="0" w:noVBand="0" w:val="0020"/>
       </w:tblPr>
       <w:tblGrid>
-        <w:gridCol w:w="2399"/>
-        <w:gridCol w:w="1499"/>
-        <w:gridCol w:w="1499"/>
-        <w:gridCol w:w="1499"/>
-        <w:gridCol w:w="3098"/>
+        <w:gridCol w:w="1799"/>
+        <w:gridCol w:w="1599"/>
+        <w:gridCol w:w="1599"/>
+        <w:gridCol w:w="1599"/>
+        <w:gridCol w:w="1599"/>
+        <w:gridCol w:w="1799"/>
       </w:tblGrid>
       <w:tr>
         <w:trPr>
@@ -6074,13 +6601,13 @@
         </w:trPr>
         <w:tc>
           <w:tcPr>
-            <w:tcW w:w="2399" w:type="dxa"/>
+            <w:tcW w:w="1799" w:type="dxa"/>
             <w:vAlign w:val="center"/>
             <w:tcMar>
-              <w:top w:w="70" w:type="dxa"/>
-              <w:bottom w:w="70" w:type="dxa"/>
-              <w:start w:w="85" w:type="dxa"/>
-              <w:end w:w="85" w:type="dxa"/>
+              <w:top w:w="55" w:type="dxa"/>
+              <w:bottom w:w="55" w:type="dxa"/>
+              <w:start w:w="40" w:type="dxa"/>
+              <w:end w:w="40" w:type="dxa"/>
             </w:tcMar>
             <w:shd w:fill="1B344C" w:val="clear"/>
           </w:tcPr>
@@ -6094,7 +6621,7 @@
                 <w:rFonts w:ascii="Liberation Sans" w:hAnsi="Liberation Sans" w:eastAsia="Liberation Sans" w:cs="Liberation Sans"/>
                 <w:b/>
                 <w:color w:val="FFFFFF"/>
-                <w:sz w:val="18"/>
+                <w:sz w:val="16"/>
               </w:rPr>
               <w:t xml:space="preserve">Synthetic condition</w:t>
             </w:r>
@@ -6102,13 +6629,13 @@
         </w:tc>
         <w:tc>
           <w:tcPr>
-            <w:tcW w:w="1499" w:type="dxa"/>
+            <w:tcW w:w="1599" w:type="dxa"/>
             <w:vAlign w:val="center"/>
             <w:tcMar>
-              <w:top w:w="70" w:type="dxa"/>
-              <w:bottom w:w="70" w:type="dxa"/>
-              <w:start w:w="85" w:type="dxa"/>
-              <w:end w:w="85" w:type="dxa"/>
+              <w:top w:w="55" w:type="dxa"/>
+              <w:bottom w:w="55" w:type="dxa"/>
+              <w:start w:w="40" w:type="dxa"/>
+              <w:end w:w="40" w:type="dxa"/>
             </w:tcMar>
             <w:shd w:fill="1B344C" w:val="clear"/>
           </w:tcPr>
@@ -6123,7 +6650,7 @@
                 <w:rFonts w:ascii="Liberation Sans" w:hAnsi="Liberation Sans" w:eastAsia="Liberation Sans" w:cs="Liberation Sans"/>
                 <w:b/>
                 <w:color w:val="FFFFFF"/>
-                <w:sz w:val="18"/>
+                <w:sz w:val="16"/>
               </w:rPr>
               <w:t>ΔV</w:t>
             </w:r>
@@ -6131,13 +6658,13 @@
         </w:tc>
         <w:tc>
           <w:tcPr>
-            <w:tcW w:w="1499" w:type="dxa"/>
+            <w:tcW w:w="1599" w:type="dxa"/>
             <w:vAlign w:val="center"/>
             <w:tcMar>
-              <w:top w:w="70" w:type="dxa"/>
-              <w:bottom w:w="70" w:type="dxa"/>
-              <w:start w:w="85" w:type="dxa"/>
-              <w:end w:w="85" w:type="dxa"/>
+              <w:top w:w="55" w:type="dxa"/>
+              <w:bottom w:w="55" w:type="dxa"/>
+              <w:start w:w="40" w:type="dxa"/>
+              <w:end w:w="40" w:type="dxa"/>
             </w:tcMar>
             <w:shd w:fill="1B344C" w:val="clear"/>
           </w:tcPr>
@@ -6152,7 +6679,7 @@
                 <w:rFonts w:ascii="Liberation Sans" w:hAnsi="Liberation Sans" w:eastAsia="Liberation Sans" w:cs="Liberation Sans"/>
                 <w:b/>
                 <w:color w:val="FFFFFF"/>
-                <w:sz w:val="18"/>
+                <w:sz w:val="16"/>
               </w:rPr>
               <w:t>ΔN₁</w:t>
             </w:r>
@@ -6160,13 +6687,13 @@
         </w:tc>
         <w:tc>
           <w:tcPr>
-            <w:tcW w:w="1499" w:type="dxa"/>
+            <w:tcW w:w="1599" w:type="dxa"/>
             <w:vAlign w:val="center"/>
             <w:tcMar>
-              <w:top w:w="70" w:type="dxa"/>
-              <w:bottom w:w="70" w:type="dxa"/>
-              <w:start w:w="85" w:type="dxa"/>
-              <w:end w:w="85" w:type="dxa"/>
+              <w:top w:w="55" w:type="dxa"/>
+              <w:bottom w:w="55" w:type="dxa"/>
+              <w:start w:w="40" w:type="dxa"/>
+              <w:end w:w="40" w:type="dxa"/>
             </w:tcMar>
             <w:shd w:fill="1B344C" w:val="clear"/>
           </w:tcPr>
@@ -6181,7 +6708,7 @@
                 <w:rFonts w:ascii="Liberation Sans" w:hAnsi="Liberation Sans" w:eastAsia="Liberation Sans" w:cs="Liberation Sans"/>
                 <w:b/>
                 <w:color w:val="FFFFFF"/>
-                <w:sz w:val="18"/>
+                <w:sz w:val="16"/>
               </w:rPr>
               <w:t>ΔN₂</w:t>
             </w:r>
@@ -6189,13 +6716,13 @@
         </w:tc>
         <w:tc>
           <w:tcPr>
-            <w:tcW w:w="3098" w:type="dxa"/>
+            <w:tcW w:w="1599" w:type="dxa"/>
             <w:vAlign w:val="center"/>
             <w:tcMar>
-              <w:top w:w="70" w:type="dxa"/>
-              <w:bottom w:w="70" w:type="dxa"/>
-              <w:start w:w="85" w:type="dxa"/>
-              <w:end w:w="85" w:type="dxa"/>
+              <w:top w:w="55" w:type="dxa"/>
+              <w:bottom w:w="55" w:type="dxa"/>
+              <w:start w:w="40" w:type="dxa"/>
+              <w:end w:w="40" w:type="dxa"/>
             </w:tcMar>
             <w:shd w:fill="1B344C" w:val="clear"/>
           </w:tcPr>
@@ -6210,25 +6737,54 @@
                 <w:rFonts w:ascii="Liberation Sans" w:hAnsi="Liberation Sans" w:eastAsia="Liberation Sans" w:cs="Liberation Sans"/>
                 <w:b/>
                 <w:color w:val="FFFFFF"/>
-                <w:sz w:val="18"/>
-              </w:rPr>
-              <w:t>R_C</w:t>
-            </w:r>
+                <w:sz w:val="16"/>
+              </w:rPr>
+              <w:t>ΔN₃</w:t>
+            </w:r>
+          </w:p>
+        </w:tc>
+        <w:tc>
+          <w:tcPr>
+            <w:tcW w:w="1799" w:type="dxa"/>
+            <w:vAlign w:val="center"/>
+            <w:tcMar>
+              <w:top w:w="55" w:type="dxa"/>
+              <w:bottom w:w="55" w:type="dxa"/>
+              <w:start w:w="40" w:type="dxa"/>
+              <w:end w:w="40" w:type="dxa"/>
+            </w:tcMar>
+            <w:shd w:fill="1B344C" w:val="clear"/>
+          </w:tcPr>
+          <w:p>
+            <w:pPr>
+              <w:pStyle w:val="Compact"/>
+              <w:spacing w:before="0" w:after="40" w:line="240" w:lineRule="auto"/>
+              <w:jc w:val="center"/>
+            </w:pPr>
             <w:r>
               <w:rPr>
                 <w:rFonts w:ascii="Liberation Sans" w:hAnsi="Liberation Sans" w:eastAsia="Liberation Sans" w:cs="Liberation Sans"/>
                 <w:b/>
                 <w:color w:val="FFFFFF"/>
-                <w:sz w:val="18"/>
-              </w:rPr>
-              <w:t xml:space="preserve"> </w:t>
+                <w:sz w:val="16"/>
+              </w:rPr>
+              <w:t>R_C</w:t>
             </w:r>
             <w:r>
               <w:rPr>
                 <w:rFonts w:ascii="Liberation Sans" w:hAnsi="Liberation Sans" w:eastAsia="Liberation Sans" w:cs="Liberation Sans"/>
                 <w:b/>
                 <w:color w:val="FFFFFF"/>
-                <w:sz w:val="18"/>
+                <w:sz w:val="16"/>
+              </w:rPr>
+              <w:t xml:space="preserve"> </w:t>
+            </w:r>
+            <w:r>
+              <w:rPr>
+                <w:rFonts w:ascii="Liberation Sans" w:hAnsi="Liberation Sans" w:eastAsia="Liberation Sans" w:cs="Liberation Sans"/>
+                <w:b/>
+                <w:color w:val="FFFFFF"/>
+                <w:sz w:val="16"/>
               </w:rPr>
               <w:t xml:space="preserve">/ mapping status</w:t>
             </w:r>
@@ -6241,13 +6797,13 @@
         </w:trPr>
         <w:tc>
           <w:tcPr>
-            <w:tcW w:w="2399" w:type="dxa"/>
+            <w:tcW w:w="1799" w:type="dxa"/>
             <w:vAlign w:val="center"/>
             <w:tcMar>
-              <w:top w:w="70" w:type="dxa"/>
-              <w:bottom w:w="70" w:type="dxa"/>
-              <w:start w:w="85" w:type="dxa"/>
-              <w:end w:w="85" w:type="dxa"/>
+              <w:top w:w="55" w:type="dxa"/>
+              <w:bottom w:w="55" w:type="dxa"/>
+              <w:start w:w="40" w:type="dxa"/>
+              <w:end w:w="40" w:type="dxa"/>
             </w:tcMar>
             <w:shd w:fill="FFFFFF" w:val="clear"/>
           </w:tcPr>
@@ -6260,7 +6816,7 @@
               <w:rPr>
                 <w:rFonts w:ascii="Liberation Sans" w:hAnsi="Liberation Sans" w:eastAsia="Liberation Sans" w:cs="Liberation Sans"/>
                 <w:color w:val="232A30"/>
-                <w:sz w:val="18"/>
+                <w:sz w:val="16"/>
               </w:rPr>
               <w:t xml:space="preserve">Early interruption</w:t>
             </w:r>
@@ -6268,13 +6824,13 @@
         </w:tc>
         <w:tc>
           <w:tcPr>
-            <w:tcW w:w="1499" w:type="dxa"/>
+            <w:tcW w:w="1599" w:type="dxa"/>
             <w:vAlign w:val="center"/>
             <w:tcMar>
-              <w:top w:w="70" w:type="dxa"/>
-              <w:bottom w:w="70" w:type="dxa"/>
-              <w:start w:w="85" w:type="dxa"/>
-              <w:end w:w="85" w:type="dxa"/>
+              <w:top w:w="55" w:type="dxa"/>
+              <w:bottom w:w="55" w:type="dxa"/>
+              <w:start w:w="40" w:type="dxa"/>
+              <w:end w:w="40" w:type="dxa"/>
             </w:tcMar>
             <w:shd w:fill="FFFFFF" w:val="clear"/>
           </w:tcPr>
@@ -6284,79 +6840,25 @@
               <w:spacing w:before="0" w:after="40" w:line="240" w:lineRule="auto"/>
               <w:jc w:val="center"/>
             </w:pPr>
-            <m:oMath>
-              <m:r>
-                <m:rPr>
-                  <m:sty m:val="p"/>
-                </m:rPr>
-                <w:rPr>
-                  <w:sz w:val="18"/>
-                  <w:szCs w:val="18"/>
-                  <w:color w:val="232A30"/>
-                </w:rPr>
-                <m:t>[</m:t>
-              </m:r>
-              <m:r>
-                <m:rPr>
-                  <m:sty m:val="p"/>
-                </m:rPr>
-                <w:rPr>
-                  <w:sz w:val="18"/>
-                  <w:szCs w:val="18"/>
-                  <w:color w:val="232A30"/>
-                </w:rPr>
-                <m:t>−</m:t>
-              </m:r>
-              <m:r>
-                <w:rPr>
-                  <w:sz w:val="18"/>
-                  <w:szCs w:val="18"/>
-                  <w:color w:val="232A30"/>
-                </w:rPr>
-                <m:t>.04</m:t>
-              </m:r>
-              <m:r>
-                <m:rPr>
-                  <m:sty m:val="p"/>
-                </m:rPr>
-                <w:rPr>
-                  <w:sz w:val="18"/>
-                  <w:szCs w:val="18"/>
-                  <w:color w:val="232A30"/>
-                </w:rPr>
-                <m:t>,</m:t>
-              </m:r>
-              <m:r>
-                <w:rPr>
-                  <w:sz w:val="18"/>
-                  <w:szCs w:val="18"/>
-                  <w:color w:val="232A30"/>
-                </w:rPr>
-                <m:t>.02</m:t>
-              </m:r>
-              <m:r>
-                <m:rPr>
-                  <m:sty m:val="p"/>
-                </m:rPr>
-                <w:rPr>
-                  <w:sz w:val="18"/>
-                  <w:szCs w:val="18"/>
-                  <w:color w:val="232A30"/>
-                </w:rPr>
-                <m:t>]</m:t>
-              </m:r>
-            </m:oMath>
+            <w:r>
+              <w:rPr>
+                <w:rFonts w:ascii="Liberation Sans" w:hAnsi="Liberation Sans" w:eastAsia="Liberation Sans" w:cs="Liberation Sans"/>
+                <w:color w:val="232A30"/>
+                <w:sz w:val="16"/>
+              </w:rPr>
+              <w:t>[−.04,.02]</w:t>
+            </w:r>
           </w:p>
         </w:tc>
         <w:tc>
           <w:tcPr>
-            <w:tcW w:w="1499" w:type="dxa"/>
+            <w:tcW w:w="1599" w:type="dxa"/>
             <w:vAlign w:val="center"/>
             <w:tcMar>
-              <w:top w:w="70" w:type="dxa"/>
-              <w:bottom w:w="70" w:type="dxa"/>
-              <w:start w:w="85" w:type="dxa"/>
-              <w:end w:w="85" w:type="dxa"/>
+              <w:top w:w="55" w:type="dxa"/>
+              <w:bottom w:w="55" w:type="dxa"/>
+              <w:start w:w="40" w:type="dxa"/>
+              <w:end w:w="40" w:type="dxa"/>
             </w:tcMar>
             <w:shd w:fill="FFFFFF" w:val="clear"/>
           </w:tcPr>
@@ -6366,90 +6868,25 @@
               <w:spacing w:before="0" w:after="40" w:line="240" w:lineRule="auto"/>
               <w:jc w:val="center"/>
             </w:pPr>
-            <m:oMath>
-              <m:r>
-                <m:rPr>
-                  <m:sty m:val="p"/>
-                </m:rPr>
-                <w:rPr>
-                  <w:sz w:val="18"/>
-                  <w:szCs w:val="18"/>
-                  <w:color w:val="232A30"/>
-                </w:rPr>
-                <m:t>[</m:t>
-              </m:r>
-              <m:r>
-                <m:rPr>
-                  <m:sty m:val="p"/>
-                </m:rPr>
-                <w:rPr>
-                  <w:sz w:val="18"/>
-                  <w:szCs w:val="18"/>
-                  <w:color w:val="232A30"/>
-                </w:rPr>
-                <m:t>−</m:t>
-              </m:r>
-              <m:r>
-                <w:rPr>
-                  <w:sz w:val="18"/>
-                  <w:szCs w:val="18"/>
-                  <w:color w:val="232A30"/>
-                </w:rPr>
-                <m:t>.29</m:t>
-              </m:r>
-              <m:r>
-                <m:rPr>
-                  <m:sty m:val="p"/>
-                </m:rPr>
-                <w:rPr>
-                  <w:sz w:val="18"/>
-                  <w:szCs w:val="18"/>
-                  <w:color w:val="232A30"/>
-                </w:rPr>
-                <m:t>,</m:t>
-              </m:r>
-              <m:r>
-                <m:rPr>
-                  <m:sty m:val="p"/>
-                </m:rPr>
-                <w:rPr>
-                  <w:sz w:val="18"/>
-                  <w:szCs w:val="18"/>
-                  <w:color w:val="232A30"/>
-                </w:rPr>
-                <m:t>−</m:t>
-              </m:r>
-              <m:r>
-                <w:rPr>
-                  <w:sz w:val="18"/>
-                  <w:szCs w:val="18"/>
-                  <w:color w:val="232A30"/>
-                </w:rPr>
-                <m:t>.15</m:t>
-              </m:r>
-              <m:r>
-                <m:rPr>
-                  <m:sty m:val="p"/>
-                </m:rPr>
-                <w:rPr>
-                  <w:sz w:val="18"/>
-                  <w:szCs w:val="18"/>
-                  <w:color w:val="232A30"/>
-                </w:rPr>
-                <m:t>]</m:t>
-              </m:r>
-            </m:oMath>
+            <w:r>
+              <w:rPr>
+                <w:rFonts w:ascii="Liberation Sans" w:hAnsi="Liberation Sans" w:eastAsia="Liberation Sans" w:cs="Liberation Sans"/>
+                <w:color w:val="232A30"/>
+                <w:sz w:val="16"/>
+              </w:rPr>
+              <w:t>[−.29,−.15]</w:t>
+            </w:r>
           </w:p>
         </w:tc>
         <w:tc>
           <w:tcPr>
-            <w:tcW w:w="1499" w:type="dxa"/>
+            <w:tcW w:w="1599" w:type="dxa"/>
             <w:vAlign w:val="center"/>
             <w:tcMar>
-              <w:top w:w="70" w:type="dxa"/>
-              <w:bottom w:w="70" w:type="dxa"/>
-              <w:start w:w="85" w:type="dxa"/>
-              <w:end w:w="85" w:type="dxa"/>
+              <w:top w:w="55" w:type="dxa"/>
+              <w:bottom w:w="55" w:type="dxa"/>
+              <w:start w:w="40" w:type="dxa"/>
+              <w:end w:w="40" w:type="dxa"/>
             </w:tcMar>
             <w:shd w:fill="FFFFFF" w:val="clear"/>
           </w:tcPr>
@@ -6459,90 +6896,25 @@
               <w:spacing w:before="0" w:after="40" w:line="240" w:lineRule="auto"/>
               <w:jc w:val="center"/>
             </w:pPr>
-            <m:oMath>
-              <m:r>
-                <m:rPr>
-                  <m:sty m:val="p"/>
-                </m:rPr>
-                <w:rPr>
-                  <w:sz w:val="18"/>
-                  <w:szCs w:val="18"/>
-                  <w:color w:val="232A30"/>
-                </w:rPr>
-                <m:t>[</m:t>
-              </m:r>
-              <m:r>
-                <m:rPr>
-                  <m:sty m:val="p"/>
-                </m:rPr>
-                <w:rPr>
-                  <w:sz w:val="18"/>
-                  <w:szCs w:val="18"/>
-                  <w:color w:val="232A30"/>
-                </w:rPr>
-                <m:t>−</m:t>
-              </m:r>
-              <m:r>
-                <w:rPr>
-                  <w:sz w:val="18"/>
-                  <w:szCs w:val="18"/>
-                  <w:color w:val="232A30"/>
-                </w:rPr>
-                <m:t>.28</m:t>
-              </m:r>
-              <m:r>
-                <m:rPr>
-                  <m:sty m:val="p"/>
-                </m:rPr>
-                <w:rPr>
-                  <w:sz w:val="18"/>
-                  <w:szCs w:val="18"/>
-                  <w:color w:val="232A30"/>
-                </w:rPr>
-                <m:t>,</m:t>
-              </m:r>
-              <m:r>
-                <m:rPr>
-                  <m:sty m:val="p"/>
-                </m:rPr>
-                <w:rPr>
-                  <w:sz w:val="18"/>
-                  <w:szCs w:val="18"/>
-                  <w:color w:val="232A30"/>
-                </w:rPr>
-                <m:t>−</m:t>
-              </m:r>
-              <m:r>
-                <w:rPr>
-                  <w:sz w:val="18"/>
-                  <w:szCs w:val="18"/>
-                  <w:color w:val="232A30"/>
-                </w:rPr>
-                <m:t>.16</m:t>
-              </m:r>
-              <m:r>
-                <m:rPr>
-                  <m:sty m:val="p"/>
-                </m:rPr>
-                <w:rPr>
-                  <w:sz w:val="18"/>
-                  <w:szCs w:val="18"/>
-                  <w:color w:val="232A30"/>
-                </w:rPr>
-                <m:t>]</m:t>
-              </m:r>
-            </m:oMath>
+            <w:r>
+              <w:rPr>
+                <w:rFonts w:ascii="Liberation Sans" w:hAnsi="Liberation Sans" w:eastAsia="Liberation Sans" w:cs="Liberation Sans"/>
+                <w:color w:val="232A30"/>
+                <w:sz w:val="16"/>
+              </w:rPr>
+              <w:t>[−.28,−.16]</w:t>
+            </w:r>
           </w:p>
         </w:tc>
         <w:tc>
           <w:tcPr>
-            <w:tcW w:w="3098" w:type="dxa"/>
+            <w:tcW w:w="1599" w:type="dxa"/>
             <w:vAlign w:val="center"/>
             <w:tcMar>
-              <w:top w:w="70" w:type="dxa"/>
-              <w:bottom w:w="70" w:type="dxa"/>
-              <w:start w:w="85" w:type="dxa"/>
-              <w:end w:w="85" w:type="dxa"/>
+              <w:top w:w="55" w:type="dxa"/>
+              <w:bottom w:w="55" w:type="dxa"/>
+              <w:start w:w="40" w:type="dxa"/>
+              <w:end w:w="40" w:type="dxa"/>
             </w:tcMar>
             <w:shd w:fill="FFFFFF" w:val="clear"/>
           </w:tcPr>
@@ -6552,21 +6924,47 @@
               <w:spacing w:before="0" w:after="40" w:line="240" w:lineRule="auto"/>
               <w:jc w:val="center"/>
             </w:pPr>
-            <m:oMath>
-              <m:r>
-                <w:rPr>
-                  <w:sz w:val="18"/>
-                  <w:szCs w:val="18"/>
-                  <w:color w:val="232A30"/>
-                </w:rPr>
-                <m:t>.88</m:t>
-              </m:r>
-            </m:oMath>
             <w:r>
               <w:rPr>
                 <w:rFonts w:ascii="Liberation Sans" w:hAnsi="Liberation Sans" w:eastAsia="Liberation Sans" w:cs="Liberation Sans"/>
                 <w:color w:val="232A30"/>
-                <w:sz w:val="18"/>
+                <w:sz w:val="16"/>
+              </w:rPr>
+              <w:t>[−.43,−.31]</w:t>
+            </w:r>
+          </w:p>
+        </w:tc>
+        <w:tc>
+          <w:tcPr>
+            <w:tcW w:w="1799" w:type="dxa"/>
+            <w:vAlign w:val="center"/>
+            <w:tcMar>
+              <w:top w:w="55" w:type="dxa"/>
+              <w:bottom w:w="55" w:type="dxa"/>
+              <w:start w:w="40" w:type="dxa"/>
+              <w:end w:w="40" w:type="dxa"/>
+            </w:tcMar>
+            <w:shd w:fill="FFFFFF" w:val="clear"/>
+          </w:tcPr>
+          <w:p>
+            <w:pPr>
+              <w:pStyle w:val="Compact"/>
+              <w:spacing w:before="0" w:after="40" w:line="240" w:lineRule="auto"/>
+              <w:jc w:val="center"/>
+            </w:pPr>
+            <w:r>
+              <w:rPr>
+                <w:rFonts w:ascii="Liberation Sans" w:hAnsi="Liberation Sans" w:eastAsia="Liberation Sans" w:cs="Liberation Sans"/>
+                <w:color w:val="232A30"/>
+                <w:sz w:val="16"/>
+              </w:rPr>
+              <w:t>.88</w:t>
+            </w:r>
+            <w:r>
+              <w:rPr>
+                <w:rFonts w:ascii="Liberation Sans" w:hAnsi="Liberation Sans" w:eastAsia="Liberation Sans" w:cs="Liberation Sans"/>
+                <w:color w:val="232A30"/>
+                <w:sz w:val="16"/>
               </w:rPr>
               <w:t xml:space="preserve"> </w:t>
             </w:r>
@@ -6574,7 +6972,7 @@
               <w:rPr>
                 <w:rFonts w:ascii="Liberation Sans" w:hAnsi="Liberation Sans" w:eastAsia="Liberation Sans" w:cs="Liberation Sans"/>
                 <w:color w:val="232A30"/>
-                <w:sz w:val="18"/>
+                <w:sz w:val="16"/>
               </w:rPr>
               <w:t xml:space="preserve">/ pass</w:t>
             </w:r>
@@ -6587,13 +6985,13 @@
         </w:trPr>
         <w:tc>
           <w:tcPr>
-            <w:tcW w:w="2399" w:type="dxa"/>
+            <w:tcW w:w="1799" w:type="dxa"/>
             <w:vAlign w:val="center"/>
             <w:tcMar>
-              <w:top w:w="70" w:type="dxa"/>
-              <w:bottom w:w="70" w:type="dxa"/>
-              <w:start w:w="85" w:type="dxa"/>
-              <w:end w:w="85" w:type="dxa"/>
+              <w:top w:w="55" w:type="dxa"/>
+              <w:bottom w:w="55" w:type="dxa"/>
+              <w:start w:w="40" w:type="dxa"/>
+              <w:end w:w="40" w:type="dxa"/>
             </w:tcMar>
             <w:shd w:fill="F4F6F7" w:val="clear"/>
           </w:tcPr>
@@ -6606,7 +7004,7 @@
               <w:rPr>
                 <w:rFonts w:ascii="Liberation Sans" w:hAnsi="Liberation Sans" w:eastAsia="Liberation Sans" w:cs="Liberation Sans"/>
                 <w:color w:val="232A30"/>
-                <w:sz w:val="18"/>
+                <w:sz w:val="16"/>
               </w:rPr>
               <w:t xml:space="preserve">Target return-path cut</w:t>
             </w:r>
@@ -6614,13 +7012,13 @@
         </w:tc>
         <w:tc>
           <w:tcPr>
-            <w:tcW w:w="1499" w:type="dxa"/>
+            <w:tcW w:w="1599" w:type="dxa"/>
             <w:vAlign w:val="center"/>
             <w:tcMar>
-              <w:top w:w="70" w:type="dxa"/>
-              <w:bottom w:w="70" w:type="dxa"/>
-              <w:start w:w="85" w:type="dxa"/>
-              <w:end w:w="85" w:type="dxa"/>
+              <w:top w:w="55" w:type="dxa"/>
+              <w:bottom w:w="55" w:type="dxa"/>
+              <w:start w:w="40" w:type="dxa"/>
+              <w:end w:w="40" w:type="dxa"/>
             </w:tcMar>
             <w:shd w:fill="F4F6F7" w:val="clear"/>
           </w:tcPr>
@@ -6630,79 +7028,25 @@
               <w:spacing w:before="0" w:after="40" w:line="240" w:lineRule="auto"/>
               <w:jc w:val="center"/>
             </w:pPr>
-            <m:oMath>
-              <m:r>
-                <m:rPr>
-                  <m:sty m:val="p"/>
-                </m:rPr>
-                <w:rPr>
-                  <w:sz w:val="18"/>
-                  <w:szCs w:val="18"/>
-                  <w:color w:val="232A30"/>
-                </w:rPr>
-                <m:t>[</m:t>
-              </m:r>
-              <m:r>
-                <m:rPr>
-                  <m:sty m:val="p"/>
-                </m:rPr>
-                <w:rPr>
-                  <w:sz w:val="18"/>
-                  <w:szCs w:val="18"/>
-                  <w:color w:val="232A30"/>
-                </w:rPr>
-                <m:t>−</m:t>
-              </m:r>
-              <m:r>
-                <w:rPr>
-                  <w:sz w:val="18"/>
-                  <w:szCs w:val="18"/>
-                  <w:color w:val="232A30"/>
-                </w:rPr>
-                <m:t>.04</m:t>
-              </m:r>
-              <m:r>
-                <m:rPr>
-                  <m:sty m:val="p"/>
-                </m:rPr>
-                <w:rPr>
-                  <w:sz w:val="18"/>
-                  <w:szCs w:val="18"/>
-                  <w:color w:val="232A30"/>
-                </w:rPr>
-                <m:t>,</m:t>
-              </m:r>
-              <m:r>
-                <w:rPr>
-                  <w:sz w:val="18"/>
-                  <w:szCs w:val="18"/>
-                  <w:color w:val="232A30"/>
-                </w:rPr>
-                <m:t>.02</m:t>
-              </m:r>
-              <m:r>
-                <m:rPr>
-                  <m:sty m:val="p"/>
-                </m:rPr>
-                <w:rPr>
-                  <w:sz w:val="18"/>
-                  <w:szCs w:val="18"/>
-                  <w:color w:val="232A30"/>
-                </w:rPr>
-                <m:t>]</m:t>
-              </m:r>
-            </m:oMath>
+            <w:r>
+              <w:rPr>
+                <w:rFonts w:ascii="Liberation Sans" w:hAnsi="Liberation Sans" w:eastAsia="Liberation Sans" w:cs="Liberation Sans"/>
+                <w:color w:val="232A30"/>
+                <w:sz w:val="16"/>
+              </w:rPr>
+              <w:t>[−.04,.02]</w:t>
+            </w:r>
           </w:p>
         </w:tc>
         <w:tc>
           <w:tcPr>
-            <w:tcW w:w="1499" w:type="dxa"/>
+            <w:tcW w:w="1599" w:type="dxa"/>
             <w:vAlign w:val="center"/>
             <w:tcMar>
-              <w:top w:w="70" w:type="dxa"/>
-              <w:bottom w:w="70" w:type="dxa"/>
-              <w:start w:w="85" w:type="dxa"/>
-              <w:end w:w="85" w:type="dxa"/>
+              <w:top w:w="55" w:type="dxa"/>
+              <w:bottom w:w="55" w:type="dxa"/>
+              <w:start w:w="40" w:type="dxa"/>
+              <w:end w:w="40" w:type="dxa"/>
             </w:tcMar>
             <w:shd w:fill="F4F6F7" w:val="clear"/>
           </w:tcPr>
@@ -6712,79 +7056,25 @@
               <w:spacing w:before="0" w:after="40" w:line="240" w:lineRule="auto"/>
               <w:jc w:val="center"/>
             </w:pPr>
-            <m:oMath>
-              <m:r>
-                <m:rPr>
-                  <m:sty m:val="p"/>
-                </m:rPr>
-                <w:rPr>
-                  <w:sz w:val="18"/>
-                  <w:szCs w:val="18"/>
-                  <w:color w:val="232A30"/>
-                </w:rPr>
-                <m:t>[</m:t>
-              </m:r>
-              <m:r>
-                <m:rPr>
-                  <m:sty m:val="p"/>
-                </m:rPr>
-                <w:rPr>
-                  <w:sz w:val="18"/>
-                  <w:szCs w:val="18"/>
-                  <w:color w:val="232A30"/>
-                </w:rPr>
-                <m:t>−</m:t>
-              </m:r>
-              <m:r>
-                <w:rPr>
-                  <w:sz w:val="18"/>
-                  <w:szCs w:val="18"/>
-                  <w:color w:val="232A30"/>
-                </w:rPr>
-                <m:t>.06</m:t>
-              </m:r>
-              <m:r>
-                <m:rPr>
-                  <m:sty m:val="p"/>
-                </m:rPr>
-                <w:rPr>
-                  <w:sz w:val="18"/>
-                  <w:szCs w:val="18"/>
-                  <w:color w:val="232A30"/>
-                </w:rPr>
-                <m:t>,</m:t>
-              </m:r>
-              <m:r>
-                <w:rPr>
-                  <w:sz w:val="18"/>
-                  <w:szCs w:val="18"/>
-                  <w:color w:val="232A30"/>
-                </w:rPr>
-                <m:t>.02</m:t>
-              </m:r>
-              <m:r>
-                <m:rPr>
-                  <m:sty m:val="p"/>
-                </m:rPr>
-                <w:rPr>
-                  <w:sz w:val="18"/>
-                  <w:szCs w:val="18"/>
-                  <w:color w:val="232A30"/>
-                </w:rPr>
-                <m:t>]</m:t>
-              </m:r>
-            </m:oMath>
+            <w:r>
+              <w:rPr>
+                <w:rFonts w:ascii="Liberation Sans" w:hAnsi="Liberation Sans" w:eastAsia="Liberation Sans" w:cs="Liberation Sans"/>
+                <w:color w:val="232A30"/>
+                <w:sz w:val="16"/>
+              </w:rPr>
+              <w:t>[−.06,.02]</w:t>
+            </w:r>
           </w:p>
         </w:tc>
         <w:tc>
           <w:tcPr>
-            <w:tcW w:w="1499" w:type="dxa"/>
+            <w:tcW w:w="1599" w:type="dxa"/>
             <w:vAlign w:val="center"/>
             <w:tcMar>
-              <w:top w:w="70" w:type="dxa"/>
-              <w:bottom w:w="70" w:type="dxa"/>
-              <w:start w:w="85" w:type="dxa"/>
-              <w:end w:w="85" w:type="dxa"/>
+              <w:top w:w="55" w:type="dxa"/>
+              <w:bottom w:w="55" w:type="dxa"/>
+              <w:start w:w="40" w:type="dxa"/>
+              <w:end w:w="40" w:type="dxa"/>
             </w:tcMar>
             <w:shd w:fill="F4F6F7" w:val="clear"/>
           </w:tcPr>
@@ -6794,79 +7084,25 @@
               <w:spacing w:before="0" w:after="40" w:line="240" w:lineRule="auto"/>
               <w:jc w:val="center"/>
             </w:pPr>
-            <m:oMath>
-              <m:r>
-                <m:rPr>
-                  <m:sty m:val="p"/>
-                </m:rPr>
-                <w:rPr>
-                  <w:sz w:val="18"/>
-                  <w:szCs w:val="18"/>
-                  <w:color w:val="232A30"/>
-                </w:rPr>
-                <m:t>[</m:t>
-              </m:r>
-              <m:r>
-                <m:rPr>
-                  <m:sty m:val="p"/>
-                </m:rPr>
-                <w:rPr>
-                  <w:sz w:val="18"/>
-                  <w:szCs w:val="18"/>
-                  <w:color w:val="232A30"/>
-                </w:rPr>
-                <m:t>−</m:t>
-              </m:r>
-              <m:r>
-                <w:rPr>
-                  <w:sz w:val="18"/>
-                  <w:szCs w:val="18"/>
-                  <w:color w:val="232A30"/>
-                </w:rPr>
-                <m:t>.06</m:t>
-              </m:r>
-              <m:r>
-                <m:rPr>
-                  <m:sty m:val="p"/>
-                </m:rPr>
-                <w:rPr>
-                  <w:sz w:val="18"/>
-                  <w:szCs w:val="18"/>
-                  <w:color w:val="232A30"/>
-                </w:rPr>
-                <m:t>,</m:t>
-              </m:r>
-              <m:r>
-                <w:rPr>
-                  <w:sz w:val="18"/>
-                  <w:szCs w:val="18"/>
-                  <w:color w:val="232A30"/>
-                </w:rPr>
-                <m:t>.02</m:t>
-              </m:r>
-              <m:r>
-                <m:rPr>
-                  <m:sty m:val="p"/>
-                </m:rPr>
-                <w:rPr>
-                  <w:sz w:val="18"/>
-                  <w:szCs w:val="18"/>
-                  <w:color w:val="232A30"/>
-                </w:rPr>
-                <m:t>]</m:t>
-              </m:r>
-            </m:oMath>
+            <w:r>
+              <w:rPr>
+                <w:rFonts w:ascii="Liberation Sans" w:hAnsi="Liberation Sans" w:eastAsia="Liberation Sans" w:cs="Liberation Sans"/>
+                <w:color w:val="232A30"/>
+                <w:sz w:val="16"/>
+              </w:rPr>
+              <w:t>[−.06,.02]</w:t>
+            </w:r>
           </w:p>
         </w:tc>
         <w:tc>
           <w:tcPr>
-            <w:tcW w:w="3098" w:type="dxa"/>
+            <w:tcW w:w="1599" w:type="dxa"/>
             <w:vAlign w:val="center"/>
             <w:tcMar>
-              <w:top w:w="70" w:type="dxa"/>
-              <w:bottom w:w="70" w:type="dxa"/>
-              <w:start w:w="85" w:type="dxa"/>
-              <w:end w:w="85" w:type="dxa"/>
+              <w:top w:w="55" w:type="dxa"/>
+              <w:bottom w:w="55" w:type="dxa"/>
+              <w:start w:w="40" w:type="dxa"/>
+              <w:end w:w="40" w:type="dxa"/>
             </w:tcMar>
             <w:shd w:fill="F4F6F7" w:val="clear"/>
           </w:tcPr>
@@ -6876,21 +7112,47 @@
               <w:spacing w:before="0" w:after="40" w:line="240" w:lineRule="auto"/>
               <w:jc w:val="center"/>
             </w:pPr>
-            <m:oMath>
-              <m:r>
-                <w:rPr>
-                  <w:sz w:val="18"/>
-                  <w:szCs w:val="18"/>
-                  <w:color w:val="232A30"/>
-                </w:rPr>
-                <m:t>.90</m:t>
-              </m:r>
-            </m:oMath>
             <w:r>
               <w:rPr>
                 <w:rFonts w:ascii="Liberation Sans" w:hAnsi="Liberation Sans" w:eastAsia="Liberation Sans" w:cs="Liberation Sans"/>
                 <w:color w:val="232A30"/>
-                <w:sz w:val="18"/>
+                <w:sz w:val="16"/>
+              </w:rPr>
+              <w:t>[−.35,−.23]</w:t>
+            </w:r>
+          </w:p>
+        </w:tc>
+        <w:tc>
+          <w:tcPr>
+            <w:tcW w:w="1799" w:type="dxa"/>
+            <w:vAlign w:val="center"/>
+            <w:tcMar>
+              <w:top w:w="55" w:type="dxa"/>
+              <w:bottom w:w="55" w:type="dxa"/>
+              <w:start w:w="40" w:type="dxa"/>
+              <w:end w:w="40" w:type="dxa"/>
+            </w:tcMar>
+            <w:shd w:fill="F4F6F7" w:val="clear"/>
+          </w:tcPr>
+          <w:p>
+            <w:pPr>
+              <w:pStyle w:val="Compact"/>
+              <w:spacing w:before="0" w:after="40" w:line="240" w:lineRule="auto"/>
+              <w:jc w:val="center"/>
+            </w:pPr>
+            <w:r>
+              <w:rPr>
+                <w:rFonts w:ascii="Liberation Sans" w:hAnsi="Liberation Sans" w:eastAsia="Liberation Sans" w:cs="Liberation Sans"/>
+                <w:color w:val="232A30"/>
+                <w:sz w:val="16"/>
+              </w:rPr>
+              <w:t>.90</w:t>
+            </w:r>
+            <w:r>
+              <w:rPr>
+                <w:rFonts w:ascii="Liberation Sans" w:hAnsi="Liberation Sans" w:eastAsia="Liberation Sans" w:cs="Liberation Sans"/>
+                <w:color w:val="232A30"/>
+                <w:sz w:val="16"/>
               </w:rPr>
               <w:t xml:space="preserve"> </w:t>
             </w:r>
@@ -6898,7 +7160,7 @@
               <w:rPr>
                 <w:rFonts w:ascii="Liberation Sans" w:hAnsi="Liberation Sans" w:eastAsia="Liberation Sans" w:cs="Liberation Sans"/>
                 <w:color w:val="232A30"/>
-                <w:sz w:val="18"/>
+                <w:sz w:val="16"/>
               </w:rPr>
               <w:t xml:space="preserve">/ pass</w:t>
             </w:r>
@@ -6911,13 +7173,13 @@
         </w:trPr>
         <w:tc>
           <w:tcPr>
-            <w:tcW w:w="2399" w:type="dxa"/>
+            <w:tcW w:w="1799" w:type="dxa"/>
             <w:vAlign w:val="center"/>
             <w:tcMar>
-              <w:top w:w="70" w:type="dxa"/>
-              <w:bottom w:w="70" w:type="dxa"/>
-              <w:start w:w="85" w:type="dxa"/>
-              <w:end w:w="85" w:type="dxa"/>
+              <w:top w:w="55" w:type="dxa"/>
+              <w:bottom w:w="55" w:type="dxa"/>
+              <w:start w:w="40" w:type="dxa"/>
+              <w:end w:w="40" w:type="dxa"/>
             </w:tcMar>
             <w:shd w:fill="FFFFFF" w:val="clear"/>
           </w:tcPr>
@@ -6930,7 +7192,7 @@
               <w:rPr>
                 <w:rFonts w:ascii="Liberation Sans" w:hAnsi="Liberation Sans" w:eastAsia="Liberation Sans" w:cs="Liberation Sans"/>
                 <w:color w:val="232A30"/>
-                <w:sz w:val="18"/>
+                <w:sz w:val="16"/>
               </w:rPr>
               <w:t xml:space="preserve">Late report-path cut</w:t>
             </w:r>
@@ -6938,13 +7200,13 @@
         </w:tc>
         <w:tc>
           <w:tcPr>
-            <w:tcW w:w="1499" w:type="dxa"/>
+            <w:tcW w:w="1599" w:type="dxa"/>
             <w:vAlign w:val="center"/>
             <w:tcMar>
-              <w:top w:w="70" w:type="dxa"/>
-              <w:bottom w:w="70" w:type="dxa"/>
-              <w:start w:w="85" w:type="dxa"/>
-              <w:end w:w="85" w:type="dxa"/>
+              <w:top w:w="55" w:type="dxa"/>
+              <w:bottom w:w="55" w:type="dxa"/>
+              <w:start w:w="40" w:type="dxa"/>
+              <w:end w:w="40" w:type="dxa"/>
             </w:tcMar>
             <w:shd w:fill="FFFFFF" w:val="clear"/>
           </w:tcPr>
@@ -6954,79 +7216,25 @@
               <w:spacing w:before="0" w:after="40" w:line="240" w:lineRule="auto"/>
               <w:jc w:val="center"/>
             </w:pPr>
-            <m:oMath>
-              <m:r>
-                <m:rPr>
-                  <m:sty m:val="p"/>
-                </m:rPr>
-                <w:rPr>
-                  <w:sz w:val="18"/>
-                  <w:szCs w:val="18"/>
-                  <w:color w:val="232A30"/>
-                </w:rPr>
-                <m:t>[</m:t>
-              </m:r>
-              <m:r>
-                <m:rPr>
-                  <m:sty m:val="p"/>
-                </m:rPr>
-                <w:rPr>
-                  <w:sz w:val="18"/>
-                  <w:szCs w:val="18"/>
-                  <w:color w:val="232A30"/>
-                </w:rPr>
-                <m:t>−</m:t>
-              </m:r>
-              <m:r>
-                <w:rPr>
-                  <w:sz w:val="18"/>
-                  <w:szCs w:val="18"/>
-                  <w:color w:val="232A30"/>
-                </w:rPr>
-                <m:t>.03</m:t>
-              </m:r>
-              <m:r>
-                <m:rPr>
-                  <m:sty m:val="p"/>
-                </m:rPr>
-                <w:rPr>
-                  <w:sz w:val="18"/>
-                  <w:szCs w:val="18"/>
-                  <w:color w:val="232A30"/>
-                </w:rPr>
-                <m:t>,</m:t>
-              </m:r>
-              <m:r>
-                <w:rPr>
-                  <w:sz w:val="18"/>
-                  <w:szCs w:val="18"/>
-                  <w:color w:val="232A30"/>
-                </w:rPr>
-                <m:t>.03</m:t>
-              </m:r>
-              <m:r>
-                <m:rPr>
-                  <m:sty m:val="p"/>
-                </m:rPr>
-                <w:rPr>
-                  <w:sz w:val="18"/>
-                  <w:szCs w:val="18"/>
-                  <w:color w:val="232A30"/>
-                </w:rPr>
-                <m:t>]</m:t>
-              </m:r>
-            </m:oMath>
+            <w:r>
+              <w:rPr>
+                <w:rFonts w:ascii="Liberation Sans" w:hAnsi="Liberation Sans" w:eastAsia="Liberation Sans" w:cs="Liberation Sans"/>
+                <w:color w:val="232A30"/>
+                <w:sz w:val="16"/>
+              </w:rPr>
+              <w:t>[−.03,.03]</w:t>
+            </w:r>
           </w:p>
         </w:tc>
         <w:tc>
           <w:tcPr>
-            <w:tcW w:w="1499" w:type="dxa"/>
+            <w:tcW w:w="1599" w:type="dxa"/>
             <w:vAlign w:val="center"/>
             <w:tcMar>
-              <w:top w:w="70" w:type="dxa"/>
-              <w:bottom w:w="70" w:type="dxa"/>
-              <w:start w:w="85" w:type="dxa"/>
-              <w:end w:w="85" w:type="dxa"/>
+              <w:top w:w="55" w:type="dxa"/>
+              <w:bottom w:w="55" w:type="dxa"/>
+              <w:start w:w="40" w:type="dxa"/>
+              <w:end w:w="40" w:type="dxa"/>
             </w:tcMar>
             <w:shd w:fill="FFFFFF" w:val="clear"/>
           </w:tcPr>
@@ -7036,79 +7244,25 @@
               <w:spacing w:before="0" w:after="40" w:line="240" w:lineRule="auto"/>
               <w:jc w:val="center"/>
             </w:pPr>
-            <m:oMath>
-              <m:r>
-                <m:rPr>
-                  <m:sty m:val="p"/>
-                </m:rPr>
-                <w:rPr>
-                  <w:sz w:val="18"/>
-                  <w:szCs w:val="18"/>
-                  <w:color w:val="232A30"/>
-                </w:rPr>
-                <m:t>[</m:t>
-              </m:r>
-              <m:r>
-                <m:rPr>
-                  <m:sty m:val="p"/>
-                </m:rPr>
-                <w:rPr>
-                  <w:sz w:val="18"/>
-                  <w:szCs w:val="18"/>
-                  <w:color w:val="232A30"/>
-                </w:rPr>
-                <m:t>−</m:t>
-              </m:r>
-              <m:r>
-                <w:rPr>
-                  <w:sz w:val="18"/>
-                  <w:szCs w:val="18"/>
-                  <w:color w:val="232A30"/>
-                </w:rPr>
-                <m:t>.05</m:t>
-              </m:r>
-              <m:r>
-                <m:rPr>
-                  <m:sty m:val="p"/>
-                </m:rPr>
-                <w:rPr>
-                  <w:sz w:val="18"/>
-                  <w:szCs w:val="18"/>
-                  <w:color w:val="232A30"/>
-                </w:rPr>
-                <m:t>,</m:t>
-              </m:r>
-              <m:r>
-                <w:rPr>
-                  <w:sz w:val="18"/>
-                  <w:szCs w:val="18"/>
-                  <w:color w:val="232A30"/>
-                </w:rPr>
-                <m:t>.03</m:t>
-              </m:r>
-              <m:r>
-                <m:rPr>
-                  <m:sty m:val="p"/>
-                </m:rPr>
-                <w:rPr>
-                  <w:sz w:val="18"/>
-                  <w:szCs w:val="18"/>
-                  <w:color w:val="232A30"/>
-                </w:rPr>
-                <m:t>]</m:t>
-              </m:r>
-            </m:oMath>
+            <w:r>
+              <w:rPr>
+                <w:rFonts w:ascii="Liberation Sans" w:hAnsi="Liberation Sans" w:eastAsia="Liberation Sans" w:cs="Liberation Sans"/>
+                <w:color w:val="232A30"/>
+                <w:sz w:val="16"/>
+              </w:rPr>
+              <w:t>[−.05,.03]</w:t>
+            </w:r>
           </w:p>
         </w:tc>
         <w:tc>
           <w:tcPr>
-            <w:tcW w:w="1499" w:type="dxa"/>
+            <w:tcW w:w="1599" w:type="dxa"/>
             <w:vAlign w:val="center"/>
             <w:tcMar>
-              <w:top w:w="70" w:type="dxa"/>
-              <w:bottom w:w="70" w:type="dxa"/>
-              <w:start w:w="85" w:type="dxa"/>
-              <w:end w:w="85" w:type="dxa"/>
+              <w:top w:w="55" w:type="dxa"/>
+              <w:bottom w:w="55" w:type="dxa"/>
+              <w:start w:w="40" w:type="dxa"/>
+              <w:end w:w="40" w:type="dxa"/>
             </w:tcMar>
             <w:shd w:fill="FFFFFF" w:val="clear"/>
           </w:tcPr>
@@ -7118,79 +7272,25 @@
               <w:spacing w:before="0" w:after="40" w:line="240" w:lineRule="auto"/>
               <w:jc w:val="center"/>
             </w:pPr>
-            <m:oMath>
-              <m:r>
-                <m:rPr>
-                  <m:sty m:val="p"/>
-                </m:rPr>
-                <w:rPr>
-                  <w:sz w:val="18"/>
-                  <w:szCs w:val="18"/>
-                  <w:color w:val="232A30"/>
-                </w:rPr>
-                <m:t>[</m:t>
-              </m:r>
-              <m:r>
-                <m:rPr>
-                  <m:sty m:val="p"/>
-                </m:rPr>
-                <w:rPr>
-                  <w:sz w:val="18"/>
-                  <w:szCs w:val="18"/>
-                  <w:color w:val="232A30"/>
-                </w:rPr>
-                <m:t>−</m:t>
-              </m:r>
-              <m:r>
-                <w:rPr>
-                  <w:sz w:val="18"/>
-                  <w:szCs w:val="18"/>
-                  <w:color w:val="232A30"/>
-                </w:rPr>
-                <m:t>.05</m:t>
-              </m:r>
-              <m:r>
-                <m:rPr>
-                  <m:sty m:val="p"/>
-                </m:rPr>
-                <w:rPr>
-                  <w:sz w:val="18"/>
-                  <w:szCs w:val="18"/>
-                  <w:color w:val="232A30"/>
-                </w:rPr>
-                <m:t>,</m:t>
-              </m:r>
-              <m:r>
-                <w:rPr>
-                  <w:sz w:val="18"/>
-                  <w:szCs w:val="18"/>
-                  <w:color w:val="232A30"/>
-                </w:rPr>
-                <m:t>.03</m:t>
-              </m:r>
-              <m:r>
-                <m:rPr>
-                  <m:sty m:val="p"/>
-                </m:rPr>
-                <w:rPr>
-                  <w:sz w:val="18"/>
-                  <w:szCs w:val="18"/>
-                  <w:color w:val="232A30"/>
-                </w:rPr>
-                <m:t>]</m:t>
-              </m:r>
-            </m:oMath>
+            <w:r>
+              <w:rPr>
+                <w:rFonts w:ascii="Liberation Sans" w:hAnsi="Liberation Sans" w:eastAsia="Liberation Sans" w:cs="Liberation Sans"/>
+                <w:color w:val="232A30"/>
+                <w:sz w:val="16"/>
+              </w:rPr>
+              <w:t>[−.05,.03]</w:t>
+            </w:r>
           </w:p>
         </w:tc>
         <w:tc>
           <w:tcPr>
-            <w:tcW w:w="3098" w:type="dxa"/>
+            <w:tcW w:w="1599" w:type="dxa"/>
             <w:vAlign w:val="center"/>
             <w:tcMar>
-              <w:top w:w="70" w:type="dxa"/>
-              <w:bottom w:w="70" w:type="dxa"/>
-              <w:start w:w="85" w:type="dxa"/>
-              <w:end w:w="85" w:type="dxa"/>
+              <w:top w:w="55" w:type="dxa"/>
+              <w:bottom w:w="55" w:type="dxa"/>
+              <w:start w:w="40" w:type="dxa"/>
+              <w:end w:w="40" w:type="dxa"/>
             </w:tcMar>
             <w:shd w:fill="FFFFFF" w:val="clear"/>
           </w:tcPr>
@@ -7200,21 +7300,47 @@
               <w:spacing w:before="0" w:after="40" w:line="240" w:lineRule="auto"/>
               <w:jc w:val="center"/>
             </w:pPr>
-            <m:oMath>
-              <m:r>
-                <w:rPr>
-                  <w:sz w:val="18"/>
-                  <w:szCs w:val="18"/>
-                  <w:color w:val="232A30"/>
-                </w:rPr>
-                <m:t>.91</m:t>
-              </m:r>
-            </m:oMath>
             <w:r>
               <w:rPr>
                 <w:rFonts w:ascii="Liberation Sans" w:hAnsi="Liberation Sans" w:eastAsia="Liberation Sans" w:cs="Liberation Sans"/>
                 <w:color w:val="232A30"/>
-                <w:sz w:val="18"/>
+                <w:sz w:val="16"/>
+              </w:rPr>
+              <w:t>[−.06,.02]</w:t>
+            </w:r>
+          </w:p>
+        </w:tc>
+        <w:tc>
+          <w:tcPr>
+            <w:tcW w:w="1799" w:type="dxa"/>
+            <w:vAlign w:val="center"/>
+            <w:tcMar>
+              <w:top w:w="55" w:type="dxa"/>
+              <w:bottom w:w="55" w:type="dxa"/>
+              <w:start w:w="40" w:type="dxa"/>
+              <w:end w:w="40" w:type="dxa"/>
+            </w:tcMar>
+            <w:shd w:fill="FFFFFF" w:val="clear"/>
+          </w:tcPr>
+          <w:p>
+            <w:pPr>
+              <w:pStyle w:val="Compact"/>
+              <w:spacing w:before="0" w:after="40" w:line="240" w:lineRule="auto"/>
+              <w:jc w:val="center"/>
+            </w:pPr>
+            <w:r>
+              <w:rPr>
+                <w:rFonts w:ascii="Liberation Sans" w:hAnsi="Liberation Sans" w:eastAsia="Liberation Sans" w:cs="Liberation Sans"/>
+                <w:color w:val="232A30"/>
+                <w:sz w:val="16"/>
+              </w:rPr>
+              <w:t>.91</w:t>
+            </w:r>
+            <w:r>
+              <w:rPr>
+                <w:rFonts w:ascii="Liberation Sans" w:hAnsi="Liberation Sans" w:eastAsia="Liberation Sans" w:cs="Liberation Sans"/>
+                <w:color w:val="232A30"/>
+                <w:sz w:val="16"/>
               </w:rPr>
               <w:t xml:space="preserve"> </w:t>
             </w:r>
@@ -7222,7 +7348,7 @@
               <w:rPr>
                 <w:rFonts w:ascii="Liberation Sans" w:hAnsi="Liberation Sans" w:eastAsia="Liberation Sans" w:cs="Liberation Sans"/>
                 <w:color w:val="232A30"/>
-                <w:sz w:val="18"/>
+                <w:sz w:val="16"/>
               </w:rPr>
               <w:t xml:space="preserve">/ pass</w:t>
             </w:r>
@@ -7235,13 +7361,13 @@
         </w:trPr>
         <w:tc>
           <w:tcPr>
-            <w:tcW w:w="2399" w:type="dxa"/>
+            <w:tcW w:w="1799" w:type="dxa"/>
             <w:vAlign w:val="center"/>
             <w:tcMar>
-              <w:top w:w="70" w:type="dxa"/>
-              <w:bottom w:w="70" w:type="dxa"/>
-              <w:start w:w="85" w:type="dxa"/>
-              <w:end w:w="85" w:type="dxa"/>
+              <w:top w:w="55" w:type="dxa"/>
+              <w:bottom w:w="55" w:type="dxa"/>
+              <w:start w:w="40" w:type="dxa"/>
+              <w:end w:w="40" w:type="dxa"/>
             </w:tcMar>
             <w:shd w:fill="F4F6F7" w:val="clear"/>
           </w:tcPr>
@@ -7254,7 +7380,7 @@
               <w:rPr>
                 <w:rFonts w:ascii="Liberation Sans" w:hAnsi="Liberation Sans" w:eastAsia="Liberation Sans" w:cs="Liberation Sans"/>
                 <w:color w:val="232A30"/>
-                <w:sz w:val="18"/>
+                <w:sz w:val="16"/>
               </w:rPr>
               <w:t xml:space="preserve">Sham</w:t>
             </w:r>
@@ -7262,13 +7388,13 @@
         </w:tc>
         <w:tc>
           <w:tcPr>
-            <w:tcW w:w="1499" w:type="dxa"/>
+            <w:tcW w:w="1599" w:type="dxa"/>
             <w:vAlign w:val="center"/>
             <w:tcMar>
-              <w:top w:w="70" w:type="dxa"/>
-              <w:bottom w:w="70" w:type="dxa"/>
-              <w:start w:w="85" w:type="dxa"/>
-              <w:end w:w="85" w:type="dxa"/>
+              <w:top w:w="55" w:type="dxa"/>
+              <w:bottom w:w="55" w:type="dxa"/>
+              <w:start w:w="40" w:type="dxa"/>
+              <w:end w:w="40" w:type="dxa"/>
             </w:tcMar>
             <w:shd w:fill="F4F6F7" w:val="clear"/>
           </w:tcPr>
@@ -7278,79 +7404,25 @@
               <w:spacing w:before="0" w:after="40" w:line="240" w:lineRule="auto"/>
               <w:jc w:val="center"/>
             </w:pPr>
-            <m:oMath>
-              <m:r>
-                <m:rPr>
-                  <m:sty m:val="p"/>
-                </m:rPr>
-                <w:rPr>
-                  <w:sz w:val="18"/>
-                  <w:szCs w:val="18"/>
-                  <w:color w:val="232A30"/>
-                </w:rPr>
-                <m:t>[</m:t>
-              </m:r>
-              <m:r>
-                <m:rPr>
-                  <m:sty m:val="p"/>
-                </m:rPr>
-                <w:rPr>
-                  <w:sz w:val="18"/>
-                  <w:szCs w:val="18"/>
-                  <w:color w:val="232A30"/>
-                </w:rPr>
-                <m:t>−</m:t>
-              </m:r>
-              <m:r>
-                <w:rPr>
-                  <w:sz w:val="18"/>
-                  <w:szCs w:val="18"/>
-                  <w:color w:val="232A30"/>
-                </w:rPr>
-                <m:t>.03</m:t>
-              </m:r>
-              <m:r>
-                <m:rPr>
-                  <m:sty m:val="p"/>
-                </m:rPr>
-                <w:rPr>
-                  <w:sz w:val="18"/>
-                  <w:szCs w:val="18"/>
-                  <w:color w:val="232A30"/>
-                </w:rPr>
-                <m:t>,</m:t>
-              </m:r>
-              <m:r>
-                <w:rPr>
-                  <w:sz w:val="18"/>
-                  <w:szCs w:val="18"/>
-                  <w:color w:val="232A30"/>
-                </w:rPr>
-                <m:t>.03</m:t>
-              </m:r>
-              <m:r>
-                <m:rPr>
-                  <m:sty m:val="p"/>
-                </m:rPr>
-                <w:rPr>
-                  <w:sz w:val="18"/>
-                  <w:szCs w:val="18"/>
-                  <w:color w:val="232A30"/>
-                </w:rPr>
-                <m:t>]</m:t>
-              </m:r>
-            </m:oMath>
+            <w:r>
+              <w:rPr>
+                <w:rFonts w:ascii="Liberation Sans" w:hAnsi="Liberation Sans" w:eastAsia="Liberation Sans" w:cs="Liberation Sans"/>
+                <w:color w:val="232A30"/>
+                <w:sz w:val="16"/>
+              </w:rPr>
+              <w:t>[−.03,.03]</w:t>
+            </w:r>
           </w:p>
         </w:tc>
         <w:tc>
           <w:tcPr>
-            <w:tcW w:w="1499" w:type="dxa"/>
+            <w:tcW w:w="1599" w:type="dxa"/>
             <w:vAlign w:val="center"/>
             <w:tcMar>
-              <w:top w:w="70" w:type="dxa"/>
-              <w:bottom w:w="70" w:type="dxa"/>
-              <w:start w:w="85" w:type="dxa"/>
-              <w:end w:w="85" w:type="dxa"/>
+              <w:top w:w="55" w:type="dxa"/>
+              <w:bottom w:w="55" w:type="dxa"/>
+              <w:start w:w="40" w:type="dxa"/>
+              <w:end w:w="40" w:type="dxa"/>
             </w:tcMar>
             <w:shd w:fill="F4F6F7" w:val="clear"/>
           </w:tcPr>
@@ -7360,79 +7432,25 @@
               <w:spacing w:before="0" w:after="40" w:line="240" w:lineRule="auto"/>
               <w:jc w:val="center"/>
             </w:pPr>
-            <m:oMath>
-              <m:r>
-                <m:rPr>
-                  <m:sty m:val="p"/>
-                </m:rPr>
-                <w:rPr>
-                  <w:sz w:val="18"/>
-                  <w:szCs w:val="18"/>
-                  <w:color w:val="232A30"/>
-                </w:rPr>
-                <m:t>[</m:t>
-              </m:r>
-              <m:r>
-                <m:rPr>
-                  <m:sty m:val="p"/>
-                </m:rPr>
-                <w:rPr>
-                  <w:sz w:val="18"/>
-                  <w:szCs w:val="18"/>
-                  <w:color w:val="232A30"/>
-                </w:rPr>
-                <m:t>−</m:t>
-              </m:r>
-              <m:r>
-                <w:rPr>
-                  <w:sz w:val="18"/>
-                  <w:szCs w:val="18"/>
-                  <w:color w:val="232A30"/>
-                </w:rPr>
-                <m:t>.05</m:t>
-              </m:r>
-              <m:r>
-                <m:rPr>
-                  <m:sty m:val="p"/>
-                </m:rPr>
-                <w:rPr>
-                  <w:sz w:val="18"/>
-                  <w:szCs w:val="18"/>
-                  <w:color w:val="232A30"/>
-                </w:rPr>
-                <m:t>,</m:t>
-              </m:r>
-              <m:r>
-                <w:rPr>
-                  <w:sz w:val="18"/>
-                  <w:szCs w:val="18"/>
-                  <w:color w:val="232A30"/>
-                </w:rPr>
-                <m:t>.03</m:t>
-              </m:r>
-              <m:r>
-                <m:rPr>
-                  <m:sty m:val="p"/>
-                </m:rPr>
-                <w:rPr>
-                  <w:sz w:val="18"/>
-                  <w:szCs w:val="18"/>
-                  <w:color w:val="232A30"/>
-                </w:rPr>
-                <m:t>]</m:t>
-              </m:r>
-            </m:oMath>
+            <w:r>
+              <w:rPr>
+                <w:rFonts w:ascii="Liberation Sans" w:hAnsi="Liberation Sans" w:eastAsia="Liberation Sans" w:cs="Liberation Sans"/>
+                <w:color w:val="232A30"/>
+                <w:sz w:val="16"/>
+              </w:rPr>
+              <w:t>[−.05,.03]</w:t>
+            </w:r>
           </w:p>
         </w:tc>
         <w:tc>
           <w:tcPr>
-            <w:tcW w:w="1499" w:type="dxa"/>
+            <w:tcW w:w="1599" w:type="dxa"/>
             <w:vAlign w:val="center"/>
             <w:tcMar>
-              <w:top w:w="70" w:type="dxa"/>
-              <w:bottom w:w="70" w:type="dxa"/>
-              <w:start w:w="85" w:type="dxa"/>
-              <w:end w:w="85" w:type="dxa"/>
+              <w:top w:w="55" w:type="dxa"/>
+              <w:bottom w:w="55" w:type="dxa"/>
+              <w:start w:w="40" w:type="dxa"/>
+              <w:end w:w="40" w:type="dxa"/>
             </w:tcMar>
             <w:shd w:fill="F4F6F7" w:val="clear"/>
           </w:tcPr>
@@ -7442,79 +7460,25 @@
               <w:spacing w:before="0" w:after="40" w:line="240" w:lineRule="auto"/>
               <w:jc w:val="center"/>
             </w:pPr>
-            <m:oMath>
-              <m:r>
-                <m:rPr>
-                  <m:sty m:val="p"/>
-                </m:rPr>
-                <w:rPr>
-                  <w:sz w:val="18"/>
-                  <w:szCs w:val="18"/>
-                  <w:color w:val="232A30"/>
-                </w:rPr>
-                <m:t>[</m:t>
-              </m:r>
-              <m:r>
-                <m:rPr>
-                  <m:sty m:val="p"/>
-                </m:rPr>
-                <w:rPr>
-                  <w:sz w:val="18"/>
-                  <w:szCs w:val="18"/>
-                  <w:color w:val="232A30"/>
-                </w:rPr>
-                <m:t>−</m:t>
-              </m:r>
-              <m:r>
-                <w:rPr>
-                  <w:sz w:val="18"/>
-                  <w:szCs w:val="18"/>
-                  <w:color w:val="232A30"/>
-                </w:rPr>
-                <m:t>.05</m:t>
-              </m:r>
-              <m:r>
-                <m:rPr>
-                  <m:sty m:val="p"/>
-                </m:rPr>
-                <w:rPr>
-                  <w:sz w:val="18"/>
-                  <w:szCs w:val="18"/>
-                  <w:color w:val="232A30"/>
-                </w:rPr>
-                <m:t>,</m:t>
-              </m:r>
-              <m:r>
-                <w:rPr>
-                  <w:sz w:val="18"/>
-                  <w:szCs w:val="18"/>
-                  <w:color w:val="232A30"/>
-                </w:rPr>
-                <m:t>.03</m:t>
-              </m:r>
-              <m:r>
-                <m:rPr>
-                  <m:sty m:val="p"/>
-                </m:rPr>
-                <w:rPr>
-                  <w:sz w:val="18"/>
-                  <w:szCs w:val="18"/>
-                  <w:color w:val="232A30"/>
-                </w:rPr>
-                <m:t>]</m:t>
-              </m:r>
-            </m:oMath>
+            <w:r>
+              <w:rPr>
+                <w:rFonts w:ascii="Liberation Sans" w:hAnsi="Liberation Sans" w:eastAsia="Liberation Sans" w:cs="Liberation Sans"/>
+                <w:color w:val="232A30"/>
+                <w:sz w:val="16"/>
+              </w:rPr>
+              <w:t>[−.05,.03]</w:t>
+            </w:r>
           </w:p>
         </w:tc>
         <w:tc>
           <w:tcPr>
-            <w:tcW w:w="3098" w:type="dxa"/>
+            <w:tcW w:w="1599" w:type="dxa"/>
             <w:vAlign w:val="center"/>
             <w:tcMar>
-              <w:top w:w="70" w:type="dxa"/>
-              <w:bottom w:w="70" w:type="dxa"/>
-              <w:start w:w="85" w:type="dxa"/>
-              <w:end w:w="85" w:type="dxa"/>
+              <w:top w:w="55" w:type="dxa"/>
+              <w:bottom w:w="55" w:type="dxa"/>
+              <w:start w:w="40" w:type="dxa"/>
+              <w:end w:w="40" w:type="dxa"/>
             </w:tcMar>
             <w:shd w:fill="F4F6F7" w:val="clear"/>
           </w:tcPr>
@@ -7524,21 +7488,47 @@
               <w:spacing w:before="0" w:after="40" w:line="240" w:lineRule="auto"/>
               <w:jc w:val="center"/>
             </w:pPr>
-            <m:oMath>
-              <m:r>
-                <w:rPr>
-                  <w:sz w:val="18"/>
-                  <w:szCs w:val="18"/>
-                  <w:color w:val="232A30"/>
-                </w:rPr>
-                <m:t>.91</m:t>
-              </m:r>
-            </m:oMath>
             <w:r>
               <w:rPr>
                 <w:rFonts w:ascii="Liberation Sans" w:hAnsi="Liberation Sans" w:eastAsia="Liberation Sans" w:cs="Liberation Sans"/>
                 <w:color w:val="232A30"/>
-                <w:sz w:val="18"/>
+                <w:sz w:val="16"/>
+              </w:rPr>
+              <w:t>[−.05,.03]</w:t>
+            </w:r>
+          </w:p>
+        </w:tc>
+        <w:tc>
+          <w:tcPr>
+            <w:tcW w:w="1799" w:type="dxa"/>
+            <w:vAlign w:val="center"/>
+            <w:tcMar>
+              <w:top w:w="55" w:type="dxa"/>
+              <w:bottom w:w="55" w:type="dxa"/>
+              <w:start w:w="40" w:type="dxa"/>
+              <w:end w:w="40" w:type="dxa"/>
+            </w:tcMar>
+            <w:shd w:fill="F4F6F7" w:val="clear"/>
+          </w:tcPr>
+          <w:p>
+            <w:pPr>
+              <w:pStyle w:val="Compact"/>
+              <w:spacing w:before="0" w:after="40" w:line="240" w:lineRule="auto"/>
+              <w:jc w:val="center"/>
+            </w:pPr>
+            <w:r>
+              <w:rPr>
+                <w:rFonts w:ascii="Liberation Sans" w:hAnsi="Liberation Sans" w:eastAsia="Liberation Sans" w:cs="Liberation Sans"/>
+                <w:color w:val="232A30"/>
+                <w:sz w:val="16"/>
+              </w:rPr>
+              <w:t>.91</w:t>
+            </w:r>
+            <w:r>
+              <w:rPr>
+                <w:rFonts w:ascii="Liberation Sans" w:hAnsi="Liberation Sans" w:eastAsia="Liberation Sans" w:cs="Liberation Sans"/>
+                <w:color w:val="232A30"/>
+                <w:sz w:val="16"/>
               </w:rPr>
               <w:t xml:space="preserve"> </w:t>
             </w:r>
@@ -7546,7 +7536,7 @@
               <w:rPr>
                 <w:rFonts w:ascii="Liberation Sans" w:hAnsi="Liberation Sans" w:eastAsia="Liberation Sans" w:cs="Liberation Sans"/>
                 <w:color w:val="232A30"/>
-                <w:sz w:val="18"/>
+                <w:sz w:val="16"/>
               </w:rPr>
               <w:t xml:space="preserve">/ pass</w:t>
             </w:r>
@@ -7559,13 +7549,13 @@
         </w:trPr>
         <w:tc>
           <w:tcPr>
-            <w:tcW w:w="2399" w:type="dxa"/>
+            <w:tcW w:w="1799" w:type="dxa"/>
             <w:vAlign w:val="center"/>
             <w:tcMar>
-              <w:top w:w="70" w:type="dxa"/>
-              <w:bottom w:w="70" w:type="dxa"/>
-              <w:start w:w="85" w:type="dxa"/>
-              <w:end w:w="85" w:type="dxa"/>
+              <w:top w:w="55" w:type="dxa"/>
+              <w:bottom w:w="55" w:type="dxa"/>
+              <w:start w:w="40" w:type="dxa"/>
+              <w:end w:w="40" w:type="dxa"/>
             </w:tcMar>
             <w:shd w:fill="FFFFFF" w:val="clear"/>
           </w:tcPr>
@@ -7578,7 +7568,7 @@
               <w:rPr>
                 <w:rFonts w:ascii="Liberation Sans" w:hAnsi="Liberation Sans" w:eastAsia="Liberation Sans" w:cs="Liberation Sans"/>
                 <w:color w:val="232A30"/>
-                <w:sz w:val="18"/>
+                <w:sz w:val="16"/>
               </w:rPr>
               <w:t xml:space="preserve">Pathway rescue after target cut</w:t>
             </w:r>
@@ -7586,13 +7576,13 @@
         </w:tc>
         <w:tc>
           <w:tcPr>
-            <w:tcW w:w="1499" w:type="dxa"/>
+            <w:tcW w:w="1599" w:type="dxa"/>
             <w:vAlign w:val="center"/>
             <w:tcMar>
-              <w:top w:w="70" w:type="dxa"/>
-              <w:bottom w:w="70" w:type="dxa"/>
-              <w:start w:w="85" w:type="dxa"/>
-              <w:end w:w="85" w:type="dxa"/>
+              <w:top w:w="55" w:type="dxa"/>
+              <w:bottom w:w="55" w:type="dxa"/>
+              <w:start w:w="40" w:type="dxa"/>
+              <w:end w:w="40" w:type="dxa"/>
             </w:tcMar>
             <w:shd w:fill="FFFFFF" w:val="clear"/>
           </w:tcPr>
@@ -7602,79 +7592,25 @@
               <w:spacing w:before="0" w:after="40" w:line="240" w:lineRule="auto"/>
               <w:jc w:val="center"/>
             </w:pPr>
-            <m:oMath>
-              <m:r>
-                <m:rPr>
-                  <m:sty m:val="p"/>
-                </m:rPr>
-                <w:rPr>
-                  <w:sz w:val="18"/>
-                  <w:szCs w:val="18"/>
-                  <w:color w:val="232A30"/>
-                </w:rPr>
-                <m:t>[</m:t>
-              </m:r>
-              <m:r>
-                <m:rPr>
-                  <m:sty m:val="p"/>
-                </m:rPr>
-                <w:rPr>
-                  <w:sz w:val="18"/>
-                  <w:szCs w:val="18"/>
-                  <w:color w:val="232A30"/>
-                </w:rPr>
-                <m:t>−</m:t>
-              </m:r>
-              <m:r>
-                <w:rPr>
-                  <w:sz w:val="18"/>
-                  <w:szCs w:val="18"/>
-                  <w:color w:val="232A30"/>
-                </w:rPr>
-                <m:t>.04</m:t>
-              </m:r>
-              <m:r>
-                <m:rPr>
-                  <m:sty m:val="p"/>
-                </m:rPr>
-                <w:rPr>
-                  <w:sz w:val="18"/>
-                  <w:szCs w:val="18"/>
-                  <w:color w:val="232A30"/>
-                </w:rPr>
-                <m:t>,</m:t>
-              </m:r>
-              <m:r>
-                <w:rPr>
-                  <w:sz w:val="18"/>
-                  <w:szCs w:val="18"/>
-                  <w:color w:val="232A30"/>
-                </w:rPr>
-                <m:t>.02</m:t>
-              </m:r>
-              <m:r>
-                <m:rPr>
-                  <m:sty m:val="p"/>
-                </m:rPr>
-                <w:rPr>
-                  <w:sz w:val="18"/>
-                  <w:szCs w:val="18"/>
-                  <w:color w:val="232A30"/>
-                </w:rPr>
-                <m:t>]</m:t>
-              </m:r>
-            </m:oMath>
+            <w:r>
+              <w:rPr>
+                <w:rFonts w:ascii="Liberation Sans" w:hAnsi="Liberation Sans" w:eastAsia="Liberation Sans" w:cs="Liberation Sans"/>
+                <w:color w:val="232A30"/>
+                <w:sz w:val="16"/>
+              </w:rPr>
+              <w:t>[−.04,.02]</w:t>
+            </w:r>
           </w:p>
         </w:tc>
         <w:tc>
           <w:tcPr>
-            <w:tcW w:w="1499" w:type="dxa"/>
+            <w:tcW w:w="1599" w:type="dxa"/>
             <w:vAlign w:val="center"/>
             <w:tcMar>
-              <w:top w:w="70" w:type="dxa"/>
-              <w:bottom w:w="70" w:type="dxa"/>
-              <w:start w:w="85" w:type="dxa"/>
-              <w:end w:w="85" w:type="dxa"/>
+              <w:top w:w="55" w:type="dxa"/>
+              <w:bottom w:w="55" w:type="dxa"/>
+              <w:start w:w="40" w:type="dxa"/>
+              <w:end w:w="40" w:type="dxa"/>
             </w:tcMar>
             <w:shd w:fill="FFFFFF" w:val="clear"/>
           </w:tcPr>
@@ -7684,79 +7620,25 @@
               <w:spacing w:before="0" w:after="40" w:line="240" w:lineRule="auto"/>
               <w:jc w:val="center"/>
             </w:pPr>
-            <m:oMath>
-              <m:r>
-                <m:rPr>
-                  <m:sty m:val="p"/>
-                </m:rPr>
-                <w:rPr>
-                  <w:sz w:val="18"/>
-                  <w:szCs w:val="18"/>
-                  <w:color w:val="232A30"/>
-                </w:rPr>
-                <m:t>[</m:t>
-              </m:r>
-              <m:r>
-                <m:rPr>
-                  <m:sty m:val="p"/>
-                </m:rPr>
-                <w:rPr>
-                  <w:sz w:val="18"/>
-                  <w:szCs w:val="18"/>
-                  <w:color w:val="232A30"/>
-                </w:rPr>
-                <m:t>−</m:t>
-              </m:r>
-              <m:r>
-                <w:rPr>
-                  <w:sz w:val="18"/>
-                  <w:szCs w:val="18"/>
-                  <w:color w:val="232A30"/>
-                </w:rPr>
-                <m:t>.06</m:t>
-              </m:r>
-              <m:r>
-                <m:rPr>
-                  <m:sty m:val="p"/>
-                </m:rPr>
-                <w:rPr>
-                  <w:sz w:val="18"/>
-                  <w:szCs w:val="18"/>
-                  <w:color w:val="232A30"/>
-                </w:rPr>
-                <m:t>,</m:t>
-              </m:r>
-              <m:r>
-                <w:rPr>
-                  <w:sz w:val="18"/>
-                  <w:szCs w:val="18"/>
-                  <w:color w:val="232A30"/>
-                </w:rPr>
-                <m:t>.02</m:t>
-              </m:r>
-              <m:r>
-                <m:rPr>
-                  <m:sty m:val="p"/>
-                </m:rPr>
-                <w:rPr>
-                  <w:sz w:val="18"/>
-                  <w:szCs w:val="18"/>
-                  <w:color w:val="232A30"/>
-                </w:rPr>
-                <m:t>]</m:t>
-              </m:r>
-            </m:oMath>
+            <w:r>
+              <w:rPr>
+                <w:rFonts w:ascii="Liberation Sans" w:hAnsi="Liberation Sans" w:eastAsia="Liberation Sans" w:cs="Liberation Sans"/>
+                <w:color w:val="232A30"/>
+                <w:sz w:val="16"/>
+              </w:rPr>
+              <w:t>[−.06,.02]</w:t>
+            </w:r>
           </w:p>
         </w:tc>
         <w:tc>
           <w:tcPr>
-            <w:tcW w:w="1499" w:type="dxa"/>
+            <w:tcW w:w="1599" w:type="dxa"/>
             <w:vAlign w:val="center"/>
             <w:tcMar>
-              <w:top w:w="70" w:type="dxa"/>
-              <w:bottom w:w="70" w:type="dxa"/>
-              <w:start w:w="85" w:type="dxa"/>
-              <w:end w:w="85" w:type="dxa"/>
+              <w:top w:w="55" w:type="dxa"/>
+              <w:bottom w:w="55" w:type="dxa"/>
+              <w:start w:w="40" w:type="dxa"/>
+              <w:end w:w="40" w:type="dxa"/>
             </w:tcMar>
             <w:shd w:fill="FFFFFF" w:val="clear"/>
           </w:tcPr>
@@ -7766,79 +7648,25 @@
               <w:spacing w:before="0" w:after="40" w:line="240" w:lineRule="auto"/>
               <w:jc w:val="center"/>
             </w:pPr>
-            <m:oMath>
-              <m:r>
-                <m:rPr>
-                  <m:sty m:val="p"/>
-                </m:rPr>
-                <w:rPr>
-                  <w:sz w:val="18"/>
-                  <w:szCs w:val="18"/>
-                  <w:color w:val="232A30"/>
-                </w:rPr>
-                <m:t>[</m:t>
-              </m:r>
-              <m:r>
-                <m:rPr>
-                  <m:sty m:val="p"/>
-                </m:rPr>
-                <w:rPr>
-                  <w:sz w:val="18"/>
-                  <w:szCs w:val="18"/>
-                  <w:color w:val="232A30"/>
-                </w:rPr>
-                <m:t>−</m:t>
-              </m:r>
-              <m:r>
-                <w:rPr>
-                  <w:sz w:val="18"/>
-                  <w:szCs w:val="18"/>
-                  <w:color w:val="232A30"/>
-                </w:rPr>
-                <m:t>.06</m:t>
-              </m:r>
-              <m:r>
-                <m:rPr>
-                  <m:sty m:val="p"/>
-                </m:rPr>
-                <w:rPr>
-                  <w:sz w:val="18"/>
-                  <w:szCs w:val="18"/>
-                  <w:color w:val="232A30"/>
-                </w:rPr>
-                <m:t>,</m:t>
-              </m:r>
-              <m:r>
-                <w:rPr>
-                  <w:sz w:val="18"/>
-                  <w:szCs w:val="18"/>
-                  <w:color w:val="232A30"/>
-                </w:rPr>
-                <m:t>.02</m:t>
-              </m:r>
-              <m:r>
-                <m:rPr>
-                  <m:sty m:val="p"/>
-                </m:rPr>
-                <w:rPr>
-                  <w:sz w:val="18"/>
-                  <w:szCs w:val="18"/>
-                  <w:color w:val="232A30"/>
-                </w:rPr>
-                <m:t>]</m:t>
-              </m:r>
-            </m:oMath>
+            <w:r>
+              <w:rPr>
+                <w:rFonts w:ascii="Liberation Sans" w:hAnsi="Liberation Sans" w:eastAsia="Liberation Sans" w:cs="Liberation Sans"/>
+                <w:color w:val="232A30"/>
+                <w:sz w:val="16"/>
+              </w:rPr>
+              <w:t>[−.06,.02]</w:t>
+            </w:r>
           </w:p>
         </w:tc>
         <w:tc>
           <w:tcPr>
-            <w:tcW w:w="3098" w:type="dxa"/>
+            <w:tcW w:w="1599" w:type="dxa"/>
             <w:vAlign w:val="center"/>
             <w:tcMar>
-              <w:top w:w="70" w:type="dxa"/>
-              <w:bottom w:w="70" w:type="dxa"/>
-              <w:start w:w="85" w:type="dxa"/>
-              <w:end w:w="85" w:type="dxa"/>
+              <w:top w:w="55" w:type="dxa"/>
+              <w:bottom w:w="55" w:type="dxa"/>
+              <w:start w:w="40" w:type="dxa"/>
+              <w:end w:w="40" w:type="dxa"/>
             </w:tcMar>
             <w:shd w:fill="FFFFFF" w:val="clear"/>
           </w:tcPr>
@@ -7848,21 +7676,47 @@
               <w:spacing w:before="0" w:after="40" w:line="240" w:lineRule="auto"/>
               <w:jc w:val="center"/>
             </w:pPr>
-            <m:oMath>
-              <m:r>
-                <w:rPr>
-                  <w:sz w:val="18"/>
-                  <w:szCs w:val="18"/>
-                  <w:color w:val="232A30"/>
-                </w:rPr>
-                <m:t>.90</m:t>
-              </m:r>
-            </m:oMath>
             <w:r>
               <w:rPr>
                 <w:rFonts w:ascii="Liberation Sans" w:hAnsi="Liberation Sans" w:eastAsia="Liberation Sans" w:cs="Liberation Sans"/>
                 <w:color w:val="232A30"/>
-                <w:sz w:val="18"/>
+                <w:sz w:val="16"/>
+              </w:rPr>
+              <w:t>[−.07,.01]</w:t>
+            </w:r>
+          </w:p>
+        </w:tc>
+        <w:tc>
+          <w:tcPr>
+            <w:tcW w:w="1799" w:type="dxa"/>
+            <w:vAlign w:val="center"/>
+            <w:tcMar>
+              <w:top w:w="55" w:type="dxa"/>
+              <w:bottom w:w="55" w:type="dxa"/>
+              <w:start w:w="40" w:type="dxa"/>
+              <w:end w:w="40" w:type="dxa"/>
+            </w:tcMar>
+            <w:shd w:fill="FFFFFF" w:val="clear"/>
+          </w:tcPr>
+          <w:p>
+            <w:pPr>
+              <w:pStyle w:val="Compact"/>
+              <w:spacing w:before="0" w:after="40" w:line="240" w:lineRule="auto"/>
+              <w:jc w:val="center"/>
+            </w:pPr>
+            <w:r>
+              <w:rPr>
+                <w:rFonts w:ascii="Liberation Sans" w:hAnsi="Liberation Sans" w:eastAsia="Liberation Sans" w:cs="Liberation Sans"/>
+                <w:color w:val="232A30"/>
+                <w:sz w:val="16"/>
+              </w:rPr>
+              <w:t>.90</w:t>
+            </w:r>
+            <w:r>
+              <w:rPr>
+                <w:rFonts w:ascii="Liberation Sans" w:hAnsi="Liberation Sans" w:eastAsia="Liberation Sans" w:cs="Liberation Sans"/>
+                <w:color w:val="232A30"/>
+                <w:sz w:val="16"/>
               </w:rPr>
               <w:t xml:space="preserve"> </w:t>
             </w:r>
@@ -7870,7 +7724,7 @@
               <w:rPr>
                 <w:rFonts w:ascii="Liberation Sans" w:hAnsi="Liberation Sans" w:eastAsia="Liberation Sans" w:cs="Liberation Sans"/>
                 <w:color w:val="232A30"/>
-                <w:sz w:val="18"/>
+                <w:sz w:val="16"/>
               </w:rPr>
               <w:t xml:space="preserve">/ pass</w:t>
             </w:r>
@@ -12287,6 +12141,17 @@
       <m:oMath>
         <m:r>
           <m:t>.05</m:t>
+        </m:r>
+      </m:oMath>
+      <w:r>
+        <w:t xml:space="preserve">; the preregistered familywise probability for the observed two-run pattern is</w:t>
+      </w:r>
+      <w:r>
+        <w:t xml:space="preserve"> </w:t>
+      </w:r>
+      <m:oMath>
+        <m:r>
+          <m:t>.032</m:t>
         </m:r>
       </m:oMath>
       <w:r>
